--- a/仓库管理办法流程图.docx
+++ b/仓库管理办法流程图.docx
@@ -4,4468 +4,5136 @@
   <w:body>
     <w:p>
       <w:pPr>
-        <w:pStyle w:val="Title"/>
-        <w:jc w:val="center"/>
-      </w:pPr>
-      <w:r>
-        <w:t>漳州环境集团</w:t>
-      </w:r>
-    </w:p>
-    <w:p>
-      <w:pPr>
-        <w:pStyle w:val="Heading1"/>
-        <w:jc w:val="center"/>
-      </w:pPr>
-      <w:r>
-        <w:t>仓库管理办法流程图</w:t>
-      </w:r>
-    </w:p>
-    <w:p>
-      <w:pPr>
         <w:jc w:val="center"/>
       </w:pPr>
       <w:r>
         <w:rPr>
-          <w:color w:val="646464"/>
-          <w:sz w:val="20"/>
+          <w:b/>
+          <w:color w:val="1A3C6E"/>
+          <w:sz w:val="36"/>
         </w:rPr>
-        <w:t>依据《管理办法（试行）》整理</w:t>
+        <w:t>漳州环境集团 · 仓库管理办法流程图</w:t>
       </w:r>
     </w:p>
     <w:p/>
     <w:p>
       <w:pPr>
-        <w:pStyle w:val="Heading2"/>
+        <w:jc w:val="left"/>
       </w:pPr>
       <w:r>
+        <w:rPr>
+          <w:b/>
+          <w:color w:val="1A3C6E"/>
+          <w:sz w:val="28"/>
+        </w:rPr>
         <w:t>一、采购入库总流程（第三、四章）</w:t>
       </w:r>
     </w:p>
-    <w:tbl>
-      <w:tblPr>
-        <w:tblStyle w:val="TableGrid"/>
-        <w:tblW w:type="auto" w:w="0"/>
-        <w:jc w:val="center"/>
-        <w:tblLook w:firstColumn="1" w:firstRow="1" w:lastColumn="0" w:lastRow="0" w:noHBand="0" w:noVBand="1" w:val="04A0"/>
-      </w:tblPr>
-      <w:tblGrid>
-        <w:gridCol w:w="2351"/>
-        <w:gridCol w:w="2351"/>
-        <w:gridCol w:w="2351"/>
-        <w:gridCol w:w="2351"/>
-      </w:tblGrid>
-      <w:tr>
-        <w:tc>
-          <w:tcPr>
-            <w:tcW w:type="dxa" w:w="680"/>
-            <w:shd w:fill="1A3C6E" w:val="clear"/>
-          </w:tcPr>
-          <w:p>
-            <w:pPr>
-              <w:jc w:val="center"/>
-            </w:pPr>
-            <w:r>
-              <w:rPr>
-                <w:b/>
-                <w:color w:val="FFFFFF"/>
-                <w:sz w:val="18"/>
-              </w:rPr>
-              <w:t>步骤</w:t>
-            </w:r>
-          </w:p>
-        </w:tc>
-        <w:tc>
-          <w:tcPr>
-            <w:tcW w:type="dxa" w:w="4252"/>
-            <w:shd w:fill="1A3C6E" w:val="clear"/>
-          </w:tcPr>
-          <w:p>
-            <w:pPr>
-              <w:jc w:val="center"/>
-            </w:pPr>
-            <w:r>
-              <w:rPr>
-                <w:b/>
-                <w:color w:val="FFFFFF"/>
-                <w:sz w:val="18"/>
-              </w:rPr>
-              <w:t>操作说明</w:t>
-            </w:r>
-          </w:p>
-        </w:tc>
-        <w:tc>
-          <w:tcPr>
-            <w:tcW w:type="dxa" w:w="3118"/>
-            <w:shd w:fill="1A3C6E" w:val="clear"/>
-          </w:tcPr>
-          <w:p>
-            <w:pPr>
-              <w:jc w:val="center"/>
-            </w:pPr>
-            <w:r>
-              <w:rPr>
-                <w:b/>
-                <w:color w:val="FFFFFF"/>
-                <w:sz w:val="18"/>
-              </w:rPr>
-              <w:t>判断/条件</w:t>
-            </w:r>
-          </w:p>
-        </w:tc>
-        <w:tc>
-          <w:tcPr>
-            <w:tcW w:type="dxa" w:w="1984"/>
-            <w:shd w:fill="1A3C6E" w:val="clear"/>
-          </w:tcPr>
-          <w:p>
-            <w:pPr>
-              <w:jc w:val="center"/>
-            </w:pPr>
-            <w:r>
-              <w:rPr>
-                <w:b/>
-                <w:color w:val="FFFFFF"/>
-                <w:sz w:val="18"/>
-              </w:rPr>
-              <w:t>走向</w:t>
-            </w:r>
-          </w:p>
-        </w:tc>
-      </w:tr>
-      <w:tr>
-        <w:tc>
-          <w:tcPr>
-            <w:tcW w:type="dxa" w:w="680"/>
-          </w:tcPr>
-          <w:p>
-            <w:r>
-              <w:rPr>
-                <w:sz w:val="18"/>
-              </w:rPr>
-              <w:t>1</w:t>
-            </w:r>
-          </w:p>
-        </w:tc>
-        <w:tc>
-          <w:tcPr>
-            <w:tcW w:type="dxa" w:w="4252"/>
-          </w:tcPr>
-          <w:p>
-            <w:r>
-              <w:rPr>
-                <w:sz w:val="18"/>
-              </w:rPr>
-              <w:t>仓库管理员根据日常消耗量制定合理常规采购计划，了解设备型号及运行记录</w:t>
-            </w:r>
-          </w:p>
-        </w:tc>
-        <w:tc>
-          <w:tcPr>
-            <w:tcW w:type="dxa" w:w="3118"/>
-          </w:tcPr>
-          <w:p>
-            <w:r>
-              <w:rPr>
-                <w:sz w:val="18"/>
-              </w:rPr>
-              <w:t>常规物资</w:t>
-            </w:r>
-          </w:p>
-        </w:tc>
-        <w:tc>
-          <w:tcPr>
-            <w:tcW w:type="dxa" w:w="1984"/>
-          </w:tcPr>
-          <w:p>
-            <w:r>
-              <w:rPr>
-                <w:sz w:val="18"/>
-              </w:rPr>
-              <w:t>→ 步骤2</w:t>
-            </w:r>
-          </w:p>
-        </w:tc>
-      </w:tr>
-      <w:tr>
-        <w:tc>
-          <w:tcPr>
-            <w:tcW w:type="dxa" w:w="680"/>
-          </w:tcPr>
-          <w:p>
-            <w:r>
-              <w:rPr>
-                <w:sz w:val="18"/>
-              </w:rPr>
-              <w:t>2</w:t>
-            </w:r>
-          </w:p>
-        </w:tc>
-        <w:tc>
-          <w:tcPr>
-            <w:tcW w:type="dxa" w:w="4252"/>
-          </w:tcPr>
-          <w:p>
-            <w:r>
-              <w:rPr>
-                <w:sz w:val="18"/>
-              </w:rPr>
-              <w:t>班组长或机务员对周期性/季节性需更换的配件及物料，提前做好库存储备</w:t>
-            </w:r>
-          </w:p>
-        </w:tc>
-        <w:tc>
-          <w:tcPr>
-            <w:tcW w:type="dxa" w:w="3118"/>
-          </w:tcPr>
-          <w:p>
-            <w:r>
-              <w:rPr>
-                <w:sz w:val="18"/>
-              </w:rPr>
-              <w:t>非常规/备件</w:t>
-            </w:r>
-          </w:p>
-        </w:tc>
-        <w:tc>
-          <w:tcPr>
-            <w:tcW w:type="dxa" w:w="1984"/>
-          </w:tcPr>
-          <w:p>
-            <w:r>
-              <w:rPr>
-                <w:sz w:val="18"/>
-              </w:rPr>
-              <w:t>→ 步骤3</w:t>
-            </w:r>
-          </w:p>
-        </w:tc>
-      </w:tr>
-      <w:tr>
-        <w:tc>
-          <w:tcPr>
-            <w:tcW w:type="dxa" w:w="680"/>
-          </w:tcPr>
-          <w:p>
-            <w:r>
-              <w:rPr>
-                <w:sz w:val="18"/>
-              </w:rPr>
-              <w:t>3</w:t>
-            </w:r>
-          </w:p>
-        </w:tc>
-        <w:tc>
-          <w:tcPr>
-            <w:tcW w:type="dxa" w:w="4252"/>
-          </w:tcPr>
-          <w:p>
-            <w:r>
-              <w:rPr>
-                <w:sz w:val="18"/>
-              </w:rPr>
-              <w:t>班组长上报需求，填写《配件采购申请单》（附件1）</w:t>
-            </w:r>
-          </w:p>
-        </w:tc>
-        <w:tc>
-          <w:tcPr>
-            <w:tcW w:type="dxa" w:w="3118"/>
-          </w:tcPr>
-          <w:p>
-            <w:r>
-              <w:rPr>
-                <w:sz w:val="18"/>
-              </w:rPr>
-            </w:r>
-          </w:p>
-        </w:tc>
-        <w:tc>
-          <w:tcPr>
-            <w:tcW w:type="dxa" w:w="1984"/>
-          </w:tcPr>
-          <w:p>
-            <w:r>
-              <w:rPr>
-                <w:sz w:val="18"/>
-              </w:rPr>
-              <w:t>→ 步骤4</w:t>
-            </w:r>
-          </w:p>
-        </w:tc>
-      </w:tr>
-      <w:tr>
-        <w:tc>
-          <w:tcPr>
-            <w:tcW w:type="dxa" w:w="680"/>
-          </w:tcPr>
-          <w:p>
-            <w:r>
-              <w:rPr>
-                <w:sz w:val="18"/>
-              </w:rPr>
-              <w:t>4</w:t>
-            </w:r>
-          </w:p>
-        </w:tc>
-        <w:tc>
-          <w:tcPr>
-            <w:tcW w:type="dxa" w:w="4252"/>
-          </w:tcPr>
-          <w:p>
-            <w:r>
-              <w:rPr>
-                <w:sz w:val="18"/>
-              </w:rPr>
-              <w:t>仓库管理员核对物资名称、型号（规格）、数量等信息</w:t>
-            </w:r>
-          </w:p>
-        </w:tc>
-        <w:tc>
-          <w:tcPr>
-            <w:tcW w:type="dxa" w:w="3118"/>
-          </w:tcPr>
-          <w:p>
-            <w:r>
-              <w:rPr>
-                <w:sz w:val="18"/>
-              </w:rPr>
-            </w:r>
-          </w:p>
-        </w:tc>
-        <w:tc>
-          <w:tcPr>
-            <w:tcW w:type="dxa" w:w="1984"/>
-          </w:tcPr>
-          <w:p>
-            <w:r>
-              <w:rPr>
-                <w:sz w:val="18"/>
-              </w:rPr>
-              <w:t>→ 步骤5</w:t>
-            </w:r>
-          </w:p>
-        </w:tc>
-      </w:tr>
-      <w:tr>
-        <w:tc>
-          <w:tcPr>
-            <w:tcW w:type="dxa" w:w="680"/>
-          </w:tcPr>
-          <w:p>
-            <w:r>
-              <w:rPr>
-                <w:sz w:val="18"/>
-              </w:rPr>
-              <w:t>5</w:t>
-            </w:r>
-          </w:p>
-        </w:tc>
-        <w:tc>
-          <w:tcPr>
-            <w:tcW w:type="dxa" w:w="4252"/>
-          </w:tcPr>
-          <w:p>
-            <w:r>
-              <w:rPr>
-                <w:sz w:val="18"/>
-              </w:rPr>
-              <w:t>金额判断</w:t>
-            </w:r>
-          </w:p>
-        </w:tc>
-        <w:tc>
-          <w:tcPr>
-            <w:tcW w:type="dxa" w:w="3118"/>
-          </w:tcPr>
-          <w:p>
-            <w:r>
-              <w:rPr>
-                <w:sz w:val="18"/>
-              </w:rPr>
-              <w:t>≤1000元</w:t>
-            </w:r>
-          </w:p>
-        </w:tc>
-        <w:tc>
-          <w:tcPr>
-            <w:tcW w:type="dxa" w:w="1984"/>
-          </w:tcPr>
-          <w:p>
-            <w:r>
-              <w:rPr>
-                <w:sz w:val="18"/>
-              </w:rPr>
-              <w:t>→ 步骤7</w:t>
-            </w:r>
-          </w:p>
-        </w:tc>
-      </w:tr>
-      <w:tr>
-        <w:tc>
-          <w:tcPr>
-            <w:tcW w:type="dxa" w:w="680"/>
-          </w:tcPr>
-          <w:p>
-            <w:r>
-              <w:rPr>
-                <w:sz w:val="18"/>
-              </w:rPr>
-            </w:r>
-          </w:p>
-        </w:tc>
-        <w:tc>
-          <w:tcPr>
-            <w:tcW w:type="dxa" w:w="4252"/>
-          </w:tcPr>
-          <w:p>
-            <w:r>
-              <w:rPr>
-                <w:sz w:val="18"/>
-              </w:rPr>
-            </w:r>
-          </w:p>
-        </w:tc>
-        <w:tc>
-          <w:tcPr>
-            <w:tcW w:type="dxa" w:w="3118"/>
-          </w:tcPr>
-          <w:p>
-            <w:r>
-              <w:rPr>
-                <w:sz w:val="18"/>
-              </w:rPr>
-              <w:t>1000~3000元</w:t>
-            </w:r>
-          </w:p>
-        </w:tc>
-        <w:tc>
-          <w:tcPr>
-            <w:tcW w:type="dxa" w:w="1984"/>
-          </w:tcPr>
-          <w:p>
-            <w:r>
-              <w:rPr>
-                <w:sz w:val="18"/>
-              </w:rPr>
-              <w:t>→ 步骤6</w:t>
-            </w:r>
-          </w:p>
-        </w:tc>
-      </w:tr>
-      <w:tr>
-        <w:tc>
-          <w:tcPr>
-            <w:tcW w:type="dxa" w:w="680"/>
-          </w:tcPr>
-          <w:p>
-            <w:r>
-              <w:rPr>
-                <w:sz w:val="18"/>
-              </w:rPr>
-            </w:r>
-          </w:p>
-        </w:tc>
-        <w:tc>
-          <w:tcPr>
-            <w:tcW w:type="dxa" w:w="4252"/>
-          </w:tcPr>
-          <w:p>
-            <w:r>
-              <w:rPr>
-                <w:sz w:val="18"/>
-              </w:rPr>
-            </w:r>
-          </w:p>
-        </w:tc>
-        <w:tc>
-          <w:tcPr>
-            <w:tcW w:type="dxa" w:w="3118"/>
-          </w:tcPr>
-          <w:p>
-            <w:r>
-              <w:rPr>
-                <w:sz w:val="18"/>
-              </w:rPr>
-              <w:t>＞3000元</w:t>
-            </w:r>
-          </w:p>
-        </w:tc>
-        <w:tc>
-          <w:tcPr>
-            <w:tcW w:type="dxa" w:w="1984"/>
-          </w:tcPr>
-          <w:p>
-            <w:r>
-              <w:rPr>
-                <w:sz w:val="18"/>
-              </w:rPr>
-              <w:t>→ 步骤6</w:t>
-            </w:r>
-          </w:p>
-        </w:tc>
-      </w:tr>
-      <w:tr>
-        <w:tc>
-          <w:tcPr>
-            <w:tcW w:type="dxa" w:w="680"/>
-          </w:tcPr>
-          <w:p>
-            <w:r>
-              <w:rPr>
-                <w:sz w:val="18"/>
-              </w:rPr>
-              <w:t>6</w:t>
-            </w:r>
-          </w:p>
-        </w:tc>
-        <w:tc>
-          <w:tcPr>
-            <w:tcW w:type="dxa" w:w="4252"/>
-          </w:tcPr>
-          <w:p>
-            <w:r>
-              <w:rPr>
-                <w:sz w:val="18"/>
-              </w:rPr>
-              <w:t>签字审批：1000-3000元需班组长签字；超过3000元需部门负责人签字</w:t>
-            </w:r>
-          </w:p>
-        </w:tc>
-        <w:tc>
-          <w:tcPr>
-            <w:tcW w:type="dxa" w:w="3118"/>
-          </w:tcPr>
-          <w:p>
-            <w:r>
-              <w:rPr>
-                <w:sz w:val="18"/>
-              </w:rPr>
-            </w:r>
-          </w:p>
-        </w:tc>
-        <w:tc>
-          <w:tcPr>
-            <w:tcW w:type="dxa" w:w="1984"/>
-          </w:tcPr>
-          <w:p>
-            <w:r>
-              <w:rPr>
-                <w:sz w:val="18"/>
-              </w:rPr>
-              <w:t>→ 步骤7</w:t>
-            </w:r>
-          </w:p>
-        </w:tc>
-      </w:tr>
-      <w:tr>
-        <w:tc>
-          <w:tcPr>
-            <w:tcW w:type="dxa" w:w="680"/>
-          </w:tcPr>
-          <w:p>
-            <w:r>
-              <w:rPr>
-                <w:sz w:val="18"/>
-              </w:rPr>
-              <w:t>7</w:t>
-            </w:r>
-          </w:p>
-        </w:tc>
-        <w:tc>
-          <w:tcPr>
-            <w:tcW w:type="dxa" w:w="4252"/>
-          </w:tcPr>
-          <w:p>
-            <w:r>
-              <w:rPr>
-                <w:sz w:val="18"/>
-              </w:rPr>
-              <w:t>报送采购员，按《物资采购管理实施细则》程序询价、报批、购买</w:t>
-            </w:r>
-          </w:p>
-        </w:tc>
-        <w:tc>
-          <w:tcPr>
-            <w:tcW w:type="dxa" w:w="3118"/>
-          </w:tcPr>
-          <w:p>
-            <w:r>
-              <w:rPr>
-                <w:sz w:val="18"/>
-              </w:rPr>
-            </w:r>
-          </w:p>
-        </w:tc>
-        <w:tc>
-          <w:tcPr>
-            <w:tcW w:type="dxa" w:w="1984"/>
-          </w:tcPr>
-          <w:p>
-            <w:r>
-              <w:rPr>
-                <w:sz w:val="18"/>
-              </w:rPr>
-              <w:t>→ 步骤8</w:t>
-            </w:r>
-          </w:p>
-        </w:tc>
-      </w:tr>
-      <w:tr>
-        <w:tc>
-          <w:tcPr>
-            <w:tcW w:type="dxa" w:w="680"/>
-          </w:tcPr>
-          <w:p>
-            <w:r>
-              <w:rPr>
-                <w:sz w:val="18"/>
-              </w:rPr>
-              <w:t>8</w:t>
-            </w:r>
-          </w:p>
-        </w:tc>
-        <w:tc>
-          <w:tcPr>
-            <w:tcW w:type="dxa" w:w="4252"/>
-          </w:tcPr>
-          <w:p>
-            <w:r>
-              <w:rPr>
-                <w:sz w:val="18"/>
-              </w:rPr>
-              <w:t>配件及物料到货，仓库管理员清点验收：品种、数量、质量</w:t>
-            </w:r>
-          </w:p>
-        </w:tc>
-        <w:tc>
-          <w:tcPr>
-            <w:tcW w:type="dxa" w:w="3118"/>
-          </w:tcPr>
-          <w:p>
-            <w:r>
-              <w:rPr>
-                <w:sz w:val="18"/>
-              </w:rPr>
-            </w:r>
-          </w:p>
-        </w:tc>
-        <w:tc>
-          <w:tcPr>
-            <w:tcW w:type="dxa" w:w="1984"/>
-          </w:tcPr>
-          <w:p>
-            <w:r>
-              <w:rPr>
-                <w:sz w:val="18"/>
-              </w:rPr>
-              <w:t>→ 步骤9</w:t>
-            </w:r>
-          </w:p>
-        </w:tc>
-      </w:tr>
-      <w:tr>
-        <w:tc>
-          <w:tcPr>
-            <w:tcW w:type="dxa" w:w="680"/>
-          </w:tcPr>
-          <w:p>
-            <w:r>
-              <w:rPr>
-                <w:sz w:val="18"/>
-              </w:rPr>
-              <w:t>9</w:t>
-            </w:r>
-          </w:p>
-        </w:tc>
-        <w:tc>
-          <w:tcPr>
-            <w:tcW w:type="dxa" w:w="4252"/>
-          </w:tcPr>
-          <w:p>
-            <w:r>
-              <w:rPr>
-                <w:sz w:val="18"/>
-              </w:rPr>
-              <w:t>检验到货单与实际到货是否一致；包装是否破损；易损件是否损坏</w:t>
-            </w:r>
-          </w:p>
-        </w:tc>
-        <w:tc>
-          <w:tcPr>
-            <w:tcW w:type="dxa" w:w="3118"/>
-          </w:tcPr>
-          <w:p>
-            <w:r>
-              <w:rPr>
-                <w:sz w:val="18"/>
-              </w:rPr>
-              <w:t>合格</w:t>
-            </w:r>
-          </w:p>
-        </w:tc>
-        <w:tc>
-          <w:tcPr>
-            <w:tcW w:type="dxa" w:w="1984"/>
-          </w:tcPr>
-          <w:p>
-            <w:r>
-              <w:rPr>
-                <w:sz w:val="18"/>
-              </w:rPr>
-              <w:t>→ 步骤10</w:t>
-            </w:r>
-          </w:p>
-        </w:tc>
-      </w:tr>
-      <w:tr>
-        <w:tc>
-          <w:tcPr>
-            <w:tcW w:type="dxa" w:w="680"/>
-          </w:tcPr>
-          <w:p>
-            <w:r>
-              <w:rPr>
-                <w:sz w:val="18"/>
-              </w:rPr>
-            </w:r>
-          </w:p>
-        </w:tc>
-        <w:tc>
-          <w:tcPr>
-            <w:tcW w:type="dxa" w:w="4252"/>
-          </w:tcPr>
-          <w:p>
-            <w:r>
-              <w:rPr>
-                <w:sz w:val="18"/>
-              </w:rPr>
-            </w:r>
-          </w:p>
-        </w:tc>
-        <w:tc>
-          <w:tcPr>
-            <w:tcW w:type="dxa" w:w="3118"/>
-          </w:tcPr>
-          <w:p>
-            <w:r>
-              <w:rPr>
-                <w:sz w:val="18"/>
-              </w:rPr>
-              <w:t>破损/不符</w:t>
-            </w:r>
-          </w:p>
-        </w:tc>
-        <w:tc>
-          <w:tcPr>
-            <w:tcW w:type="dxa" w:w="1984"/>
-          </w:tcPr>
-          <w:p>
-            <w:r>
-              <w:rPr>
-                <w:sz w:val="18"/>
-              </w:rPr>
-              <w:t>→ 步骤11</w:t>
-            </w:r>
-          </w:p>
-        </w:tc>
-      </w:tr>
-      <w:tr>
-        <w:tc>
-          <w:tcPr>
-            <w:tcW w:type="dxa" w:w="680"/>
-          </w:tcPr>
-          <w:p>
-            <w:r>
-              <w:rPr>
-                <w:sz w:val="18"/>
-              </w:rPr>
-              <w:t>10</w:t>
-            </w:r>
-          </w:p>
-        </w:tc>
-        <w:tc>
-          <w:tcPr>
-            <w:tcW w:type="dxa" w:w="4252"/>
-          </w:tcPr>
-          <w:p>
-            <w:r>
-              <w:rPr>
-                <w:sz w:val="18"/>
-              </w:rPr>
-              <w:t>仓库管理员在到货清单上签字确认，上架入库。清单名称不得简化、不得涂改</w:t>
-            </w:r>
-          </w:p>
-        </w:tc>
-        <w:tc>
-          <w:tcPr>
-            <w:tcW w:type="dxa" w:w="3118"/>
-          </w:tcPr>
-          <w:p>
-            <w:r>
-              <w:rPr>
-                <w:sz w:val="18"/>
-              </w:rPr>
-            </w:r>
-          </w:p>
-        </w:tc>
-        <w:tc>
-          <w:tcPr>
-            <w:tcW w:type="dxa" w:w="1984"/>
-          </w:tcPr>
-          <w:p>
-            <w:r>
-              <w:rPr>
-                <w:sz w:val="18"/>
-              </w:rPr>
-              <w:t>→ 步骤12</w:t>
-            </w:r>
-          </w:p>
-        </w:tc>
-      </w:tr>
-      <w:tr>
-        <w:tc>
-          <w:tcPr>
-            <w:tcW w:type="dxa" w:w="680"/>
-          </w:tcPr>
-          <w:p>
-            <w:r>
-              <w:rPr>
-                <w:sz w:val="18"/>
-              </w:rPr>
-              <w:t>11</w:t>
-            </w:r>
-          </w:p>
-        </w:tc>
-        <w:tc>
-          <w:tcPr>
-            <w:tcW w:type="dxa" w:w="4252"/>
-          </w:tcPr>
-          <w:p>
-            <w:r>
-              <w:rPr>
-                <w:sz w:val="18"/>
-              </w:rPr>
-              <w:t>立即向供应商及运输公司更换、索赔，做好分区管理</w:t>
-            </w:r>
-          </w:p>
-        </w:tc>
-        <w:tc>
-          <w:tcPr>
-            <w:tcW w:type="dxa" w:w="3118"/>
-          </w:tcPr>
-          <w:p>
-            <w:r>
-              <w:rPr>
-                <w:sz w:val="18"/>
-              </w:rPr>
-            </w:r>
-          </w:p>
-        </w:tc>
-        <w:tc>
-          <w:tcPr>
-            <w:tcW w:type="dxa" w:w="1984"/>
-          </w:tcPr>
-          <w:p>
-            <w:r>
-              <w:rPr>
-                <w:sz w:val="18"/>
-              </w:rPr>
-              <w:t>→ 完成</w:t>
-            </w:r>
-          </w:p>
-        </w:tc>
-      </w:tr>
-      <w:tr>
-        <w:tc>
-          <w:tcPr>
-            <w:tcW w:type="dxa" w:w="680"/>
-          </w:tcPr>
-          <w:p>
-            <w:r>
-              <w:rPr>
-                <w:sz w:val="18"/>
-              </w:rPr>
-              <w:t>12</w:t>
-            </w:r>
-          </w:p>
-        </w:tc>
-        <w:tc>
-          <w:tcPr>
-            <w:tcW w:type="dxa" w:w="4252"/>
-          </w:tcPr>
-          <w:p>
-            <w:r>
-              <w:rPr>
-                <w:sz w:val="18"/>
-              </w:rPr>
-              <w:t>系统入库：核对供应商、编码、名称、数量、金额、单价，原始到货清单扫描留档</w:t>
-            </w:r>
-          </w:p>
-        </w:tc>
-        <w:tc>
-          <w:tcPr>
-            <w:tcW w:type="dxa" w:w="3118"/>
-          </w:tcPr>
-          <w:p>
-            <w:r>
-              <w:rPr>
-                <w:sz w:val="18"/>
-              </w:rPr>
-            </w:r>
-          </w:p>
-        </w:tc>
-        <w:tc>
-          <w:tcPr>
-            <w:tcW w:type="dxa" w:w="1984"/>
-          </w:tcPr>
-          <w:p>
-            <w:r>
-              <w:rPr>
-                <w:sz w:val="18"/>
-              </w:rPr>
-              <w:t>→ 步骤13</w:t>
-            </w:r>
-          </w:p>
-        </w:tc>
-      </w:tr>
-      <w:tr>
-        <w:tc>
-          <w:tcPr>
-            <w:tcW w:type="dxa" w:w="680"/>
-          </w:tcPr>
-          <w:p>
-            <w:r>
-              <w:rPr>
-                <w:sz w:val="18"/>
-              </w:rPr>
-              <w:t>13</w:t>
-            </w:r>
-          </w:p>
-        </w:tc>
-        <w:tc>
-          <w:tcPr>
-            <w:tcW w:type="dxa" w:w="4252"/>
-          </w:tcPr>
-          <w:p>
-            <w:r>
-              <w:rPr>
-                <w:sz w:val="18"/>
-              </w:rPr>
-              <w:t>按分类有序存放，标识清楚、摆放整齐。遵循大不压小、重不压轻、先进先出</w:t>
-            </w:r>
-          </w:p>
-        </w:tc>
-        <w:tc>
-          <w:tcPr>
-            <w:tcW w:type="dxa" w:w="3118"/>
-          </w:tcPr>
-          <w:p>
-            <w:r>
-              <w:rPr>
-                <w:sz w:val="18"/>
-              </w:rPr>
-            </w:r>
-          </w:p>
-        </w:tc>
-        <w:tc>
-          <w:tcPr>
-            <w:tcW w:type="dxa" w:w="1984"/>
-          </w:tcPr>
-          <w:p>
-            <w:r>
-              <w:rPr>
-                <w:sz w:val="18"/>
-              </w:rPr>
-              <w:t>→ 完成</w:t>
-            </w:r>
-          </w:p>
-        </w:tc>
-      </w:tr>
-    </w:tbl>
+    <w:p>
+      <w:pPr>
+        <w:spacing w:after="0"/>
+      </w:pPr>
+    </w:p>
+    <w:p>
+      <w:drawing>
+        <wp:inline distT="0" distB="0" distL="0" distR="0">
+          <wp:extent cx="6120000" cy="6480000"/>
+          <wp:effectExtent l="0" t="0" r="0" b="0"/>
+          <wp:docPr id="1" name="flowchart"/>
+          <wp:cNvGraphicFramePr/>
+          <a:graphic xmlns:a="http://schemas.openxmlformats.org/drawingml/2006/main">
+            <a:graphicData uri="http://schemas.openxmlformats.org/drawingml/2006/main">
+              <a:grpSp>
+                <a:grpSpPr>
+                  <a:xfrm>
+                    <a:off x="0" y="0"/>
+                    <a:ext cx="6120000" cy="6480000"/>
+                    <a:chOff x="0" y="0"/>
+                    <a:chExt cx="6120000" cy="6480000"/>
+                  </a:xfrm>
+                </a:grpSpPr>
+                <a:sp>
+                  <a:nvSpPr>
+                    <a:cNvPr id="98552" name="仓库管理员制定采购计划&#10;（日常消耗量/设"/>
+                    <a:cNvSpPr/>
+                    <a:nvPr/>
+                  </a:nvSpPr>
+                  <a:spPr>
+                    <a:xfrm>
+                      <a:off x="1980000" y="72000"/>
+                      <a:ext cx="2160000" cy="432000"/>
+                    </a:xfrm>
+                    <a:prstGeom prst="roundRect">
+                      <a:avLst>
+                        <a:gd name="adj" fmla="val 12000"/>
+                      </a:avLst>
+                    </a:prstGeom>
+                    <a:solidFill>
+                      <a:srgbClr val="D6E4F0"/>
+                    </a:solidFill>
+                    <a:ln w="9525">
+                      <a:solidFill>
+                        <a:srgbClr val="2B579A"/>
+                      </a:solidFill>
+                    </a:ln>
+                  </a:spPr>
+                  <a:txBody>
+                    <a:bodyPr wrap="square" lIns="91440" tIns="45720" rIns="91440" bIns="45720"/>
+                    <a:lstStyle/>
+                    <a:p>
+                      <a:pPr algn="ctr"/>
+                      <a:r>
+                        <a:rPr sz="800" b="0" lang="zh-CN">
+                          <a:solidFill>
+                            <a:srgbClr val="000000"/>
+                          </a:solidFill>
+                          <a:ea typeface="微软雅黑"/>
+                        </a:rPr>
+                        <a:t>仓库管理员制定采购计划
+（日常消耗量/设备型号）</a:t>
+                      </a:r>
+                      <a:endParaRPr sz="800" lang="zh-CN"/>
+                    </a:p>
+                  </a:txBody>
+                </a:sp>
+                <a:sp>
+                  <a:nvSpPr>
+                    <a:cNvPr id="14431" name="物资类型？"/>
+                    <a:cNvSpPr/>
+                    <a:nvPr/>
+                  </a:nvSpPr>
+                  <a:spPr>
+                    <a:xfrm>
+                      <a:off x="2160000" y="648000"/>
+                      <a:ext cx="1800000" cy="648000"/>
+                    </a:xfrm>
+                    <a:prstGeom prst="diamond"/>
+                    <a:solidFill>
+                      <a:srgbClr val="FFF2CC"/>
+                    </a:solidFill>
+                    <a:ln w="9525">
+                      <a:solidFill>
+                        <a:srgbClr val="BF8F00"/>
+                      </a:solidFill>
+                    </a:ln>
+                  </a:spPr>
+                  <a:txBody>
+                    <a:bodyPr wrap="square" lIns="91440" tIns="45720" rIns="91440" bIns="45720"/>
+                    <a:lstStyle/>
+                    <a:p>
+                      <a:pPr algn="ctr"/>
+                      <a:r>
+                        <a:rPr sz="700" b="0" lang="zh-CN">
+                          <a:solidFill>
+                            <a:srgbClr val="000000"/>
+                          </a:solidFill>
+                          <a:ea typeface="微软雅黑"/>
+                        </a:rPr>
+                        <a:t>物资类型？</a:t>
+                      </a:r>
+                      <a:endParaRPr sz="700" lang="zh-CN"/>
+                    </a:p>
+                  </a:txBody>
+                </a:sp>
+                <a:sp>
+                  <a:nvSpPr>
+                    <a:cNvPr id="28393" name="常规物资&#10;根据消耗量增减库存"/>
+                    <a:cNvSpPr/>
+                    <a:nvPr/>
+                  </a:nvSpPr>
+                  <a:spPr>
+                    <a:xfrm>
+                      <a:off x="108000" y="1512000"/>
+                      <a:ext cx="1800000" cy="432000"/>
+                    </a:xfrm>
+                    <a:prstGeom prst="roundRect">
+                      <a:avLst>
+                        <a:gd name="adj" fmla="val 12000"/>
+                      </a:avLst>
+                    </a:prstGeom>
+                    <a:solidFill>
+                      <a:srgbClr val="D6E4F0"/>
+                    </a:solidFill>
+                    <a:ln w="9525">
+                      <a:solidFill>
+                        <a:srgbClr val="2B579A"/>
+                      </a:solidFill>
+                    </a:ln>
+                  </a:spPr>
+                  <a:txBody>
+                    <a:bodyPr wrap="square" lIns="91440" tIns="45720" rIns="91440" bIns="45720"/>
+                    <a:lstStyle/>
+                    <a:p>
+                      <a:pPr algn="ctr"/>
+                      <a:r>
+                        <a:rPr sz="800" b="0" lang="zh-CN">
+                          <a:solidFill>
+                            <a:srgbClr val="000000"/>
+                          </a:solidFill>
+                          <a:ea typeface="微软雅黑"/>
+                        </a:rPr>
+                        <a:t>常规物资
+根据消耗量增减库存</a:t>
+                      </a:r>
+                      <a:endParaRPr sz="800" lang="zh-CN"/>
+                    </a:p>
+                  </a:txBody>
+                </a:sp>
+                <a:sp>
+                  <a:nvSpPr>
+                    <a:cNvPr id="62594" name="非常规/备件&#10;班组长上报《采购申请单》"/>
+                    <a:cNvSpPr/>
+                    <a:nvPr/>
+                  </a:nvSpPr>
+                  <a:spPr>
+                    <a:xfrm>
+                      <a:off x="4140000" y="1512000"/>
+                      <a:ext cx="1872000" cy="432000"/>
+                    </a:xfrm>
+                    <a:prstGeom prst="roundRect">
+                      <a:avLst>
+                        <a:gd name="adj" fmla="val 12000"/>
+                      </a:avLst>
+                    </a:prstGeom>
+                    <a:solidFill>
+                      <a:srgbClr val="D6E4F0"/>
+                    </a:solidFill>
+                    <a:ln w="9525">
+                      <a:solidFill>
+                        <a:srgbClr val="2B579A"/>
+                      </a:solidFill>
+                    </a:ln>
+                  </a:spPr>
+                  <a:txBody>
+                    <a:bodyPr wrap="square" lIns="91440" tIns="45720" rIns="91440" bIns="45720"/>
+                    <a:lstStyle/>
+                    <a:p>
+                      <a:pPr algn="ctr"/>
+                      <a:r>
+                        <a:rPr sz="800" b="0" lang="zh-CN">
+                          <a:solidFill>
+                            <a:srgbClr val="000000"/>
+                          </a:solidFill>
+                          <a:ea typeface="微软雅黑"/>
+                        </a:rPr>
+                        <a:t>非常规/备件
+班组长上报《采购申请单》</a:t>
+                      </a:r>
+                      <a:endParaRPr sz="800" lang="zh-CN"/>
+                    </a:p>
+                  </a:txBody>
+                </a:sp>
+                <a:sp>
+                  <a:nvSpPr>
+                    <a:cNvPr id="17668" name="仓库管理员核对：名称/型号/数量 → 报"/>
+                    <a:cNvSpPr/>
+                    <a:nvPr/>
+                  </a:nvSpPr>
+                  <a:spPr>
+                    <a:xfrm>
+                      <a:off x="1080000" y="2160000"/>
+                      <a:ext cx="3960000" cy="432000"/>
+                    </a:xfrm>
+                    <a:prstGeom prst="roundRect">
+                      <a:avLst>
+                        <a:gd name="adj" fmla="val 12000"/>
+                      </a:avLst>
+                    </a:prstGeom>
+                    <a:solidFill>
+                      <a:srgbClr val="D6E4F0"/>
+                    </a:solidFill>
+                    <a:ln w="9525">
+                      <a:solidFill>
+                        <a:srgbClr val="2B579A"/>
+                      </a:solidFill>
+                    </a:ln>
+                  </a:spPr>
+                  <a:txBody>
+                    <a:bodyPr wrap="square" lIns="91440" tIns="45720" rIns="91440" bIns="45720"/>
+                    <a:lstStyle/>
+                    <a:p>
+                      <a:pPr algn="ctr"/>
+                      <a:r>
+                        <a:rPr sz="800" b="0" lang="zh-CN">
+                          <a:solidFill>
+                            <a:srgbClr val="000000"/>
+                          </a:solidFill>
+                          <a:ea typeface="微软雅黑"/>
+                        </a:rPr>
+                        <a:t>仓库管理员核对：名称/型号/数量 → 报送采购员</a:t>
+                      </a:r>
+                      <a:endParaRPr sz="800" lang="zh-CN"/>
+                    </a:p>
+                  </a:txBody>
+                </a:sp>
+                <a:sp>
+                  <a:nvSpPr>
+                    <a:cNvPr id="64242" name="金额判断？"/>
+                    <a:cNvSpPr/>
+                    <a:nvPr/>
+                  </a:nvSpPr>
+                  <a:spPr>
+                    <a:xfrm>
+                      <a:off x="2160000" y="2736000"/>
+                      <a:ext cx="1800000" cy="576000"/>
+                    </a:xfrm>
+                    <a:prstGeom prst="diamond"/>
+                    <a:solidFill>
+                      <a:srgbClr val="FFF2CC"/>
+                    </a:solidFill>
+                    <a:ln w="9525">
+                      <a:solidFill>
+                        <a:srgbClr val="BF8F00"/>
+                      </a:solidFill>
+                    </a:ln>
+                  </a:spPr>
+                  <a:txBody>
+                    <a:bodyPr wrap="square" lIns="91440" tIns="45720" rIns="91440" bIns="45720"/>
+                    <a:lstStyle/>
+                    <a:p>
+                      <a:pPr algn="ctr"/>
+                      <a:r>
+                        <a:rPr sz="700" b="0" lang="zh-CN">
+                          <a:solidFill>
+                            <a:srgbClr val="000000"/>
+                          </a:solidFill>
+                          <a:ea typeface="微软雅黑"/>
+                        </a:rPr>
+                        <a:t>金额判断？</a:t>
+                      </a:r>
+                      <a:endParaRPr sz="700" lang="zh-CN"/>
+                    </a:p>
+                  </a:txBody>
+                </a:sp>
+                <a:sp>
+                  <a:nvSpPr>
+                    <a:cNvPr id="83011" name="≤1000元&#10;直接采购"/>
+                    <a:cNvSpPr/>
+                    <a:nvPr/>
+                  </a:nvSpPr>
+                  <a:spPr>
+                    <a:xfrm>
+                      <a:off x="72000" y="3528000"/>
+                      <a:ext cx="1440000" cy="432000"/>
+                    </a:xfrm>
+                    <a:prstGeom prst="roundRect">
+                      <a:avLst>
+                        <a:gd name="adj" fmla="val 12000"/>
+                      </a:avLst>
+                    </a:prstGeom>
+                    <a:solidFill>
+                      <a:srgbClr val="D6E4F0"/>
+                    </a:solidFill>
+                    <a:ln w="9525">
+                      <a:solidFill>
+                        <a:srgbClr val="2B579A"/>
+                      </a:solidFill>
+                    </a:ln>
+                  </a:spPr>
+                  <a:txBody>
+                    <a:bodyPr wrap="square" lIns="91440" tIns="45720" rIns="91440" bIns="45720"/>
+                    <a:lstStyle/>
+                    <a:p>
+                      <a:pPr algn="ctr"/>
+                      <a:r>
+                        <a:rPr sz="800" b="0" lang="zh-CN">
+                          <a:solidFill>
+                            <a:srgbClr val="000000"/>
+                          </a:solidFill>
+                          <a:ea typeface="微软雅黑"/>
+                        </a:rPr>
+                        <a:t>≤1000元
+直接采购</a:t>
+                      </a:r>
+                      <a:endParaRPr sz="800" lang="zh-CN"/>
+                    </a:p>
+                  </a:txBody>
+                </a:sp>
+                <a:sp>
+                  <a:nvSpPr>
+                    <a:cNvPr id="12022" name="1000~3000元&#10;班组长签字"/>
+                    <a:cNvSpPr/>
+                    <a:nvPr/>
+                  </a:nvSpPr>
+                  <a:spPr>
+                    <a:xfrm>
+                      <a:off x="1620000" y="3528000"/>
+                      <a:ext cx="1512000" cy="432000"/>
+                    </a:xfrm>
+                    <a:prstGeom prst="roundRect">
+                      <a:avLst>
+                        <a:gd name="adj" fmla="val 12000"/>
+                      </a:avLst>
+                    </a:prstGeom>
+                    <a:solidFill>
+                      <a:srgbClr val="D6E4F0"/>
+                    </a:solidFill>
+                    <a:ln w="9525">
+                      <a:solidFill>
+                        <a:srgbClr val="2B579A"/>
+                      </a:solidFill>
+                    </a:ln>
+                  </a:spPr>
+                  <a:txBody>
+                    <a:bodyPr wrap="square" lIns="91440" tIns="45720" rIns="91440" bIns="45720"/>
+                    <a:lstStyle/>
+                    <a:p>
+                      <a:pPr algn="ctr"/>
+                      <a:r>
+                        <a:rPr sz="800" b="0" lang="zh-CN">
+                          <a:solidFill>
+                            <a:srgbClr val="000000"/>
+                          </a:solidFill>
+                          <a:ea typeface="微软雅黑"/>
+                        </a:rPr>
+                        <a:t>1000~3000元
+班组长签字</a:t>
+                      </a:r>
+                      <a:endParaRPr sz="800" lang="zh-CN"/>
+                    </a:p>
+                  </a:txBody>
+                </a:sp>
+                <a:sp>
+                  <a:nvSpPr>
+                    <a:cNvPr id="71421" name="＞3000元&#10;部门负责人签字"/>
+                    <a:cNvSpPr/>
+                    <a:nvPr/>
+                  </a:nvSpPr>
+                  <a:spPr>
+                    <a:xfrm>
+                      <a:off x="3240000" y="3528000"/>
+                      <a:ext cx="1512000" cy="432000"/>
+                    </a:xfrm>
+                    <a:prstGeom prst="roundRect">
+                      <a:avLst>
+                        <a:gd name="adj" fmla="val 12000"/>
+                      </a:avLst>
+                    </a:prstGeom>
+                    <a:solidFill>
+                      <a:srgbClr val="D6E4F0"/>
+                    </a:solidFill>
+                    <a:ln w="9525">
+                      <a:solidFill>
+                        <a:srgbClr val="2B579A"/>
+                      </a:solidFill>
+                    </a:ln>
+                  </a:spPr>
+                  <a:txBody>
+                    <a:bodyPr wrap="square" lIns="91440" tIns="45720" rIns="91440" bIns="45720"/>
+                    <a:lstStyle/>
+                    <a:p>
+                      <a:pPr algn="ctr"/>
+                      <a:r>
+                        <a:rPr sz="800" b="0" lang="zh-CN">
+                          <a:solidFill>
+                            <a:srgbClr val="000000"/>
+                          </a:solidFill>
+                          <a:ea typeface="微软雅黑"/>
+                        </a:rPr>
+                        <a:t>＞3000元
+部门负责人签字</a:t>
+                      </a:r>
+                      <a:endParaRPr sz="800" lang="zh-CN"/>
+                    </a:p>
+                  </a:txBody>
+                </a:sp>
+                <a:sp>
+                  <a:nvSpPr>
+                    <a:cNvPr id="56057" name="采购员按《物资采购管理实施细则》询价、报"/>
+                    <a:cNvSpPr/>
+                    <a:nvPr/>
+                  </a:nvSpPr>
+                  <a:spPr>
+                    <a:xfrm>
+                      <a:off x="1620000" y="4104000"/>
+                      <a:ext cx="2880000" cy="432000"/>
+                    </a:xfrm>
+                    <a:prstGeom prst="roundRect">
+                      <a:avLst>
+                        <a:gd name="adj" fmla="val 12000"/>
+                      </a:avLst>
+                    </a:prstGeom>
+                    <a:solidFill>
+                      <a:srgbClr val="D6E4F0"/>
+                    </a:solidFill>
+                    <a:ln w="9525">
+                      <a:solidFill>
+                        <a:srgbClr val="2B579A"/>
+                      </a:solidFill>
+                    </a:ln>
+                  </a:spPr>
+                  <a:txBody>
+                    <a:bodyPr wrap="square" lIns="91440" tIns="45720" rIns="91440" bIns="45720"/>
+                    <a:lstStyle/>
+                    <a:p>
+                      <a:pPr algn="ctr"/>
+                      <a:r>
+                        <a:rPr sz="800" b="0" lang="zh-CN">
+                          <a:solidFill>
+                            <a:srgbClr val="000000"/>
+                          </a:solidFill>
+                          <a:ea typeface="微软雅黑"/>
+                        </a:rPr>
+                        <a:t>采购员按《物资采购管理实施细则》询价、报批、购买</a:t>
+                      </a:r>
+                      <a:endParaRPr sz="800" lang="zh-CN"/>
+                    </a:p>
+                  </a:txBody>
+                </a:sp>
+                <a:sp>
+                  <a:nvSpPr>
+                    <a:cNvPr id="43906" name="供应商到货 → 仓库管理员清点验收（品种"/>
+                    <a:cNvSpPr/>
+                    <a:nvPr/>
+                  </a:nvSpPr>
+                  <a:spPr>
+                    <a:xfrm>
+                      <a:off x="1620000" y="4680000"/>
+                      <a:ext cx="2880000" cy="432000"/>
+                    </a:xfrm>
+                    <a:prstGeom prst="roundRect">
+                      <a:avLst>
+                        <a:gd name="adj" fmla="val 12000"/>
+                      </a:avLst>
+                    </a:prstGeom>
+                    <a:solidFill>
+                      <a:srgbClr val="D6E4F0"/>
+                    </a:solidFill>
+                    <a:ln w="9525">
+                      <a:solidFill>
+                        <a:srgbClr val="2B579A"/>
+                      </a:solidFill>
+                    </a:ln>
+                  </a:spPr>
+                  <a:txBody>
+                    <a:bodyPr wrap="square" lIns="91440" tIns="45720" rIns="91440" bIns="45720"/>
+                    <a:lstStyle/>
+                    <a:p>
+                      <a:pPr algn="ctr"/>
+                      <a:r>
+                        <a:rPr sz="800" b="0" lang="zh-CN">
+                          <a:solidFill>
+                            <a:srgbClr val="000000"/>
+                          </a:solidFill>
+                          <a:ea typeface="微软雅黑"/>
+                        </a:rPr>
+                        <a:t>供应商到货 → 仓库管理员清点验收（品种/数量/质量）</a:t>
+                      </a:r>
+                      <a:endParaRPr sz="800" lang="zh-CN"/>
+                    </a:p>
+                  </a:txBody>
+                </a:sp>
+                <a:sp>
+                  <a:nvSpPr>
+                    <a:cNvPr id="55355" name="检验结果？"/>
+                    <a:cNvSpPr/>
+                    <a:nvPr/>
+                  </a:nvSpPr>
+                  <a:spPr>
+                    <a:xfrm>
+                      <a:off x="2160000" y="5256000"/>
+                      <a:ext cx="1800000" cy="576000"/>
+                    </a:xfrm>
+                    <a:prstGeom prst="diamond"/>
+                    <a:solidFill>
+                      <a:srgbClr val="FFF2CC"/>
+                    </a:solidFill>
+                    <a:ln w="9525">
+                      <a:solidFill>
+                        <a:srgbClr val="BF8F00"/>
+                      </a:solidFill>
+                    </a:ln>
+                  </a:spPr>
+                  <a:txBody>
+                    <a:bodyPr wrap="square" lIns="91440" tIns="45720" rIns="91440" bIns="45720"/>
+                    <a:lstStyle/>
+                    <a:p>
+                      <a:pPr algn="ctr"/>
+                      <a:r>
+                        <a:rPr sz="700" b="0" lang="zh-CN">
+                          <a:solidFill>
+                            <a:srgbClr val="000000"/>
+                          </a:solidFill>
+                          <a:ea typeface="微软雅黑"/>
+                        </a:rPr>
+                        <a:t>检验结果？</a:t>
+                      </a:r>
+                      <a:endParaRPr sz="700" lang="zh-CN"/>
+                    </a:p>
+                  </a:txBody>
+                </a:sp>
+                <a:sp>
+                  <a:nvSpPr>
+                    <a:cNvPr id="99536" name="合格：签字确认 → 系统入库&#10;→ 扫描留"/>
+                    <a:cNvSpPr/>
+                    <a:nvPr/>
+                  </a:nvSpPr>
+                  <a:spPr>
+                    <a:xfrm>
+                      <a:off x="3240000" y="5940000"/>
+                      <a:ext cx="2700000" cy="432000"/>
+                    </a:xfrm>
+                    <a:prstGeom prst="roundRect">
+                      <a:avLst>
+                        <a:gd name="adj" fmla="val 12000"/>
+                      </a:avLst>
+                    </a:prstGeom>
+                    <a:solidFill>
+                      <a:srgbClr val="C6EFCE"/>
+                    </a:solidFill>
+                    <a:ln w="9525">
+                      <a:solidFill>
+                        <a:srgbClr val="006100"/>
+                      </a:solidFill>
+                    </a:ln>
+                  </a:spPr>
+                  <a:txBody>
+                    <a:bodyPr wrap="square" lIns="91440" tIns="45720" rIns="91440" bIns="45720"/>
+                    <a:lstStyle/>
+                    <a:p>
+                      <a:pPr algn="ctr"/>
+                      <a:r>
+                        <a:rPr sz="800" b="0" lang="zh-CN">
+                          <a:solidFill>
+                            <a:srgbClr val="000000"/>
+                          </a:solidFill>
+                          <a:ea typeface="微软雅黑"/>
+                        </a:rPr>
+                        <a:t>合格：签字确认 → 系统入库
+→ 扫描留档 → 分类存放</a:t>
+                      </a:r>
+                      <a:endParaRPr sz="800" lang="zh-CN"/>
+                    </a:p>
+                  </a:txBody>
+                </a:sp>
+                <a:sp>
+                  <a:nvSpPr>
+                    <a:cNvPr id="40751" name="破损/不符：向供应商/运输公司&#10;索赔，分"/>
+                    <a:cNvSpPr/>
+                    <a:nvPr/>
+                  </a:nvSpPr>
+                  <a:spPr>
+                    <a:xfrm>
+                      <a:off x="108000" y="5940000"/>
+                      <a:ext cx="2340000" cy="432000"/>
+                    </a:xfrm>
+                    <a:prstGeom prst="roundRect">
+                      <a:avLst>
+                        <a:gd name="adj" fmla="val 12000"/>
+                      </a:avLst>
+                    </a:prstGeom>
+                    <a:solidFill>
+                      <a:srgbClr val="FFC7CE"/>
+                    </a:solidFill>
+                    <a:ln w="9525">
+                      <a:solidFill>
+                        <a:srgbClr val="9C0006"/>
+                      </a:solidFill>
+                    </a:ln>
+                  </a:spPr>
+                  <a:txBody>
+                    <a:bodyPr wrap="square" lIns="91440" tIns="45720" rIns="91440" bIns="45720"/>
+                    <a:lstStyle/>
+                    <a:p>
+                      <a:pPr algn="ctr"/>
+                      <a:r>
+                        <a:rPr sz="800" b="0" lang="zh-CN">
+                          <a:solidFill>
+                            <a:srgbClr val="000000"/>
+                          </a:solidFill>
+                          <a:ea typeface="微软雅黑"/>
+                        </a:rPr>
+                        <a:t>破损/不符：向供应商/运输公司
+索赔，分区管理</a:t>
+                      </a:r>
+                      <a:endParaRPr sz="800" lang="zh-CN"/>
+                    </a:p>
+                  </a:txBody>
+                </a:sp>
+                <a:sp>
+                  <a:nvSpPr>
+                    <a:cNvPr id="9160" name="label"/>
+                    <a:cNvSpPr/>
+                    <a:nvPr/>
+                  </a:nvSpPr>
+                  <a:spPr>
+                    <a:xfrm>
+                      <a:off x="2340000" y="540000"/>
+                      <a:ext cx="1080000" cy="180000"/>
+                    </a:xfrm>
+                    <a:prstGeom prst="rect"/>
+                    <a:noFill/>
+                    <a:ln>
+                      <a:noFill/>
+                    </a:ln>
+                  </a:spPr>
+                  <a:txBody>
+                    <a:bodyPr wrap="square"/>
+                    <a:lstStyle/>
+                    <a:p>
+                      <a:pPr algn="ctr"/>
+                      <a:r>
+                        <a:rPr sz="600" lang="zh-CN">
+                          <a:solidFill>
+                            <a:srgbClr val="333333"/>
+                          </a:solidFill>
+                        </a:rPr>
+                        <a:t>↓</a:t>
+                      </a:r>
+                      <a:endParaRPr sz="600" lang="zh-CN"/>
+                    </a:p>
+                  </a:txBody>
+                </a:sp>
+                <a:sp>
+                  <a:nvSpPr>
+                    <a:cNvPr id="23898" name="label"/>
+                    <a:cNvSpPr/>
+                    <a:nvPr/>
+                  </a:nvSpPr>
+                  <a:spPr>
+                    <a:xfrm>
+                      <a:off x="900000" y="1296000"/>
+                      <a:ext cx="720000" cy="180000"/>
+                    </a:xfrm>
+                    <a:prstGeom prst="rect"/>
+                    <a:noFill/>
+                    <a:ln>
+                      <a:noFill/>
+                    </a:ln>
+                  </a:spPr>
+                  <a:txBody>
+                    <a:bodyPr wrap="square"/>
+                    <a:lstStyle/>
+                    <a:p>
+                      <a:pPr algn="ctr"/>
+                      <a:r>
+                        <a:rPr sz="500" lang="zh-CN">
+                          <a:solidFill>
+                            <a:srgbClr val="555555"/>
+                          </a:solidFill>
+                        </a:rPr>
+                        <a:t>↙ 常规</a:t>
+                      </a:r>
+                      <a:endParaRPr sz="500" lang="zh-CN"/>
+                    </a:p>
+                  </a:txBody>
+                </a:sp>
+                <a:sp>
+                  <a:nvSpPr>
+                    <a:cNvPr id="27950" name="label"/>
+                    <a:cNvSpPr/>
+                    <a:nvPr/>
+                  </a:nvSpPr>
+                  <a:spPr>
+                    <a:xfrm>
+                      <a:off x="4500000" y="1296000"/>
+                      <a:ext cx="720000" cy="180000"/>
+                    </a:xfrm>
+                    <a:prstGeom prst="rect"/>
+                    <a:noFill/>
+                    <a:ln>
+                      <a:noFill/>
+                    </a:ln>
+                  </a:spPr>
+                  <a:txBody>
+                    <a:bodyPr wrap="square"/>
+                    <a:lstStyle/>
+                    <a:p>
+                      <a:pPr algn="ctr"/>
+                      <a:r>
+                        <a:rPr sz="500" lang="zh-CN">
+                          <a:solidFill>
+                            <a:srgbClr val="555555"/>
+                          </a:solidFill>
+                        </a:rPr>
+                        <a:t>↘ 非常规</a:t>
+                      </a:r>
+                      <a:endParaRPr sz="500" lang="zh-CN"/>
+                    </a:p>
+                  </a:txBody>
+                </a:sp>
+                <a:sp>
+                  <a:nvSpPr>
+                    <a:cNvPr id="51620" name="label"/>
+                    <a:cNvSpPr/>
+                    <a:nvPr/>
+                  </a:nvSpPr>
+                  <a:spPr>
+                    <a:xfrm>
+                      <a:off x="2700000" y="1980000"/>
+                      <a:ext cx="720000" cy="180000"/>
+                    </a:xfrm>
+                    <a:prstGeom prst="rect"/>
+                    <a:noFill/>
+                    <a:ln>
+                      <a:noFill/>
+                    </a:ln>
+                  </a:spPr>
+                  <a:txBody>
+                    <a:bodyPr wrap="square"/>
+                    <a:lstStyle/>
+                    <a:p>
+                      <a:pPr algn="ctr"/>
+                      <a:r>
+                        <a:rPr sz="600" lang="zh-CN">
+                          <a:solidFill>
+                            <a:srgbClr val="333333"/>
+                          </a:solidFill>
+                        </a:rPr>
+                        <a:t>↓</a:t>
+                      </a:r>
+                      <a:endParaRPr sz="600" lang="zh-CN"/>
+                    </a:p>
+                  </a:txBody>
+                </a:sp>
+                <a:sp>
+                  <a:nvSpPr>
+                    <a:cNvPr id="23815" name="label"/>
+                    <a:cNvSpPr/>
+                    <a:nvPr/>
+                  </a:nvSpPr>
+                  <a:spPr>
+                    <a:xfrm>
+                      <a:off x="2700000" y="2592000"/>
+                      <a:ext cx="720000" cy="180000"/>
+                    </a:xfrm>
+                    <a:prstGeom prst="rect"/>
+                    <a:noFill/>
+                    <a:ln>
+                      <a:noFill/>
+                    </a:ln>
+                  </a:spPr>
+                  <a:txBody>
+                    <a:bodyPr wrap="square"/>
+                    <a:lstStyle/>
+                    <a:p>
+                      <a:pPr algn="ctr"/>
+                      <a:r>
+                        <a:rPr sz="600" lang="zh-CN">
+                          <a:solidFill>
+                            <a:srgbClr val="333333"/>
+                          </a:solidFill>
+                        </a:rPr>
+                        <a:t>↓</a:t>
+                      </a:r>
+                      <a:endParaRPr sz="600" lang="zh-CN"/>
+                    </a:p>
+                  </a:txBody>
+                </a:sp>
+                <a:sp>
+                  <a:nvSpPr>
+                    <a:cNvPr id="2371" name="label"/>
+                    <a:cNvSpPr/>
+                    <a:nvPr/>
+                  </a:nvSpPr>
+                  <a:spPr>
+                    <a:xfrm>
+                      <a:off x="540000" y="3384000"/>
+                      <a:ext cx="720000" cy="180000"/>
+                    </a:xfrm>
+                    <a:prstGeom prst="rect"/>
+                    <a:noFill/>
+                    <a:ln>
+                      <a:noFill/>
+                    </a:ln>
+                  </a:spPr>
+                  <a:txBody>
+                    <a:bodyPr wrap="square"/>
+                    <a:lstStyle/>
+                    <a:p>
+                      <a:pPr algn="ctr"/>
+                      <a:r>
+                        <a:rPr sz="500" lang="zh-CN">
+                          <a:solidFill>
+                            <a:srgbClr val="555555"/>
+                          </a:solidFill>
+                        </a:rPr>
+                        <a:t>↙</a:t>
+                      </a:r>
+                      <a:endParaRPr sz="500" lang="zh-CN"/>
+                    </a:p>
+                  </a:txBody>
+                </a:sp>
+                <a:sp>
+                  <a:nvSpPr>
+                    <a:cNvPr id="95378" name="label"/>
+                    <a:cNvSpPr/>
+                    <a:nvPr/>
+                  </a:nvSpPr>
+                  <a:spPr>
+                    <a:xfrm>
+                      <a:off x="2160000" y="3384000"/>
+                      <a:ext cx="720000" cy="180000"/>
+                    </a:xfrm>
+                    <a:prstGeom prst="rect"/>
+                    <a:noFill/>
+                    <a:ln>
+                      <a:noFill/>
+                    </a:ln>
+                  </a:spPr>
+                  <a:txBody>
+                    <a:bodyPr wrap="square"/>
+                    <a:lstStyle/>
+                    <a:p>
+                      <a:pPr algn="ctr"/>
+                      <a:r>
+                        <a:rPr sz="500" lang="zh-CN">
+                          <a:solidFill>
+                            <a:srgbClr val="555555"/>
+                          </a:solidFill>
+                        </a:rPr>
+                        <a:t>↓</a:t>
+                      </a:r>
+                      <a:endParaRPr sz="500" lang="zh-CN"/>
+                    </a:p>
+                  </a:txBody>
+                </a:sp>
+                <a:sp>
+                  <a:nvSpPr>
+                    <a:cNvPr id="16833" name="label"/>
+                    <a:cNvSpPr/>
+                    <a:nvPr/>
+                  </a:nvSpPr>
+                  <a:spPr>
+                    <a:xfrm>
+                      <a:off x="3780000" y="3384000"/>
+                      <a:ext cx="720000" cy="180000"/>
+                    </a:xfrm>
+                    <a:prstGeom prst="rect"/>
+                    <a:noFill/>
+                    <a:ln>
+                      <a:noFill/>
+                    </a:ln>
+                  </a:spPr>
+                  <a:txBody>
+                    <a:bodyPr wrap="square"/>
+                    <a:lstStyle/>
+                    <a:p>
+                      <a:pPr algn="ctr"/>
+                      <a:r>
+                        <a:rPr sz="500" lang="zh-CN">
+                          <a:solidFill>
+                            <a:srgbClr val="555555"/>
+                          </a:solidFill>
+                        </a:rPr>
+                        <a:t>↘</a:t>
+                      </a:r>
+                      <a:endParaRPr sz="500" lang="zh-CN"/>
+                    </a:p>
+                  </a:txBody>
+                </a:sp>
+                <a:sp>
+                  <a:nvSpPr>
+                    <a:cNvPr id="19986" name="label"/>
+                    <a:cNvSpPr/>
+                    <a:nvPr/>
+                  </a:nvSpPr>
+                  <a:spPr>
+                    <a:xfrm>
+                      <a:off x="2700000" y="3960000"/>
+                      <a:ext cx="720000" cy="180000"/>
+                    </a:xfrm>
+                    <a:prstGeom prst="rect"/>
+                    <a:noFill/>
+                    <a:ln>
+                      <a:noFill/>
+                    </a:ln>
+                  </a:spPr>
+                  <a:txBody>
+                    <a:bodyPr wrap="square"/>
+                    <a:lstStyle/>
+                    <a:p>
+                      <a:pPr algn="ctr"/>
+                      <a:r>
+                        <a:rPr sz="600" lang="zh-CN">
+                          <a:solidFill>
+                            <a:srgbClr val="333333"/>
+                          </a:solidFill>
+                        </a:rPr>
+                        <a:t>↓</a:t>
+                      </a:r>
+                      <a:endParaRPr sz="600" lang="zh-CN"/>
+                    </a:p>
+                  </a:txBody>
+                </a:sp>
+                <a:sp>
+                  <a:nvSpPr>
+                    <a:cNvPr id="25862" name="label"/>
+                    <a:cNvSpPr/>
+                    <a:nvPr/>
+                  </a:nvSpPr>
+                  <a:spPr>
+                    <a:xfrm>
+                      <a:off x="2700000" y="4536000"/>
+                      <a:ext cx="720000" cy="180000"/>
+                    </a:xfrm>
+                    <a:prstGeom prst="rect"/>
+                    <a:noFill/>
+                    <a:ln>
+                      <a:noFill/>
+                    </a:ln>
+                  </a:spPr>
+                  <a:txBody>
+                    <a:bodyPr wrap="square"/>
+                    <a:lstStyle/>
+                    <a:p>
+                      <a:pPr algn="ctr"/>
+                      <a:r>
+                        <a:rPr sz="600" lang="zh-CN">
+                          <a:solidFill>
+                            <a:srgbClr val="333333"/>
+                          </a:solidFill>
+                        </a:rPr>
+                        <a:t>↓</a:t>
+                      </a:r>
+                      <a:endParaRPr sz="600" lang="zh-CN"/>
+                    </a:p>
+                  </a:txBody>
+                </a:sp>
+                <a:sp>
+                  <a:nvSpPr>
+                    <a:cNvPr id="87585" name="label"/>
+                    <a:cNvSpPr/>
+                    <a:nvPr/>
+                  </a:nvSpPr>
+                  <a:spPr>
+                    <a:xfrm>
+                      <a:off x="2700000" y="5112000"/>
+                      <a:ext cx="720000" cy="180000"/>
+                    </a:xfrm>
+                    <a:prstGeom prst="rect"/>
+                    <a:noFill/>
+                    <a:ln>
+                      <a:noFill/>
+                    </a:ln>
+                  </a:spPr>
+                  <a:txBody>
+                    <a:bodyPr wrap="square"/>
+                    <a:lstStyle/>
+                    <a:p>
+                      <a:pPr algn="ctr"/>
+                      <a:r>
+                        <a:rPr sz="600" lang="zh-CN">
+                          <a:solidFill>
+                            <a:srgbClr val="333333"/>
+                          </a:solidFill>
+                        </a:rPr>
+                        <a:t>↓</a:t>
+                      </a:r>
+                      <a:endParaRPr sz="600" lang="zh-CN"/>
+                    </a:p>
+                  </a:txBody>
+                </a:sp>
+                <a:sp>
+                  <a:nvSpPr>
+                    <a:cNvPr id="24105" name="label"/>
+                    <a:cNvSpPr/>
+                    <a:nvPr/>
+                  </a:nvSpPr>
+                  <a:spPr>
+                    <a:xfrm>
+                      <a:off x="3780000" y="5328000"/>
+                      <a:ext cx="720000" cy="180000"/>
+                    </a:xfrm>
+                    <a:prstGeom prst="rect"/>
+                    <a:noFill/>
+                    <a:ln>
+                      <a:noFill/>
+                    </a:ln>
+                  </a:spPr>
+                  <a:txBody>
+                    <a:bodyPr wrap="square"/>
+                    <a:lstStyle/>
+                    <a:p>
+                      <a:pPr algn="ctr"/>
+                      <a:r>
+                        <a:rPr sz="500" lang="zh-CN">
+                          <a:solidFill>
+                            <a:srgbClr val="006100"/>
+                          </a:solidFill>
+                        </a:rPr>
+                        <a:t>→ 合格</a:t>
+                      </a:r>
+                      <a:endParaRPr sz="500" lang="zh-CN"/>
+                    </a:p>
+                  </a:txBody>
+                </a:sp>
+                <a:sp>
+                  <a:nvSpPr>
+                    <a:cNvPr id="95545" name="label"/>
+                    <a:cNvSpPr/>
+                    <a:nvPr/>
+                  </a:nvSpPr>
+                  <a:spPr>
+                    <a:xfrm>
+                      <a:off x="900000" y="5328000"/>
+                      <a:ext cx="720000" cy="180000"/>
+                    </a:xfrm>
+                    <a:prstGeom prst="rect"/>
+                    <a:noFill/>
+                    <a:ln>
+                      <a:noFill/>
+                    </a:ln>
+                  </a:spPr>
+                  <a:txBody>
+                    <a:bodyPr wrap="square"/>
+                    <a:lstStyle/>
+                    <a:p>
+                      <a:pPr algn="ctr"/>
+                      <a:r>
+                        <a:rPr sz="500" lang="zh-CN">
+                          <a:solidFill>
+                            <a:srgbClr val="9C0006"/>
+                          </a:solidFill>
+                        </a:rPr>
+                        <a:t>→ 不合格</a:t>
+                      </a:r>
+                      <a:endParaRPr sz="500" lang="zh-CN"/>
+                    </a:p>
+                  </a:txBody>
+                </a:sp>
+              </a:grpSp>
+            </a:graphicData>
+          </a:graphic>
+        </wp:inline>
+      </w:drawing>
+    </w:p>
     <w:p/>
     <w:p>
       <w:pPr>
-        <w:pStyle w:val="Heading2"/>
+        <w:jc w:val="left"/>
       </w:pPr>
       <w:r>
+        <w:rPr>
+          <w:b/>
+          <w:color w:val="1A3C6E"/>
+          <w:sz w:val="28"/>
+        </w:rPr>
         <w:t>二、出库领用流程（第五章）</w:t>
       </w:r>
     </w:p>
-    <w:tbl>
-      <w:tblPr>
-        <w:tblStyle w:val="TableGrid"/>
-        <w:tblW w:type="auto" w:w="0"/>
-        <w:jc w:val="center"/>
-        <w:tblLook w:firstColumn="1" w:firstRow="1" w:lastColumn="0" w:lastRow="0" w:noHBand="0" w:noVBand="1" w:val="04A0"/>
-      </w:tblPr>
-      <w:tblGrid>
-        <w:gridCol w:w="2351"/>
-        <w:gridCol w:w="2351"/>
-        <w:gridCol w:w="2351"/>
-        <w:gridCol w:w="2351"/>
-      </w:tblGrid>
-      <w:tr>
-        <w:tc>
-          <w:tcPr>
-            <w:tcW w:type="dxa" w:w="680"/>
-            <w:shd w:fill="1A3C6E" w:val="clear"/>
-          </w:tcPr>
-          <w:p>
-            <w:pPr>
-              <w:jc w:val="center"/>
-            </w:pPr>
-            <w:r>
-              <w:rPr>
-                <w:b/>
-                <w:color w:val="FFFFFF"/>
-                <w:sz w:val="18"/>
-              </w:rPr>
-              <w:t>步骤</w:t>
-            </w:r>
-          </w:p>
-        </w:tc>
-        <w:tc>
-          <w:tcPr>
-            <w:tcW w:type="dxa" w:w="4252"/>
-            <w:shd w:fill="1A3C6E" w:val="clear"/>
-          </w:tcPr>
-          <w:p>
-            <w:pPr>
-              <w:jc w:val="center"/>
-            </w:pPr>
-            <w:r>
-              <w:rPr>
-                <w:b/>
-                <w:color w:val="FFFFFF"/>
-                <w:sz w:val="18"/>
-              </w:rPr>
-              <w:t>操作说明</w:t>
-            </w:r>
-          </w:p>
-        </w:tc>
-        <w:tc>
-          <w:tcPr>
-            <w:tcW w:type="dxa" w:w="3118"/>
-            <w:shd w:fill="1A3C6E" w:val="clear"/>
-          </w:tcPr>
-          <w:p>
-            <w:pPr>
-              <w:jc w:val="center"/>
-            </w:pPr>
-            <w:r>
-              <w:rPr>
-                <w:b/>
-                <w:color w:val="FFFFFF"/>
-                <w:sz w:val="18"/>
-              </w:rPr>
-              <w:t>判断/条件</w:t>
-            </w:r>
-          </w:p>
-        </w:tc>
-        <w:tc>
-          <w:tcPr>
-            <w:tcW w:type="dxa" w:w="1984"/>
-            <w:shd w:fill="1A3C6E" w:val="clear"/>
-          </w:tcPr>
-          <w:p>
-            <w:pPr>
-              <w:jc w:val="center"/>
-            </w:pPr>
-            <w:r>
-              <w:rPr>
-                <w:b/>
-                <w:color w:val="FFFFFF"/>
-                <w:sz w:val="18"/>
-              </w:rPr>
-              <w:t>走向</w:t>
-            </w:r>
-          </w:p>
-        </w:tc>
-      </w:tr>
-      <w:tr>
-        <w:tc>
-          <w:tcPr>
-            <w:tcW w:type="dxa" w:w="680"/>
-          </w:tcPr>
-          <w:p>
-            <w:r>
-              <w:rPr>
-                <w:sz w:val="18"/>
-              </w:rPr>
-              <w:t>1</w:t>
-            </w:r>
-          </w:p>
-        </w:tc>
-        <w:tc>
-          <w:tcPr>
-            <w:tcW w:type="dxa" w:w="4252"/>
-          </w:tcPr>
-          <w:p>
-            <w:r>
-              <w:rPr>
-                <w:sz w:val="18"/>
-              </w:rPr>
-              <w:t>领料人提交审批完整的《仓库物资申领单》（附件2）</w:t>
-            </w:r>
-          </w:p>
-        </w:tc>
-        <w:tc>
-          <w:tcPr>
-            <w:tcW w:type="dxa" w:w="3118"/>
-          </w:tcPr>
-          <w:p>
-            <w:r>
-              <w:rPr>
-                <w:sz w:val="18"/>
-              </w:rPr>
-            </w:r>
-          </w:p>
-        </w:tc>
-        <w:tc>
-          <w:tcPr>
-            <w:tcW w:type="dxa" w:w="1984"/>
-          </w:tcPr>
-          <w:p>
-            <w:r>
-              <w:rPr>
-                <w:sz w:val="18"/>
-              </w:rPr>
-              <w:t>→ 步骤2</w:t>
-            </w:r>
-          </w:p>
-        </w:tc>
-      </w:tr>
-      <w:tr>
-        <w:tc>
-          <w:tcPr>
-            <w:tcW w:type="dxa" w:w="680"/>
-          </w:tcPr>
-          <w:p>
-            <w:r>
-              <w:rPr>
-                <w:sz w:val="18"/>
-              </w:rPr>
-              <w:t>2</w:t>
-            </w:r>
-          </w:p>
-        </w:tc>
-        <w:tc>
-          <w:tcPr>
-            <w:tcW w:type="dxa" w:w="4252"/>
-          </w:tcPr>
-          <w:p>
-            <w:r>
-              <w:rPr>
-                <w:sz w:val="18"/>
-              </w:rPr>
-              <w:t>金额判断</w:t>
-            </w:r>
-          </w:p>
-        </w:tc>
-        <w:tc>
-          <w:tcPr>
-            <w:tcW w:type="dxa" w:w="3118"/>
-          </w:tcPr>
-          <w:p>
-            <w:r>
-              <w:rPr>
-                <w:sz w:val="18"/>
-              </w:rPr>
-              <w:t>≤1000元</w:t>
-            </w:r>
-          </w:p>
-        </w:tc>
-        <w:tc>
-          <w:tcPr>
-            <w:tcW w:type="dxa" w:w="1984"/>
-          </w:tcPr>
-          <w:p>
-            <w:r>
-              <w:rPr>
-                <w:sz w:val="18"/>
-              </w:rPr>
-              <w:t>→ 步骤3</w:t>
-            </w:r>
-          </w:p>
-        </w:tc>
-      </w:tr>
-      <w:tr>
-        <w:tc>
-          <w:tcPr>
-            <w:tcW w:type="dxa" w:w="680"/>
-          </w:tcPr>
-          <w:p>
-            <w:r>
-              <w:rPr>
-                <w:sz w:val="18"/>
-              </w:rPr>
-            </w:r>
-          </w:p>
-        </w:tc>
-        <w:tc>
-          <w:tcPr>
-            <w:tcW w:type="dxa" w:w="4252"/>
-          </w:tcPr>
-          <w:p>
-            <w:r>
-              <w:rPr>
-                <w:sz w:val="18"/>
-              </w:rPr>
-            </w:r>
-          </w:p>
-        </w:tc>
-        <w:tc>
-          <w:tcPr>
-            <w:tcW w:type="dxa" w:w="3118"/>
-          </w:tcPr>
-          <w:p>
-            <w:r>
-              <w:rPr>
-                <w:sz w:val="18"/>
-              </w:rPr>
-              <w:t>1000~3000元</w:t>
-            </w:r>
-          </w:p>
-        </w:tc>
-        <w:tc>
-          <w:tcPr>
-            <w:tcW w:type="dxa" w:w="1984"/>
-          </w:tcPr>
-          <w:p>
-            <w:r>
-              <w:rPr>
-                <w:sz w:val="18"/>
-              </w:rPr>
-              <w:t>→ 步骤4</w:t>
-            </w:r>
-          </w:p>
-        </w:tc>
-      </w:tr>
-      <w:tr>
-        <w:tc>
-          <w:tcPr>
-            <w:tcW w:type="dxa" w:w="680"/>
-          </w:tcPr>
-          <w:p>
-            <w:r>
-              <w:rPr>
-                <w:sz w:val="18"/>
-              </w:rPr>
-            </w:r>
-          </w:p>
-        </w:tc>
-        <w:tc>
-          <w:tcPr>
-            <w:tcW w:type="dxa" w:w="4252"/>
-          </w:tcPr>
-          <w:p>
-            <w:r>
-              <w:rPr>
-                <w:sz w:val="18"/>
-              </w:rPr>
-            </w:r>
-          </w:p>
-        </w:tc>
-        <w:tc>
-          <w:tcPr>
-            <w:tcW w:type="dxa" w:w="3118"/>
-          </w:tcPr>
-          <w:p>
-            <w:r>
-              <w:rPr>
-                <w:sz w:val="18"/>
-              </w:rPr>
-              <w:t>＞3000元</w:t>
-            </w:r>
-          </w:p>
-        </w:tc>
-        <w:tc>
-          <w:tcPr>
-            <w:tcW w:type="dxa" w:w="1984"/>
-          </w:tcPr>
-          <w:p>
-            <w:r>
-              <w:rPr>
-                <w:sz w:val="18"/>
-              </w:rPr>
-              <w:t>→ 步骤4</w:t>
-            </w:r>
-          </w:p>
-        </w:tc>
-      </w:tr>
-      <w:tr>
-        <w:tc>
-          <w:tcPr>
-            <w:tcW w:type="dxa" w:w="680"/>
-          </w:tcPr>
-          <w:p>
-            <w:r>
-              <w:rPr>
-                <w:sz w:val="18"/>
-              </w:rPr>
-              <w:t>3</w:t>
-            </w:r>
-          </w:p>
-        </w:tc>
-        <w:tc>
-          <w:tcPr>
-            <w:tcW w:type="dxa" w:w="4252"/>
-          </w:tcPr>
-          <w:p>
-            <w:r>
-              <w:rPr>
-                <w:sz w:val="18"/>
-              </w:rPr>
-              <w:t>仓库管理员核对出库领料单：设备编号（车牌号）、型号、名称、数量</w:t>
-            </w:r>
-          </w:p>
-        </w:tc>
-        <w:tc>
-          <w:tcPr>
-            <w:tcW w:type="dxa" w:w="3118"/>
-          </w:tcPr>
-          <w:p>
-            <w:r>
-              <w:rPr>
-                <w:sz w:val="18"/>
-              </w:rPr>
-            </w:r>
-          </w:p>
-        </w:tc>
-        <w:tc>
-          <w:tcPr>
-            <w:tcW w:type="dxa" w:w="1984"/>
-          </w:tcPr>
-          <w:p>
-            <w:r>
-              <w:rPr>
-                <w:sz w:val="18"/>
-              </w:rPr>
-              <w:t>→ 步骤5</w:t>
-            </w:r>
-          </w:p>
-        </w:tc>
-      </w:tr>
-      <w:tr>
-        <w:tc>
-          <w:tcPr>
-            <w:tcW w:type="dxa" w:w="680"/>
-          </w:tcPr>
-          <w:p>
-            <w:r>
-              <w:rPr>
-                <w:sz w:val="18"/>
-              </w:rPr>
-              <w:t>4</w:t>
-            </w:r>
-          </w:p>
-        </w:tc>
-        <w:tc>
-          <w:tcPr>
-            <w:tcW w:type="dxa" w:w="4252"/>
-          </w:tcPr>
-          <w:p>
-            <w:r>
-              <w:rPr>
-                <w:sz w:val="18"/>
-              </w:rPr>
-              <w:t>填写《贵重零配件与物资领用审批表》（附件3）：1000-3000元班组长签字；超过3000元部门负责人签字</w:t>
-            </w:r>
-          </w:p>
-        </w:tc>
-        <w:tc>
-          <w:tcPr>
-            <w:tcW w:type="dxa" w:w="3118"/>
-          </w:tcPr>
-          <w:p>
-            <w:r>
-              <w:rPr>
-                <w:sz w:val="18"/>
-              </w:rPr>
-            </w:r>
-          </w:p>
-        </w:tc>
-        <w:tc>
-          <w:tcPr>
-            <w:tcW w:type="dxa" w:w="1984"/>
-          </w:tcPr>
-          <w:p>
-            <w:r>
-              <w:rPr>
-                <w:sz w:val="18"/>
-              </w:rPr>
-              <w:t>→ 步骤3</w:t>
-            </w:r>
-          </w:p>
-        </w:tc>
-      </w:tr>
-      <w:tr>
-        <w:tc>
-          <w:tcPr>
-            <w:tcW w:type="dxa" w:w="680"/>
-          </w:tcPr>
-          <w:p>
-            <w:r>
-              <w:rPr>
-                <w:sz w:val="18"/>
-              </w:rPr>
-              <w:t>5</w:t>
-            </w:r>
-          </w:p>
-        </w:tc>
-        <w:tc>
-          <w:tcPr>
-            <w:tcW w:type="dxa" w:w="4252"/>
-          </w:tcPr>
-          <w:p>
-            <w:r>
-              <w:rPr>
-                <w:sz w:val="18"/>
-              </w:rPr>
-              <w:t>检查签字是否完整</w:t>
-            </w:r>
-          </w:p>
-        </w:tc>
-        <w:tc>
-          <w:tcPr>
-            <w:tcW w:type="dxa" w:w="3118"/>
-          </w:tcPr>
-          <w:p>
-            <w:r>
-              <w:rPr>
-                <w:sz w:val="18"/>
-              </w:rPr>
-              <w:t>签字完整</w:t>
-            </w:r>
-          </w:p>
-        </w:tc>
-        <w:tc>
-          <w:tcPr>
-            <w:tcW w:type="dxa" w:w="1984"/>
-          </w:tcPr>
-          <w:p>
-            <w:r>
-              <w:rPr>
-                <w:sz w:val="18"/>
-              </w:rPr>
-              <w:t>→ 步骤6</w:t>
-            </w:r>
-          </w:p>
-        </w:tc>
-      </w:tr>
-      <w:tr>
-        <w:tc>
-          <w:tcPr>
-            <w:tcW w:type="dxa" w:w="680"/>
-          </w:tcPr>
-          <w:p>
-            <w:r>
-              <w:rPr>
-                <w:sz w:val="18"/>
-              </w:rPr>
-            </w:r>
-          </w:p>
-        </w:tc>
-        <w:tc>
-          <w:tcPr>
-            <w:tcW w:type="dxa" w:w="4252"/>
-          </w:tcPr>
-          <w:p>
-            <w:r>
-              <w:rPr>
-                <w:sz w:val="18"/>
-              </w:rPr>
-            </w:r>
-          </w:p>
-        </w:tc>
-        <w:tc>
-          <w:tcPr>
-            <w:tcW w:type="dxa" w:w="3118"/>
-          </w:tcPr>
-          <w:p>
-            <w:r>
-              <w:rPr>
-                <w:sz w:val="18"/>
-              </w:rPr>
-              <w:t>签字不完整</w:t>
-            </w:r>
-          </w:p>
-        </w:tc>
-        <w:tc>
-          <w:tcPr>
-            <w:tcW w:type="dxa" w:w="1984"/>
-          </w:tcPr>
-          <w:p>
-            <w:r>
-              <w:rPr>
-                <w:sz w:val="18"/>
-              </w:rPr>
-              <w:t>→ 拒绝发货</w:t>
-            </w:r>
-          </w:p>
-        </w:tc>
-      </w:tr>
-      <w:tr>
-        <w:tc>
-          <w:tcPr>
-            <w:tcW w:type="dxa" w:w="680"/>
-          </w:tcPr>
-          <w:p>
-            <w:r>
-              <w:rPr>
-                <w:sz w:val="18"/>
-              </w:rPr>
-              <w:t>6</w:t>
-            </w:r>
-          </w:p>
-        </w:tc>
-        <w:tc>
-          <w:tcPr>
-            <w:tcW w:type="dxa" w:w="4252"/>
-          </w:tcPr>
-          <w:p>
-            <w:r>
-              <w:rPr>
-                <w:sz w:val="18"/>
-              </w:rPr>
-              <w:t>领料人对配件完好性进行二次检验，有异议在申领单中手写注明</w:t>
-            </w:r>
-          </w:p>
-        </w:tc>
-        <w:tc>
-          <w:tcPr>
-            <w:tcW w:type="dxa" w:w="3118"/>
-          </w:tcPr>
-          <w:p>
-            <w:r>
-              <w:rPr>
-                <w:sz w:val="18"/>
-              </w:rPr>
-            </w:r>
-          </w:p>
-        </w:tc>
-        <w:tc>
-          <w:tcPr>
-            <w:tcW w:type="dxa" w:w="1984"/>
-          </w:tcPr>
-          <w:p>
-            <w:r>
-              <w:rPr>
-                <w:sz w:val="18"/>
-              </w:rPr>
-              <w:t>→ 步骤7</w:t>
-            </w:r>
-          </w:p>
-        </w:tc>
-      </w:tr>
-      <w:tr>
-        <w:tc>
-          <w:tcPr>
-            <w:tcW w:type="dxa" w:w="680"/>
-          </w:tcPr>
-          <w:p>
-            <w:r>
-              <w:rPr>
-                <w:sz w:val="18"/>
-              </w:rPr>
-              <w:t>7</w:t>
-            </w:r>
-          </w:p>
-        </w:tc>
-        <w:tc>
-          <w:tcPr>
-            <w:tcW w:type="dxa" w:w="4252"/>
-          </w:tcPr>
-          <w:p>
-            <w:r>
-              <w:rPr>
-                <w:sz w:val="18"/>
-              </w:rPr>
-              <w:t>领料人签字确认</w:t>
-            </w:r>
-          </w:p>
-        </w:tc>
-        <w:tc>
-          <w:tcPr>
-            <w:tcW w:type="dxa" w:w="3118"/>
-          </w:tcPr>
-          <w:p>
-            <w:r>
-              <w:rPr>
-                <w:sz w:val="18"/>
-              </w:rPr>
-              <w:t>签字</w:t>
-            </w:r>
-          </w:p>
-        </w:tc>
-        <w:tc>
-          <w:tcPr>
-            <w:tcW w:type="dxa" w:w="1984"/>
-          </w:tcPr>
-          <w:p>
-            <w:r>
-              <w:rPr>
-                <w:sz w:val="18"/>
-              </w:rPr>
-              <w:t>→ 步骤8</w:t>
-            </w:r>
-          </w:p>
-        </w:tc>
-      </w:tr>
-      <w:tr>
-        <w:tc>
-          <w:tcPr>
-            <w:tcW w:type="dxa" w:w="680"/>
-          </w:tcPr>
-          <w:p>
-            <w:r>
-              <w:rPr>
-                <w:sz w:val="18"/>
-              </w:rPr>
-            </w:r>
-          </w:p>
-        </w:tc>
-        <w:tc>
-          <w:tcPr>
-            <w:tcW w:type="dxa" w:w="4252"/>
-          </w:tcPr>
-          <w:p>
-            <w:r>
-              <w:rPr>
-                <w:sz w:val="18"/>
-              </w:rPr>
-            </w:r>
-          </w:p>
-        </w:tc>
-        <w:tc>
-          <w:tcPr>
-            <w:tcW w:type="dxa" w:w="3118"/>
-          </w:tcPr>
-          <w:p>
-            <w:r>
-              <w:rPr>
-                <w:sz w:val="18"/>
-              </w:rPr>
-              <w:t>不签字</w:t>
-            </w:r>
-          </w:p>
-        </w:tc>
-        <w:tc>
-          <w:tcPr>
-            <w:tcW w:type="dxa" w:w="1984"/>
-          </w:tcPr>
-          <w:p>
-            <w:r>
-              <w:rPr>
-                <w:sz w:val="18"/>
-              </w:rPr>
-              <w:t>→ 拒绝发货</w:t>
-            </w:r>
-          </w:p>
-        </w:tc>
-      </w:tr>
-      <w:tr>
-        <w:tc>
-          <w:tcPr>
-            <w:tcW w:type="dxa" w:w="680"/>
-          </w:tcPr>
-          <w:p>
-            <w:r>
-              <w:rPr>
-                <w:sz w:val="18"/>
-              </w:rPr>
-              <w:t>8</w:t>
-            </w:r>
-          </w:p>
-        </w:tc>
-        <w:tc>
-          <w:tcPr>
-            <w:tcW w:type="dxa" w:w="4252"/>
-          </w:tcPr>
-          <w:p>
-            <w:r>
-              <w:rPr>
-                <w:sz w:val="18"/>
-              </w:rPr>
-              <w:t>发放出库，系统出库：实际物料、申领单、系统三方一致</w:t>
-            </w:r>
-          </w:p>
-        </w:tc>
-        <w:tc>
-          <w:tcPr>
-            <w:tcW w:type="dxa" w:w="3118"/>
-          </w:tcPr>
-          <w:p>
-            <w:r>
-              <w:rPr>
-                <w:sz w:val="18"/>
-              </w:rPr>
-            </w:r>
-          </w:p>
-        </w:tc>
-        <w:tc>
-          <w:tcPr>
-            <w:tcW w:type="dxa" w:w="1984"/>
-          </w:tcPr>
-          <w:p>
-            <w:r>
-              <w:rPr>
-                <w:sz w:val="18"/>
-              </w:rPr>
-              <w:t>→ 步骤9</w:t>
-            </w:r>
-          </w:p>
-        </w:tc>
-      </w:tr>
-      <w:tr>
-        <w:tc>
-          <w:tcPr>
-            <w:tcW w:type="dxa" w:w="680"/>
-          </w:tcPr>
-          <w:p>
-            <w:r>
-              <w:rPr>
-                <w:sz w:val="18"/>
-              </w:rPr>
-              <w:t>9</w:t>
-            </w:r>
-          </w:p>
-        </w:tc>
-        <w:tc>
-          <w:tcPr>
-            <w:tcW w:type="dxa" w:w="4252"/>
-          </w:tcPr>
-          <w:p>
-            <w:r>
-              <w:rPr>
-                <w:sz w:val="18"/>
-              </w:rPr>
-              <w:t>特殊情况：班组长代签 → 后续追溯申领人员签字 → 每周五检查 → 未完整上报</w:t>
-            </w:r>
-          </w:p>
-        </w:tc>
-        <w:tc>
-          <w:tcPr>
-            <w:tcW w:type="dxa" w:w="3118"/>
-          </w:tcPr>
-          <w:p>
-            <w:r>
-              <w:rPr>
-                <w:sz w:val="18"/>
-              </w:rPr>
-            </w:r>
-          </w:p>
-        </w:tc>
-        <w:tc>
-          <w:tcPr>
-            <w:tcW w:type="dxa" w:w="1984"/>
-          </w:tcPr>
-          <w:p>
-            <w:r>
-              <w:rPr>
-                <w:sz w:val="18"/>
-              </w:rPr>
-              <w:t>→ 完成</w:t>
-            </w:r>
-          </w:p>
-        </w:tc>
-      </w:tr>
-    </w:tbl>
+    <w:p>
+      <w:pPr>
+        <w:spacing w:after="0"/>
+      </w:pPr>
+    </w:p>
+    <w:p>
+      <w:drawing>
+        <wp:inline distT="0" distB="0" distL="0" distR="0">
+          <wp:extent cx="6120000" cy="5760000"/>
+          <wp:effectExtent l="0" t="0" r="0" b="0"/>
+          <wp:docPr id="1" name="flowchart"/>
+          <wp:cNvGraphicFramePr/>
+          <a:graphic xmlns:a="http://schemas.openxmlformats.org/drawingml/2006/main">
+            <a:graphicData uri="http://schemas.openxmlformats.org/drawingml/2006/main">
+              <a:grpSp>
+                <a:grpSpPr>
+                  <a:xfrm>
+                    <a:off x="0" y="0"/>
+                    <a:ext cx="6120000" cy="5760000"/>
+                    <a:chOff x="0" y="0"/>
+                    <a:chExt cx="6120000" cy="5760000"/>
+                  </a:xfrm>
+                </a:grpSpPr>
+                <a:sp>
+                  <a:nvSpPr>
+                    <a:cNvPr id="97663" name="领料人提交《仓库物资申领单》&#10;（附件2）"/>
+                    <a:cNvSpPr/>
+                    <a:nvPr/>
+                  </a:nvSpPr>
+                  <a:spPr>
+                    <a:xfrm>
+                      <a:off x="1980000" y="72000"/>
+                      <a:ext cx="2160000" cy="432000"/>
+                    </a:xfrm>
+                    <a:prstGeom prst="roundRect">
+                      <a:avLst>
+                        <a:gd name="adj" fmla="val 12000"/>
+                      </a:avLst>
+                    </a:prstGeom>
+                    <a:solidFill>
+                      <a:srgbClr val="D6E4F0"/>
+                    </a:solidFill>
+                    <a:ln w="9525">
+                      <a:solidFill>
+                        <a:srgbClr val="2B579A"/>
+                      </a:solidFill>
+                    </a:ln>
+                  </a:spPr>
+                  <a:txBody>
+                    <a:bodyPr wrap="square" lIns="91440" tIns="45720" rIns="91440" bIns="45720"/>
+                    <a:lstStyle/>
+                    <a:p>
+                      <a:pPr algn="ctr"/>
+                      <a:r>
+                        <a:rPr sz="800" b="0" lang="zh-CN">
+                          <a:solidFill>
+                            <a:srgbClr val="000000"/>
+                          </a:solidFill>
+                          <a:ea typeface="微软雅黑"/>
+                        </a:rPr>
+                        <a:t>领料人提交《仓库物资申领单》
+（附件2）</a:t>
+                      </a:r>
+                      <a:endParaRPr sz="800" lang="zh-CN"/>
+                    </a:p>
+                  </a:txBody>
+                </a:sp>
+                <a:sp>
+                  <a:nvSpPr>
+                    <a:cNvPr id="30970" name="金额判断？"/>
+                    <a:cNvSpPr/>
+                    <a:nvPr/>
+                  </a:nvSpPr>
+                  <a:spPr>
+                    <a:xfrm>
+                      <a:off x="2160000" y="648000"/>
+                      <a:ext cx="1800000" cy="576000"/>
+                    </a:xfrm>
+                    <a:prstGeom prst="diamond"/>
+                    <a:solidFill>
+                      <a:srgbClr val="FFF2CC"/>
+                    </a:solidFill>
+                    <a:ln w="9525">
+                      <a:solidFill>
+                        <a:srgbClr val="BF8F00"/>
+                      </a:solidFill>
+                    </a:ln>
+                  </a:spPr>
+                  <a:txBody>
+                    <a:bodyPr wrap="square" lIns="91440" tIns="45720" rIns="91440" bIns="45720"/>
+                    <a:lstStyle/>
+                    <a:p>
+                      <a:pPr algn="ctr"/>
+                      <a:r>
+                        <a:rPr sz="700" b="0" lang="zh-CN">
+                          <a:solidFill>
+                            <a:srgbClr val="000000"/>
+                          </a:solidFill>
+                          <a:ea typeface="微软雅黑"/>
+                        </a:rPr>
+                        <a:t>金额判断？</a:t>
+                      </a:r>
+                      <a:endParaRPr sz="700" lang="zh-CN"/>
+                    </a:p>
+                  </a:txBody>
+                </a:sp>
+                <a:sp>
+                  <a:nvSpPr>
+                    <a:cNvPr id="29469" name="≤1000元&#10;申领单审批完整"/>
+                    <a:cNvSpPr/>
+                    <a:nvPr/>
+                  </a:nvSpPr>
+                  <a:spPr>
+                    <a:xfrm>
+                      <a:off x="180000" y="1368000"/>
+                      <a:ext cx="1512000" cy="432000"/>
+                    </a:xfrm>
+                    <a:prstGeom prst="roundRect">
+                      <a:avLst>
+                        <a:gd name="adj" fmla="val 12000"/>
+                      </a:avLst>
+                    </a:prstGeom>
+                    <a:solidFill>
+                      <a:srgbClr val="D6E4F0"/>
+                    </a:solidFill>
+                    <a:ln w="9525">
+                      <a:solidFill>
+                        <a:srgbClr val="2B579A"/>
+                      </a:solidFill>
+                    </a:ln>
+                  </a:spPr>
+                  <a:txBody>
+                    <a:bodyPr wrap="square" lIns="91440" tIns="45720" rIns="91440" bIns="45720"/>
+                    <a:lstStyle/>
+                    <a:p>
+                      <a:pPr algn="ctr"/>
+                      <a:r>
+                        <a:rPr sz="800" b="0" lang="zh-CN">
+                          <a:solidFill>
+                            <a:srgbClr val="000000"/>
+                          </a:solidFill>
+                          <a:ea typeface="微软雅黑"/>
+                        </a:rPr>
+                        <a:t>≤1000元
+申领单审批完整</a:t>
+                      </a:r>
+                      <a:endParaRPr sz="800" lang="zh-CN"/>
+                    </a:p>
+                  </a:txBody>
+                </a:sp>
+                <a:sp>
+                  <a:nvSpPr>
+                    <a:cNvPr id="96090" name="1000~3000元&#10;填附件3+班组长签"/>
+                    <a:cNvSpPr/>
+                    <a:nvPr/>
+                  </a:nvSpPr>
+                  <a:spPr>
+                    <a:xfrm>
+                      <a:off x="2304000" y="1368000"/>
+                      <a:ext cx="1512000" cy="432000"/>
+                    </a:xfrm>
+                    <a:prstGeom prst="roundRect">
+                      <a:avLst>
+                        <a:gd name="adj" fmla="val 12000"/>
+                      </a:avLst>
+                    </a:prstGeom>
+                    <a:solidFill>
+                      <a:srgbClr val="D6E4F0"/>
+                    </a:solidFill>
+                    <a:ln w="9525">
+                      <a:solidFill>
+                        <a:srgbClr val="2B579A"/>
+                      </a:solidFill>
+                    </a:ln>
+                  </a:spPr>
+                  <a:txBody>
+                    <a:bodyPr wrap="square" lIns="91440" tIns="45720" rIns="91440" bIns="45720"/>
+                    <a:lstStyle/>
+                    <a:p>
+                      <a:pPr algn="ctr"/>
+                      <a:r>
+                        <a:rPr sz="800" b="0" lang="zh-CN">
+                          <a:solidFill>
+                            <a:srgbClr val="000000"/>
+                          </a:solidFill>
+                          <a:ea typeface="微软雅黑"/>
+                        </a:rPr>
+                        <a:t>1000~3000元
+填附件3+班组长签字</a:t>
+                      </a:r>
+                      <a:endParaRPr sz="800" lang="zh-CN"/>
+                    </a:p>
+                  </a:txBody>
+                </a:sp>
+                <a:sp>
+                  <a:nvSpPr>
+                    <a:cNvPr id="51448" name="＞3000元&#10;填附件3+部门负责人签字"/>
+                    <a:cNvSpPr/>
+                    <a:nvPr/>
+                  </a:nvSpPr>
+                  <a:spPr>
+                    <a:xfrm>
+                      <a:off x="4428000" y="1368000"/>
+                      <a:ext cx="1512000" cy="432000"/>
+                    </a:xfrm>
+                    <a:prstGeom prst="roundRect">
+                      <a:avLst>
+                        <a:gd name="adj" fmla="val 12000"/>
+                      </a:avLst>
+                    </a:prstGeom>
+                    <a:solidFill>
+                      <a:srgbClr val="D6E4F0"/>
+                    </a:solidFill>
+                    <a:ln w="9525">
+                      <a:solidFill>
+                        <a:srgbClr val="2B579A"/>
+                      </a:solidFill>
+                    </a:ln>
+                  </a:spPr>
+                  <a:txBody>
+                    <a:bodyPr wrap="square" lIns="91440" tIns="45720" rIns="91440" bIns="45720"/>
+                    <a:lstStyle/>
+                    <a:p>
+                      <a:pPr algn="ctr"/>
+                      <a:r>
+                        <a:rPr sz="800" b="0" lang="zh-CN">
+                          <a:solidFill>
+                            <a:srgbClr val="000000"/>
+                          </a:solidFill>
+                          <a:ea typeface="微软雅黑"/>
+                        </a:rPr>
+                        <a:t>＞3000元
+填附件3+部门负责人签字</a:t>
+                      </a:r>
+                      <a:endParaRPr sz="800" lang="zh-CN"/>
+                    </a:p>
+                  </a:txBody>
+                </a:sp>
+                <a:sp>
+                  <a:nvSpPr>
+                    <a:cNvPr id="22633" name="仓库管理员核对：设备编号/型号/名称/数"/>
+                    <a:cNvSpPr/>
+                    <a:nvPr/>
+                  </a:nvSpPr>
+                  <a:spPr>
+                    <a:xfrm>
+                      <a:off x="1080000" y="2015999"/>
+                      <a:ext cx="3960000" cy="432000"/>
+                    </a:xfrm>
+                    <a:prstGeom prst="roundRect">
+                      <a:avLst>
+                        <a:gd name="adj" fmla="val 12000"/>
+                      </a:avLst>
+                    </a:prstGeom>
+                    <a:solidFill>
+                      <a:srgbClr val="D6E4F0"/>
+                    </a:solidFill>
+                    <a:ln w="9525">
+                      <a:solidFill>
+                        <a:srgbClr val="2B579A"/>
+                      </a:solidFill>
+                    </a:ln>
+                  </a:spPr>
+                  <a:txBody>
+                    <a:bodyPr wrap="square" lIns="91440" tIns="45720" rIns="91440" bIns="45720"/>
+                    <a:lstStyle/>
+                    <a:p>
+                      <a:pPr algn="ctr"/>
+                      <a:r>
+                        <a:rPr sz="800" b="0" lang="zh-CN">
+                          <a:solidFill>
+                            <a:srgbClr val="000000"/>
+                          </a:solidFill>
+                          <a:ea typeface="微软雅黑"/>
+                        </a:rPr>
+                        <a:t>仓库管理员核对：设备编号/型号/名称/数量是否完整</a:t>
+                      </a:r>
+                      <a:endParaRPr sz="800" lang="zh-CN"/>
+                    </a:p>
+                  </a:txBody>
+                </a:sp>
+                <a:sp>
+                  <a:nvSpPr>
+                    <a:cNvPr id="9744" name="签字是否完整？"/>
+                    <a:cNvSpPr/>
+                    <a:nvPr/>
+                  </a:nvSpPr>
+                  <a:spPr>
+                    <a:xfrm>
+                      <a:off x="2160000" y="2592000"/>
+                      <a:ext cx="1800000" cy="576000"/>
+                    </a:xfrm>
+                    <a:prstGeom prst="diamond"/>
+                    <a:solidFill>
+                      <a:srgbClr val="FFF2CC"/>
+                    </a:solidFill>
+                    <a:ln w="9525">
+                      <a:solidFill>
+                        <a:srgbClr val="BF8F00"/>
+                      </a:solidFill>
+                    </a:ln>
+                  </a:spPr>
+                  <a:txBody>
+                    <a:bodyPr wrap="square" lIns="91440" tIns="45720" rIns="91440" bIns="45720"/>
+                    <a:lstStyle/>
+                    <a:p>
+                      <a:pPr algn="ctr"/>
+                      <a:r>
+                        <a:rPr sz="700" b="0" lang="zh-CN">
+                          <a:solidFill>
+                            <a:srgbClr val="000000"/>
+                          </a:solidFill>
+                          <a:ea typeface="微软雅黑"/>
+                        </a:rPr>
+                        <a:t>签字是否完整？</a:t>
+                      </a:r>
+                      <a:endParaRPr sz="700" lang="zh-CN"/>
+                    </a:p>
+                  </a:txBody>
+                </a:sp>
+                <a:sp>
+                  <a:nvSpPr>
+                    <a:cNvPr id="39110" name="不完整 → 拒绝发货"/>
+                    <a:cNvSpPr/>
+                    <a:nvPr/>
+                  </a:nvSpPr>
+                  <a:spPr>
+                    <a:xfrm>
+                      <a:off x="3600000" y="2592000"/>
+                      <a:ext cx="2340000" cy="432000"/>
+                    </a:xfrm>
+                    <a:prstGeom prst="roundRect">
+                      <a:avLst>
+                        <a:gd name="adj" fmla="val 12000"/>
+                      </a:avLst>
+                    </a:prstGeom>
+                    <a:solidFill>
+                      <a:srgbClr val="FFC7CE"/>
+                    </a:solidFill>
+                    <a:ln w="9525">
+                      <a:solidFill>
+                        <a:srgbClr val="9C0006"/>
+                      </a:solidFill>
+                    </a:ln>
+                  </a:spPr>
+                  <a:txBody>
+                    <a:bodyPr wrap="square" lIns="91440" tIns="45720" rIns="91440" bIns="45720"/>
+                    <a:lstStyle/>
+                    <a:p>
+                      <a:pPr algn="ctr"/>
+                      <a:r>
+                        <a:rPr sz="800" b="0" lang="zh-CN">
+                          <a:solidFill>
+                            <a:srgbClr val="000000"/>
+                          </a:solidFill>
+                          <a:ea typeface="微软雅黑"/>
+                        </a:rPr>
+                        <a:t>不完整 → 拒绝发货</a:t>
+                      </a:r>
+                      <a:endParaRPr sz="800" lang="zh-CN"/>
+                    </a:p>
+                  </a:txBody>
+                </a:sp>
+                <a:sp>
+                  <a:nvSpPr>
+                    <a:cNvPr id="70579" name="完整：领料人对配件完好性二次检验&#10;有异议"/>
+                    <a:cNvSpPr/>
+                    <a:nvPr/>
+                  </a:nvSpPr>
+                  <a:spPr>
+                    <a:xfrm>
+                      <a:off x="1440000" y="3348000"/>
+                      <a:ext cx="3240000" cy="432000"/>
+                    </a:xfrm>
+                    <a:prstGeom prst="roundRect">
+                      <a:avLst>
+                        <a:gd name="adj" fmla="val 12000"/>
+                      </a:avLst>
+                    </a:prstGeom>
+                    <a:solidFill>
+                      <a:srgbClr val="D6E4F0"/>
+                    </a:solidFill>
+                    <a:ln w="9525">
+                      <a:solidFill>
+                        <a:srgbClr val="2B579A"/>
+                      </a:solidFill>
+                    </a:ln>
+                  </a:spPr>
+                  <a:txBody>
+                    <a:bodyPr wrap="square" lIns="91440" tIns="45720" rIns="91440" bIns="45720"/>
+                    <a:lstStyle/>
+                    <a:p>
+                      <a:pPr algn="ctr"/>
+                      <a:r>
+                        <a:rPr sz="800" b="0" lang="zh-CN">
+                          <a:solidFill>
+                            <a:srgbClr val="000000"/>
+                          </a:solidFill>
+                          <a:ea typeface="微软雅黑"/>
+                        </a:rPr>
+                        <a:t>完整：领料人对配件完好性二次检验
+有异议在申领单中手写注明</a:t>
+                      </a:r>
+                      <a:endParaRPr sz="800" lang="zh-CN"/>
+                    </a:p>
+                  </a:txBody>
+                </a:sp>
+                <a:sp>
+                  <a:nvSpPr>
+                    <a:cNvPr id="86088" name="领料人签字？"/>
+                    <a:cNvSpPr/>
+                    <a:nvPr/>
+                  </a:nvSpPr>
+                  <a:spPr>
+                    <a:xfrm>
+                      <a:off x="2160000" y="3924000"/>
+                      <a:ext cx="1800000" cy="576000"/>
+                    </a:xfrm>
+                    <a:prstGeom prst="diamond"/>
+                    <a:solidFill>
+                      <a:srgbClr val="FFF2CC"/>
+                    </a:solidFill>
+                    <a:ln w="9525">
+                      <a:solidFill>
+                        <a:srgbClr val="BF8F00"/>
+                      </a:solidFill>
+                    </a:ln>
+                  </a:spPr>
+                  <a:txBody>
+                    <a:bodyPr wrap="square" lIns="91440" tIns="45720" rIns="91440" bIns="45720"/>
+                    <a:lstStyle/>
+                    <a:p>
+                      <a:pPr algn="ctr"/>
+                      <a:r>
+                        <a:rPr sz="700" b="0" lang="zh-CN">
+                          <a:solidFill>
+                            <a:srgbClr val="000000"/>
+                          </a:solidFill>
+                          <a:ea typeface="微软雅黑"/>
+                        </a:rPr>
+                        <a:t>领料人签字？</a:t>
+                      </a:r>
+                      <a:endParaRPr sz="700" lang="zh-CN"/>
+                    </a:p>
+                  </a:txBody>
+                </a:sp>
+                <a:sp>
+                  <a:nvSpPr>
+                    <a:cNvPr id="76683" name="不签字 → 拒绝发货"/>
+                    <a:cNvSpPr/>
+                    <a:nvPr/>
+                  </a:nvSpPr>
+                  <a:spPr>
+                    <a:xfrm>
+                      <a:off x="3600000" y="3924000"/>
+                      <a:ext cx="2340000" cy="432000"/>
+                    </a:xfrm>
+                    <a:prstGeom prst="roundRect">
+                      <a:avLst>
+                        <a:gd name="adj" fmla="val 12000"/>
+                      </a:avLst>
+                    </a:prstGeom>
+                    <a:solidFill>
+                      <a:srgbClr val="FFC7CE"/>
+                    </a:solidFill>
+                    <a:ln w="9525">
+                      <a:solidFill>
+                        <a:srgbClr val="9C0006"/>
+                      </a:solidFill>
+                    </a:ln>
+                  </a:spPr>
+                  <a:txBody>
+                    <a:bodyPr wrap="square" lIns="91440" tIns="45720" rIns="91440" bIns="45720"/>
+                    <a:lstStyle/>
+                    <a:p>
+                      <a:pPr algn="ctr"/>
+                      <a:r>
+                        <a:rPr sz="800" b="0" lang="zh-CN">
+                          <a:solidFill>
+                            <a:srgbClr val="000000"/>
+                          </a:solidFill>
+                          <a:ea typeface="微软雅黑"/>
+                        </a:rPr>
+                        <a:t>不签字 → 拒绝发货</a:t>
+                      </a:r>
+                      <a:endParaRPr sz="800" lang="zh-CN"/>
+                    </a:p>
+                  </a:txBody>
+                </a:sp>
+                <a:sp>
+                  <a:nvSpPr>
+                    <a:cNvPr id="41340" name="签字：发放出库，系统出库&#10;三方一致（实物"/>
+                    <a:cNvSpPr/>
+                    <a:nvPr/>
+                  </a:nvSpPr>
+                  <a:spPr>
+                    <a:xfrm>
+                      <a:off x="1440000" y="4680000"/>
+                      <a:ext cx="3240000" cy="432000"/>
+                    </a:xfrm>
+                    <a:prstGeom prst="roundRect">
+                      <a:avLst>
+                        <a:gd name="adj" fmla="val 12000"/>
+                      </a:avLst>
+                    </a:prstGeom>
+                    <a:solidFill>
+                      <a:srgbClr val="C6EFCE"/>
+                    </a:solidFill>
+                    <a:ln w="9525">
+                      <a:solidFill>
+                        <a:srgbClr val="006100"/>
+                      </a:solidFill>
+                    </a:ln>
+                  </a:spPr>
+                  <a:txBody>
+                    <a:bodyPr wrap="square" lIns="91440" tIns="45720" rIns="91440" bIns="45720"/>
+                    <a:lstStyle/>
+                    <a:p>
+                      <a:pPr algn="ctr"/>
+                      <a:r>
+                        <a:rPr sz="800" b="0" lang="zh-CN">
+                          <a:solidFill>
+                            <a:srgbClr val="000000"/>
+                          </a:solidFill>
+                          <a:ea typeface="微软雅黑"/>
+                        </a:rPr>
+                        <a:t>签字：发放出库，系统出库
+三方一致（实物/申领单/系统）</a:t>
+                      </a:r>
+                      <a:endParaRPr sz="800" lang="zh-CN"/>
+                    </a:p>
+                  </a:txBody>
+                </a:sp>
+                <a:sp>
+                  <a:nvSpPr>
+                    <a:cNvPr id="73721" name="特殊情况：班组长代签 → 追溯签字&#10;每周"/>
+                    <a:cNvSpPr/>
+                    <a:nvPr/>
+                  </a:nvSpPr>
+                  <a:spPr>
+                    <a:xfrm>
+                      <a:off x="1440000" y="5220000"/>
+                      <a:ext cx="3240000" cy="432000"/>
+                    </a:xfrm>
+                    <a:prstGeom prst="roundRect">
+                      <a:avLst>
+                        <a:gd name="adj" fmla="val 12000"/>
+                      </a:avLst>
+                    </a:prstGeom>
+                    <a:solidFill>
+                      <a:srgbClr val="E2EFDA"/>
+                    </a:solidFill>
+                    <a:ln w="9525">
+                      <a:solidFill>
+                        <a:srgbClr val="548235"/>
+                      </a:solidFill>
+                    </a:ln>
+                  </a:spPr>
+                  <a:txBody>
+                    <a:bodyPr wrap="square" lIns="91440" tIns="45720" rIns="91440" bIns="45720"/>
+                    <a:lstStyle/>
+                    <a:p>
+                      <a:pPr algn="ctr"/>
+                      <a:r>
+                        <a:rPr sz="800" b="0" lang="zh-CN">
+                          <a:solidFill>
+                            <a:srgbClr val="000000"/>
+                          </a:solidFill>
+                          <a:ea typeface="微软雅黑"/>
+                        </a:rPr>
+                        <a:t>特殊情况：班组长代签 → 追溯签字
+每周五检查 → 未完整上报</a:t>
+                      </a:r>
+                      <a:endParaRPr sz="800" lang="zh-CN"/>
+                    </a:p>
+                  </a:txBody>
+                </a:sp>
+                <a:sp>
+                  <a:nvSpPr>
+                    <a:cNvPr id="17220" name="label"/>
+                    <a:cNvSpPr/>
+                    <a:nvPr/>
+                  </a:nvSpPr>
+                  <a:spPr>
+                    <a:xfrm>
+                      <a:off x="2700000" y="540000"/>
+                      <a:ext cx="720000" cy="180000"/>
+                    </a:xfrm>
+                    <a:prstGeom prst="rect"/>
+                    <a:noFill/>
+                    <a:ln>
+                      <a:noFill/>
+                    </a:ln>
+                  </a:spPr>
+                  <a:txBody>
+                    <a:bodyPr wrap="square"/>
+                    <a:lstStyle/>
+                    <a:p>
+                      <a:pPr algn="ctr"/>
+                      <a:r>
+                        <a:rPr sz="600" lang="zh-CN">
+                          <a:solidFill>
+                            <a:srgbClr val="333333"/>
+                          </a:solidFill>
+                        </a:rPr>
+                        <a:t>↓</a:t>
+                      </a:r>
+                      <a:endParaRPr sz="600" lang="zh-CN"/>
+                    </a:p>
+                  </a:txBody>
+                </a:sp>
+                <a:sp>
+                  <a:nvSpPr>
+                    <a:cNvPr id="27019" name="label"/>
+                    <a:cNvSpPr/>
+                    <a:nvPr/>
+                  </a:nvSpPr>
+                  <a:spPr>
+                    <a:xfrm>
+                      <a:off x="792000" y="1224000"/>
+                      <a:ext cx="720000" cy="180000"/>
+                    </a:xfrm>
+                    <a:prstGeom prst="rect"/>
+                    <a:noFill/>
+                    <a:ln>
+                      <a:noFill/>
+                    </a:ln>
+                  </a:spPr>
+                  <a:txBody>
+                    <a:bodyPr wrap="square"/>
+                    <a:lstStyle/>
+                    <a:p>
+                      <a:pPr algn="ctr"/>
+                      <a:r>
+                        <a:rPr sz="500" lang="zh-CN">
+                          <a:solidFill>
+                            <a:srgbClr val="555555"/>
+                          </a:solidFill>
+                        </a:rPr>
+                        <a:t>↙</a:t>
+                      </a:r>
+                      <a:endParaRPr sz="500" lang="zh-CN"/>
+                    </a:p>
+                  </a:txBody>
+                </a:sp>
+                <a:sp>
+                  <a:nvSpPr>
+                    <a:cNvPr id="95913" name="label"/>
+                    <a:cNvSpPr/>
+                    <a:nvPr/>
+                  </a:nvSpPr>
+                  <a:spPr>
+                    <a:xfrm>
+                      <a:off x="2880000" y="1224000"/>
+                      <a:ext cx="720000" cy="180000"/>
+                    </a:xfrm>
+                    <a:prstGeom prst="rect"/>
+                    <a:noFill/>
+                    <a:ln>
+                      <a:noFill/>
+                    </a:ln>
+                  </a:spPr>
+                  <a:txBody>
+                    <a:bodyPr wrap="square"/>
+                    <a:lstStyle/>
+                    <a:p>
+                      <a:pPr algn="ctr"/>
+                      <a:r>
+                        <a:rPr sz="500" lang="zh-CN">
+                          <a:solidFill>
+                            <a:srgbClr val="555555"/>
+                          </a:solidFill>
+                        </a:rPr>
+                        <a:t>↓</a:t>
+                      </a:r>
+                      <a:endParaRPr sz="500" lang="zh-CN"/>
+                    </a:p>
+                  </a:txBody>
+                </a:sp>
+                <a:sp>
+                  <a:nvSpPr>
+                    <a:cNvPr id="28848" name="label"/>
+                    <a:cNvSpPr/>
+                    <a:nvPr/>
+                  </a:nvSpPr>
+                  <a:spPr>
+                    <a:xfrm>
+                      <a:off x="4860000" y="1224000"/>
+                      <a:ext cx="720000" cy="180000"/>
+                    </a:xfrm>
+                    <a:prstGeom prst="rect"/>
+                    <a:noFill/>
+                    <a:ln>
+                      <a:noFill/>
+                    </a:ln>
+                  </a:spPr>
+                  <a:txBody>
+                    <a:bodyPr wrap="square"/>
+                    <a:lstStyle/>
+                    <a:p>
+                      <a:pPr algn="ctr"/>
+                      <a:r>
+                        <a:rPr sz="500" lang="zh-CN">
+                          <a:solidFill>
+                            <a:srgbClr val="555555"/>
+                          </a:solidFill>
+                        </a:rPr>
+                        <a:t>↘</a:t>
+                      </a:r>
+                      <a:endParaRPr sz="500" lang="zh-CN"/>
+                    </a:p>
+                  </a:txBody>
+                </a:sp>
+                <a:sp>
+                  <a:nvSpPr>
+                    <a:cNvPr id="52064" name="label"/>
+                    <a:cNvSpPr/>
+                    <a:nvPr/>
+                  </a:nvSpPr>
+                  <a:spPr>
+                    <a:xfrm>
+                      <a:off x="2700000" y="1872000"/>
+                      <a:ext cx="720000" cy="180000"/>
+                    </a:xfrm>
+                    <a:prstGeom prst="rect"/>
+                    <a:noFill/>
+                    <a:ln>
+                      <a:noFill/>
+                    </a:ln>
+                  </a:spPr>
+                  <a:txBody>
+                    <a:bodyPr wrap="square"/>
+                    <a:lstStyle/>
+                    <a:p>
+                      <a:pPr algn="ctr"/>
+                      <a:r>
+                        <a:rPr sz="600" lang="zh-CN">
+                          <a:solidFill>
+                            <a:srgbClr val="333333"/>
+                          </a:solidFill>
+                        </a:rPr>
+                        <a:t>↓</a:t>
+                      </a:r>
+                      <a:endParaRPr sz="600" lang="zh-CN"/>
+                    </a:p>
+                  </a:txBody>
+                </a:sp>
+                <a:sp>
+                  <a:nvSpPr>
+                    <a:cNvPr id="90478" name="label"/>
+                    <a:cNvSpPr/>
+                    <a:nvPr/>
+                  </a:nvSpPr>
+                  <a:spPr>
+                    <a:xfrm>
+                      <a:off x="2700000" y="2448000"/>
+                      <a:ext cx="720000" cy="180000"/>
+                    </a:xfrm>
+                    <a:prstGeom prst="rect"/>
+                    <a:noFill/>
+                    <a:ln>
+                      <a:noFill/>
+                    </a:ln>
+                  </a:spPr>
+                  <a:txBody>
+                    <a:bodyPr wrap="square"/>
+                    <a:lstStyle/>
+                    <a:p>
+                      <a:pPr algn="ctr"/>
+                      <a:r>
+                        <a:rPr sz="600" lang="zh-CN">
+                          <a:solidFill>
+                            <a:srgbClr val="333333"/>
+                          </a:solidFill>
+                        </a:rPr>
+                        <a:t>↓</a:t>
+                      </a:r>
+                      <a:endParaRPr sz="600" lang="zh-CN"/>
+                    </a:p>
+                  </a:txBody>
+                </a:sp>
+                <a:sp>
+                  <a:nvSpPr>
+                    <a:cNvPr id="54407" name="label"/>
+                    <a:cNvSpPr/>
+                    <a:nvPr/>
+                  </a:nvSpPr>
+                  <a:spPr>
+                    <a:xfrm>
+                      <a:off x="4320000" y="2592000"/>
+                      <a:ext cx="720000" cy="180000"/>
+                    </a:xfrm>
+                    <a:prstGeom prst="rect"/>
+                    <a:noFill/>
+                    <a:ln>
+                      <a:noFill/>
+                    </a:ln>
+                  </a:spPr>
+                  <a:txBody>
+                    <a:bodyPr wrap="square"/>
+                    <a:lstStyle/>
+                    <a:p>
+                      <a:pPr algn="ctr"/>
+                      <a:r>
+                        <a:rPr sz="500" lang="zh-CN">
+                          <a:solidFill>
+                            <a:srgbClr val="9C0006"/>
+                          </a:solidFill>
+                        </a:rPr>
+                        <a:t>→ 不完整</a:t>
+                      </a:r>
+                      <a:endParaRPr sz="500" lang="zh-CN"/>
+                    </a:p>
+                  </a:txBody>
+                </a:sp>
+                <a:sp>
+                  <a:nvSpPr>
+                    <a:cNvPr id="44986" name="label"/>
+                    <a:cNvSpPr/>
+                    <a:nvPr/>
+                  </a:nvSpPr>
+                  <a:spPr>
+                    <a:xfrm>
+                      <a:off x="2700000" y="3204000"/>
+                      <a:ext cx="720000" cy="180000"/>
+                    </a:xfrm>
+                    <a:prstGeom prst="rect"/>
+                    <a:noFill/>
+                    <a:ln>
+                      <a:noFill/>
+                    </a:ln>
+                  </a:spPr>
+                  <a:txBody>
+                    <a:bodyPr wrap="square"/>
+                    <a:lstStyle/>
+                    <a:p>
+                      <a:pPr algn="ctr"/>
+                      <a:r>
+                        <a:rPr sz="600" lang="zh-CN">
+                          <a:solidFill>
+                            <a:srgbClr val="333333"/>
+                          </a:solidFill>
+                        </a:rPr>
+                        <a:t>↓ 完整</a:t>
+                      </a:r>
+                      <a:endParaRPr sz="600" lang="zh-CN"/>
+                    </a:p>
+                  </a:txBody>
+                </a:sp>
+                <a:sp>
+                  <a:nvSpPr>
+                    <a:cNvPr id="82765" name="label"/>
+                    <a:cNvSpPr/>
+                    <a:nvPr/>
+                  </a:nvSpPr>
+                  <a:spPr>
+                    <a:xfrm>
+                      <a:off x="2700000" y="3780000"/>
+                      <a:ext cx="720000" cy="180000"/>
+                    </a:xfrm>
+                    <a:prstGeom prst="rect"/>
+                    <a:noFill/>
+                    <a:ln>
+                      <a:noFill/>
+                    </a:ln>
+                  </a:spPr>
+                  <a:txBody>
+                    <a:bodyPr wrap="square"/>
+                    <a:lstStyle/>
+                    <a:p>
+                      <a:pPr algn="ctr"/>
+                      <a:r>
+                        <a:rPr sz="600" lang="zh-CN">
+                          <a:solidFill>
+                            <a:srgbClr val="333333"/>
+                          </a:solidFill>
+                        </a:rPr>
+                        <a:t>↓</a:t>
+                      </a:r>
+                      <a:endParaRPr sz="600" lang="zh-CN"/>
+                    </a:p>
+                  </a:txBody>
+                </a:sp>
+                <a:sp>
+                  <a:nvSpPr>
+                    <a:cNvPr id="30249" name="label"/>
+                    <a:cNvSpPr/>
+                    <a:nvPr/>
+                  </a:nvSpPr>
+                  <a:spPr>
+                    <a:xfrm>
+                      <a:off x="4320000" y="3924000"/>
+                      <a:ext cx="720000" cy="180000"/>
+                    </a:xfrm>
+                    <a:prstGeom prst="rect"/>
+                    <a:noFill/>
+                    <a:ln>
+                      <a:noFill/>
+                    </a:ln>
+                  </a:spPr>
+                  <a:txBody>
+                    <a:bodyPr wrap="square"/>
+                    <a:lstStyle/>
+                    <a:p>
+                      <a:pPr algn="ctr"/>
+                      <a:r>
+                        <a:rPr sz="500" lang="zh-CN">
+                          <a:solidFill>
+                            <a:srgbClr val="9C0006"/>
+                          </a:solidFill>
+                        </a:rPr>
+                        <a:t>→ 不签</a:t>
+                      </a:r>
+                      <a:endParaRPr sz="500" lang="zh-CN"/>
+                    </a:p>
+                  </a:txBody>
+                </a:sp>
+                <a:sp>
+                  <a:nvSpPr>
+                    <a:cNvPr id="6004" name="label"/>
+                    <a:cNvSpPr/>
+                    <a:nvPr/>
+                  </a:nvSpPr>
+                  <a:spPr>
+                    <a:xfrm>
+                      <a:off x="2700000" y="4536000"/>
+                      <a:ext cx="720000" cy="180000"/>
+                    </a:xfrm>
+                    <a:prstGeom prst="rect"/>
+                    <a:noFill/>
+                    <a:ln>
+                      <a:noFill/>
+                    </a:ln>
+                  </a:spPr>
+                  <a:txBody>
+                    <a:bodyPr wrap="square"/>
+                    <a:lstStyle/>
+                    <a:p>
+                      <a:pPr algn="ctr"/>
+                      <a:r>
+                        <a:rPr sz="600" lang="zh-CN">
+                          <a:solidFill>
+                            <a:srgbClr val="333333"/>
+                          </a:solidFill>
+                        </a:rPr>
+                        <a:t>↓ 签字</a:t>
+                      </a:r>
+                      <a:endParaRPr sz="600" lang="zh-CN"/>
+                    </a:p>
+                  </a:txBody>
+                </a:sp>
+              </a:grpSp>
+            </a:graphicData>
+          </a:graphic>
+        </wp:inline>
+      </w:drawing>
+    </w:p>
     <w:p/>
     <w:p>
       <w:pPr>
-        <w:pStyle w:val="Heading2"/>
+        <w:jc w:val="left"/>
       </w:pPr>
       <w:r>
+        <w:rPr>
+          <w:b/>
+          <w:color w:val="1A3C6E"/>
+          <w:sz w:val="28"/>
+        </w:rPr>
         <w:t>三、借料管理流程（第五章 第十七条）</w:t>
       </w:r>
     </w:p>
-    <w:tbl>
-      <w:tblPr>
-        <w:tblStyle w:val="TableGrid"/>
-        <w:tblW w:type="auto" w:w="0"/>
-        <w:jc w:val="center"/>
-        <w:tblLook w:firstColumn="1" w:firstRow="1" w:lastColumn="0" w:lastRow="0" w:noHBand="0" w:noVBand="1" w:val="04A0"/>
-      </w:tblPr>
-      <w:tblGrid>
-        <w:gridCol w:w="2351"/>
-        <w:gridCol w:w="2351"/>
-        <w:gridCol w:w="2351"/>
-        <w:gridCol w:w="2351"/>
-      </w:tblGrid>
-      <w:tr>
-        <w:tc>
-          <w:tcPr>
-            <w:tcW w:type="dxa" w:w="680"/>
-            <w:shd w:fill="1A3C6E" w:val="clear"/>
-          </w:tcPr>
-          <w:p>
-            <w:pPr>
-              <w:jc w:val="center"/>
-            </w:pPr>
-            <w:r>
-              <w:rPr>
-                <w:b/>
-                <w:color w:val="FFFFFF"/>
-                <w:sz w:val="18"/>
-              </w:rPr>
-              <w:t>步骤</w:t>
-            </w:r>
-          </w:p>
-        </w:tc>
-        <w:tc>
-          <w:tcPr>
-            <w:tcW w:type="dxa" w:w="4252"/>
-            <w:shd w:fill="1A3C6E" w:val="clear"/>
-          </w:tcPr>
-          <w:p>
-            <w:pPr>
-              <w:jc w:val="center"/>
-            </w:pPr>
-            <w:r>
-              <w:rPr>
-                <w:b/>
-                <w:color w:val="FFFFFF"/>
-                <w:sz w:val="18"/>
-              </w:rPr>
-              <w:t>操作说明</w:t>
-            </w:r>
-          </w:p>
-        </w:tc>
-        <w:tc>
-          <w:tcPr>
-            <w:tcW w:type="dxa" w:w="3118"/>
-            <w:shd w:fill="1A3C6E" w:val="clear"/>
-          </w:tcPr>
-          <w:p>
-            <w:pPr>
-              <w:jc w:val="center"/>
-            </w:pPr>
-            <w:r>
-              <w:rPr>
-                <w:b/>
-                <w:color w:val="FFFFFF"/>
-                <w:sz w:val="18"/>
-              </w:rPr>
-              <w:t>判断/条件</w:t>
-            </w:r>
-          </w:p>
-        </w:tc>
-        <w:tc>
-          <w:tcPr>
-            <w:tcW w:type="dxa" w:w="1984"/>
-            <w:shd w:fill="1A3C6E" w:val="clear"/>
-          </w:tcPr>
-          <w:p>
-            <w:pPr>
-              <w:jc w:val="center"/>
-            </w:pPr>
-            <w:r>
-              <w:rPr>
-                <w:b/>
-                <w:color w:val="FFFFFF"/>
-                <w:sz w:val="18"/>
-              </w:rPr>
-              <w:t>走向</w:t>
-            </w:r>
-          </w:p>
-        </w:tc>
-      </w:tr>
-      <w:tr>
-        <w:tc>
-          <w:tcPr>
-            <w:tcW w:type="dxa" w:w="680"/>
-          </w:tcPr>
-          <w:p>
-            <w:r>
-              <w:rPr>
-                <w:sz w:val="18"/>
-              </w:rPr>
-              <w:t>1</w:t>
-            </w:r>
-          </w:p>
-        </w:tc>
-        <w:tc>
-          <w:tcPr>
-            <w:tcW w:type="dxa" w:w="4252"/>
-          </w:tcPr>
-          <w:p>
-            <w:r>
-              <w:rPr>
-                <w:sz w:val="18"/>
-              </w:rPr>
-              <w:t>班长需要借用配件或物料试用</w:t>
-            </w:r>
-          </w:p>
-        </w:tc>
-        <w:tc>
-          <w:tcPr>
-            <w:tcW w:type="dxa" w:w="3118"/>
-          </w:tcPr>
-          <w:p>
-            <w:r>
-              <w:rPr>
-                <w:sz w:val="18"/>
-              </w:rPr>
-            </w:r>
-          </w:p>
-        </w:tc>
-        <w:tc>
-          <w:tcPr>
-            <w:tcW w:type="dxa" w:w="1984"/>
-          </w:tcPr>
-          <w:p>
-            <w:r>
-              <w:rPr>
-                <w:sz w:val="18"/>
-              </w:rPr>
-              <w:t>→ 步骤2</w:t>
-            </w:r>
-          </w:p>
-        </w:tc>
-      </w:tr>
-      <w:tr>
-        <w:tc>
-          <w:tcPr>
-            <w:tcW w:type="dxa" w:w="680"/>
-          </w:tcPr>
-          <w:p>
-            <w:r>
-              <w:rPr>
-                <w:sz w:val="18"/>
-              </w:rPr>
-              <w:t>2</w:t>
-            </w:r>
-          </w:p>
-        </w:tc>
-        <w:tc>
-          <w:tcPr>
-            <w:tcW w:type="dxa" w:w="4252"/>
-          </w:tcPr>
-          <w:p>
-            <w:r>
-              <w:rPr>
-                <w:sz w:val="18"/>
-              </w:rPr>
-              <w:t>填写《临时借料单》（附件4），由班组长签字确认</w:t>
-            </w:r>
-          </w:p>
-        </w:tc>
-        <w:tc>
-          <w:tcPr>
-            <w:tcW w:type="dxa" w:w="3118"/>
-          </w:tcPr>
-          <w:p>
-            <w:r>
-              <w:rPr>
-                <w:sz w:val="18"/>
-              </w:rPr>
-            </w:r>
-          </w:p>
-        </w:tc>
-        <w:tc>
-          <w:tcPr>
-            <w:tcW w:type="dxa" w:w="1984"/>
-          </w:tcPr>
-          <w:p>
-            <w:r>
-              <w:rPr>
-                <w:sz w:val="18"/>
-              </w:rPr>
-              <w:t>→ 步骤3</w:t>
-            </w:r>
-          </w:p>
-        </w:tc>
-      </w:tr>
-      <w:tr>
-        <w:tc>
-          <w:tcPr>
-            <w:tcW w:type="dxa" w:w="680"/>
-          </w:tcPr>
-          <w:p>
-            <w:r>
-              <w:rPr>
-                <w:sz w:val="18"/>
-              </w:rPr>
-              <w:t>3</w:t>
-            </w:r>
-          </w:p>
-        </w:tc>
-        <w:tc>
-          <w:tcPr>
-            <w:tcW w:type="dxa" w:w="4252"/>
-          </w:tcPr>
-          <w:p>
-            <w:r>
-              <w:rPr>
-                <w:sz w:val="18"/>
-              </w:rPr>
-              <w:t>借料价值判断</w:t>
-            </w:r>
-          </w:p>
-        </w:tc>
-        <w:tc>
-          <w:tcPr>
-            <w:tcW w:type="dxa" w:w="3118"/>
-          </w:tcPr>
-          <w:p>
-            <w:r>
-              <w:rPr>
-                <w:sz w:val="18"/>
-              </w:rPr>
-              <w:t>≤1000元</w:t>
-            </w:r>
-          </w:p>
-        </w:tc>
-        <w:tc>
-          <w:tcPr>
-            <w:tcW w:type="dxa" w:w="1984"/>
-          </w:tcPr>
-          <w:p>
-            <w:r>
-              <w:rPr>
-                <w:sz w:val="18"/>
-              </w:rPr>
-              <w:t>→ 步骤4</w:t>
-            </w:r>
-          </w:p>
-        </w:tc>
-      </w:tr>
-      <w:tr>
-        <w:tc>
-          <w:tcPr>
-            <w:tcW w:type="dxa" w:w="680"/>
-          </w:tcPr>
-          <w:p>
-            <w:r>
-              <w:rPr>
-                <w:sz w:val="18"/>
-              </w:rPr>
-            </w:r>
-          </w:p>
-        </w:tc>
-        <w:tc>
-          <w:tcPr>
-            <w:tcW w:type="dxa" w:w="4252"/>
-          </w:tcPr>
-          <w:p>
-            <w:r>
-              <w:rPr>
-                <w:sz w:val="18"/>
-              </w:rPr>
-            </w:r>
-          </w:p>
-        </w:tc>
-        <w:tc>
-          <w:tcPr>
-            <w:tcW w:type="dxa" w:w="3118"/>
-          </w:tcPr>
-          <w:p>
-            <w:r>
-              <w:rPr>
-                <w:sz w:val="18"/>
-              </w:rPr>
-              <w:t>＞1000元</w:t>
-            </w:r>
-          </w:p>
-        </w:tc>
-        <w:tc>
-          <w:tcPr>
-            <w:tcW w:type="dxa" w:w="1984"/>
-          </w:tcPr>
-          <w:p>
-            <w:r>
-              <w:rPr>
-                <w:sz w:val="18"/>
-              </w:rPr>
-              <w:t>→ 步骤5</w:t>
-            </w:r>
-          </w:p>
-        </w:tc>
-      </w:tr>
-      <w:tr>
-        <w:tc>
-          <w:tcPr>
-            <w:tcW w:type="dxa" w:w="680"/>
-          </w:tcPr>
-          <w:p>
-            <w:r>
-              <w:rPr>
-                <w:sz w:val="18"/>
-              </w:rPr>
-              <w:t>4</w:t>
-            </w:r>
-          </w:p>
-        </w:tc>
-        <w:tc>
-          <w:tcPr>
-            <w:tcW w:type="dxa" w:w="4252"/>
-          </w:tcPr>
-          <w:p>
-            <w:r>
-              <w:rPr>
-                <w:sz w:val="18"/>
-              </w:rPr>
-              <w:t>直接发料出借</w:t>
-            </w:r>
-          </w:p>
-        </w:tc>
-        <w:tc>
-          <w:tcPr>
-            <w:tcW w:type="dxa" w:w="3118"/>
-          </w:tcPr>
-          <w:p>
-            <w:r>
-              <w:rPr>
-                <w:sz w:val="18"/>
-              </w:rPr>
-            </w:r>
-          </w:p>
-        </w:tc>
-        <w:tc>
-          <w:tcPr>
-            <w:tcW w:type="dxa" w:w="1984"/>
-          </w:tcPr>
-          <w:p>
-            <w:r>
-              <w:rPr>
-                <w:sz w:val="18"/>
-              </w:rPr>
-              <w:t>→ 步骤6</w:t>
-            </w:r>
-          </w:p>
-        </w:tc>
-      </w:tr>
-      <w:tr>
-        <w:tc>
-          <w:tcPr>
-            <w:tcW w:type="dxa" w:w="680"/>
-          </w:tcPr>
-          <w:p>
-            <w:r>
-              <w:rPr>
-                <w:sz w:val="18"/>
-              </w:rPr>
-              <w:t>5</w:t>
-            </w:r>
-          </w:p>
-        </w:tc>
-        <w:tc>
-          <w:tcPr>
-            <w:tcW w:type="dxa" w:w="4252"/>
-          </w:tcPr>
-          <w:p>
-            <w:r>
-              <w:rPr>
-                <w:sz w:val="18"/>
-              </w:rPr>
-              <w:t>填写《贵重零配件与物资借用审批表》（附件5），由分管领导审批后再借出</w:t>
-            </w:r>
-          </w:p>
-        </w:tc>
-        <w:tc>
-          <w:tcPr>
-            <w:tcW w:type="dxa" w:w="3118"/>
-          </w:tcPr>
-          <w:p>
-            <w:r>
-              <w:rPr>
-                <w:sz w:val="18"/>
-              </w:rPr>
-            </w:r>
-          </w:p>
-        </w:tc>
-        <w:tc>
-          <w:tcPr>
-            <w:tcW w:type="dxa" w:w="1984"/>
-          </w:tcPr>
-          <w:p>
-            <w:r>
-              <w:rPr>
-                <w:sz w:val="18"/>
-              </w:rPr>
-              <w:t>→ 步骤4</w:t>
-            </w:r>
-          </w:p>
-        </w:tc>
-      </w:tr>
-      <w:tr>
-        <w:tc>
-          <w:tcPr>
-            <w:tcW w:type="dxa" w:w="680"/>
-          </w:tcPr>
-          <w:p>
-            <w:r>
-              <w:rPr>
-                <w:sz w:val="18"/>
-              </w:rPr>
-              <w:t>6</w:t>
-            </w:r>
-          </w:p>
-        </w:tc>
-        <w:tc>
-          <w:tcPr>
-            <w:tcW w:type="dxa" w:w="4252"/>
-          </w:tcPr>
-          <w:p>
-            <w:r>
-              <w:rPr>
-                <w:sz w:val="18"/>
-              </w:rPr>
-              <w:t>借料时长判断</w:t>
-            </w:r>
-          </w:p>
-        </w:tc>
-        <w:tc>
-          <w:tcPr>
-            <w:tcW w:type="dxa" w:w="3118"/>
-          </w:tcPr>
-          <w:p>
-            <w:r>
-              <w:rPr>
-                <w:sz w:val="18"/>
-              </w:rPr>
-              <w:t>当天归还</w:t>
-            </w:r>
-          </w:p>
-        </w:tc>
-        <w:tc>
-          <w:tcPr>
-            <w:tcW w:type="dxa" w:w="1984"/>
-          </w:tcPr>
-          <w:p>
-            <w:r>
-              <w:rPr>
-                <w:sz w:val="18"/>
-              </w:rPr>
-              <w:t>→ 步骤7</w:t>
-            </w:r>
-          </w:p>
-        </w:tc>
-      </w:tr>
-      <w:tr>
-        <w:tc>
-          <w:tcPr>
-            <w:tcW w:type="dxa" w:w="680"/>
-          </w:tcPr>
-          <w:p>
-            <w:r>
-              <w:rPr>
-                <w:sz w:val="18"/>
-              </w:rPr>
-            </w:r>
-          </w:p>
-        </w:tc>
-        <w:tc>
-          <w:tcPr>
-            <w:tcW w:type="dxa" w:w="4252"/>
-          </w:tcPr>
-          <w:p>
-            <w:r>
-              <w:rPr>
-                <w:sz w:val="18"/>
-              </w:rPr>
-            </w:r>
-          </w:p>
-        </w:tc>
-        <w:tc>
-          <w:tcPr>
-            <w:tcW w:type="dxa" w:w="3118"/>
-          </w:tcPr>
-          <w:p>
-            <w:r>
-              <w:rPr>
-                <w:sz w:val="18"/>
-              </w:rPr>
-              <w:t>当天无法归还</w:t>
-            </w:r>
-          </w:p>
-        </w:tc>
-        <w:tc>
-          <w:tcPr>
-            <w:tcW w:type="dxa" w:w="1984"/>
-          </w:tcPr>
-          <w:p>
-            <w:r>
-              <w:rPr>
-                <w:sz w:val="18"/>
-              </w:rPr>
-              <w:t>→ 步骤8</w:t>
-            </w:r>
-          </w:p>
-        </w:tc>
-      </w:tr>
-      <w:tr>
-        <w:tc>
-          <w:tcPr>
-            <w:tcW w:type="dxa" w:w="680"/>
-          </w:tcPr>
-          <w:p>
-            <w:r>
-              <w:rPr>
-                <w:sz w:val="18"/>
-              </w:rPr>
-            </w:r>
-          </w:p>
-        </w:tc>
-        <w:tc>
-          <w:tcPr>
-            <w:tcW w:type="dxa" w:w="4252"/>
-          </w:tcPr>
-          <w:p>
-            <w:r>
-              <w:rPr>
-                <w:sz w:val="18"/>
-              </w:rPr>
-            </w:r>
-          </w:p>
-        </w:tc>
-        <w:tc>
-          <w:tcPr>
-            <w:tcW w:type="dxa" w:w="3118"/>
-          </w:tcPr>
-          <w:p>
-            <w:r>
-              <w:rPr>
-                <w:sz w:val="18"/>
-              </w:rPr>
-              <w:t>逾期未还</w:t>
-            </w:r>
-          </w:p>
-        </w:tc>
-        <w:tc>
-          <w:tcPr>
-            <w:tcW w:type="dxa" w:w="1984"/>
-          </w:tcPr>
-          <w:p>
-            <w:r>
-              <w:rPr>
-                <w:sz w:val="18"/>
-              </w:rPr>
-              <w:t>→ 步骤9</w:t>
-            </w:r>
-          </w:p>
-        </w:tc>
-      </w:tr>
-      <w:tr>
-        <w:tc>
-          <w:tcPr>
-            <w:tcW w:type="dxa" w:w="680"/>
-          </w:tcPr>
-          <w:p>
-            <w:r>
-              <w:rPr>
-                <w:sz w:val="18"/>
-              </w:rPr>
-              <w:t>7</w:t>
-            </w:r>
-          </w:p>
-        </w:tc>
-        <w:tc>
-          <w:tcPr>
-            <w:tcW w:type="dxa" w:w="4252"/>
-          </w:tcPr>
-          <w:p>
-            <w:r>
-              <w:rPr>
-                <w:sz w:val="18"/>
-              </w:rPr>
-              <w:t>归还时仓库管理员检查完好性，借料人在《临时借料单》上签字确认归还，做好记录</w:t>
-            </w:r>
-          </w:p>
-        </w:tc>
-        <w:tc>
-          <w:tcPr>
-            <w:tcW w:type="dxa" w:w="3118"/>
-          </w:tcPr>
-          <w:p>
-            <w:r>
-              <w:rPr>
-                <w:sz w:val="18"/>
-              </w:rPr>
-            </w:r>
-          </w:p>
-        </w:tc>
-        <w:tc>
-          <w:tcPr>
-            <w:tcW w:type="dxa" w:w="1984"/>
-          </w:tcPr>
-          <w:p>
-            <w:r>
-              <w:rPr>
-                <w:sz w:val="18"/>
-              </w:rPr>
-              <w:t>→ 完成</w:t>
-            </w:r>
-          </w:p>
-        </w:tc>
-      </w:tr>
-      <w:tr>
-        <w:tc>
-          <w:tcPr>
-            <w:tcW w:type="dxa" w:w="680"/>
-          </w:tcPr>
-          <w:p>
-            <w:r>
-              <w:rPr>
-                <w:sz w:val="18"/>
-              </w:rPr>
-              <w:t>8</w:t>
-            </w:r>
-          </w:p>
-        </w:tc>
-        <w:tc>
-          <w:tcPr>
-            <w:tcW w:type="dxa" w:w="4252"/>
-          </w:tcPr>
-          <w:p>
-            <w:r>
-              <w:rPr>
-                <w:sz w:val="18"/>
-              </w:rPr>
-              <w:t>上报分管领导，确认归还日期。到期后按步骤7归还</w:t>
-            </w:r>
-          </w:p>
-        </w:tc>
-        <w:tc>
-          <w:tcPr>
-            <w:tcW w:type="dxa" w:w="3118"/>
-          </w:tcPr>
-          <w:p>
-            <w:r>
-              <w:rPr>
-                <w:sz w:val="18"/>
-              </w:rPr>
-            </w:r>
-          </w:p>
-        </w:tc>
-        <w:tc>
-          <w:tcPr>
-            <w:tcW w:type="dxa" w:w="1984"/>
-          </w:tcPr>
-          <w:p>
-            <w:r>
-              <w:rPr>
-                <w:sz w:val="18"/>
-              </w:rPr>
-              <w:t>→ 完成</w:t>
-            </w:r>
-          </w:p>
-        </w:tc>
-      </w:tr>
-      <w:tr>
-        <w:tc>
-          <w:tcPr>
-            <w:tcW w:type="dxa" w:w="680"/>
-          </w:tcPr>
-          <w:p>
-            <w:r>
-              <w:rPr>
-                <w:sz w:val="18"/>
-              </w:rPr>
-              <w:t>9</w:t>
-            </w:r>
-          </w:p>
-        </w:tc>
-        <w:tc>
-          <w:tcPr>
-            <w:tcW w:type="dxa" w:w="4252"/>
-          </w:tcPr>
-          <w:p>
-            <w:r>
-              <w:rPr>
-                <w:sz w:val="18"/>
-              </w:rPr>
-              <w:t>仓库管理员及时将具体情况上报仓库管理部门</w:t>
-            </w:r>
-          </w:p>
-        </w:tc>
-        <w:tc>
-          <w:tcPr>
-            <w:tcW w:type="dxa" w:w="3118"/>
-          </w:tcPr>
-          <w:p>
-            <w:r>
-              <w:rPr>
-                <w:sz w:val="18"/>
-              </w:rPr>
-            </w:r>
-          </w:p>
-        </w:tc>
-        <w:tc>
-          <w:tcPr>
-            <w:tcW w:type="dxa" w:w="1984"/>
-          </w:tcPr>
-          <w:p>
-            <w:r>
-              <w:rPr>
-                <w:sz w:val="18"/>
-              </w:rPr>
-              <w:t>→ 完成</w:t>
-            </w:r>
-          </w:p>
-        </w:tc>
-      </w:tr>
-    </w:tbl>
+    <w:p>
+      <w:pPr>
+        <w:spacing w:after="0"/>
+      </w:pPr>
+    </w:p>
+    <w:p>
+      <w:drawing>
+        <wp:inline distT="0" distB="0" distL="0" distR="0">
+          <wp:extent cx="6120000" cy="4320000"/>
+          <wp:effectExtent l="0" t="0" r="0" b="0"/>
+          <wp:docPr id="1" name="flowchart"/>
+          <wp:cNvGraphicFramePr/>
+          <a:graphic xmlns:a="http://schemas.openxmlformats.org/drawingml/2006/main">
+            <a:graphicData uri="http://schemas.openxmlformats.org/drawingml/2006/main">
+              <a:grpSp>
+                <a:grpSpPr>
+                  <a:xfrm>
+                    <a:off x="0" y="0"/>
+                    <a:ext cx="6120000" cy="4320000"/>
+                    <a:chOff x="0" y="0"/>
+                    <a:chExt cx="6120000" cy="4320000"/>
+                  </a:xfrm>
+                </a:grpSpPr>
+                <a:sp>
+                  <a:nvSpPr>
+                    <a:cNvPr id="32386" name="填写《临时借料单》（附件4）&#10;班组长签字"/>
+                    <a:cNvSpPr/>
+                    <a:nvPr/>
+                  </a:nvSpPr>
+                  <a:spPr>
+                    <a:xfrm>
+                      <a:off x="1980000" y="72000"/>
+                      <a:ext cx="2160000" cy="432000"/>
+                    </a:xfrm>
+                    <a:prstGeom prst="roundRect">
+                      <a:avLst>
+                        <a:gd name="adj" fmla="val 12000"/>
+                      </a:avLst>
+                    </a:prstGeom>
+                    <a:solidFill>
+                      <a:srgbClr val="D6E4F0"/>
+                    </a:solidFill>
+                    <a:ln w="9525">
+                      <a:solidFill>
+                        <a:srgbClr val="2B579A"/>
+                      </a:solidFill>
+                    </a:ln>
+                  </a:spPr>
+                  <a:txBody>
+                    <a:bodyPr wrap="square" lIns="91440" tIns="45720" rIns="91440" bIns="45720"/>
+                    <a:lstStyle/>
+                    <a:p>
+                      <a:pPr algn="ctr"/>
+                      <a:r>
+                        <a:rPr sz="800" b="0" lang="zh-CN">
+                          <a:solidFill>
+                            <a:srgbClr val="000000"/>
+                          </a:solidFill>
+                          <a:ea typeface="微软雅黑"/>
+                        </a:rPr>
+                        <a:t>填写《临时借料单》（附件4）
+班组长签字</a:t>
+                      </a:r>
+                      <a:endParaRPr sz="800" lang="zh-CN"/>
+                    </a:p>
+                  </a:txBody>
+                </a:sp>
+                <a:sp>
+                  <a:nvSpPr>
+                    <a:cNvPr id="36292" name="借料价值？"/>
+                    <a:cNvSpPr/>
+                    <a:nvPr/>
+                  </a:nvSpPr>
+                  <a:spPr>
+                    <a:xfrm>
+                      <a:off x="2160000" y="648000"/>
+                      <a:ext cx="1800000" cy="576000"/>
+                    </a:xfrm>
+                    <a:prstGeom prst="diamond"/>
+                    <a:solidFill>
+                      <a:srgbClr val="FFF2CC"/>
+                    </a:solidFill>
+                    <a:ln w="9525">
+                      <a:solidFill>
+                        <a:srgbClr val="BF8F00"/>
+                      </a:solidFill>
+                    </a:ln>
+                  </a:spPr>
+                  <a:txBody>
+                    <a:bodyPr wrap="square" lIns="91440" tIns="45720" rIns="91440" bIns="45720"/>
+                    <a:lstStyle/>
+                    <a:p>
+                      <a:pPr algn="ctr"/>
+                      <a:r>
+                        <a:rPr sz="700" b="0" lang="zh-CN">
+                          <a:solidFill>
+                            <a:srgbClr val="000000"/>
+                          </a:solidFill>
+                          <a:ea typeface="微软雅黑"/>
+                        </a:rPr>
+                        <a:t>借料价值？</a:t>
+                      </a:r>
+                      <a:endParaRPr sz="700" lang="zh-CN"/>
+                    </a:p>
+                  </a:txBody>
+                </a:sp>
+                <a:sp>
+                  <a:nvSpPr>
+                    <a:cNvPr id="26912" name="≤1000元：直接发料出借"/>
+                    <a:cNvSpPr/>
+                    <a:nvPr/>
+                  </a:nvSpPr>
+                  <a:spPr>
+                    <a:xfrm>
+                      <a:off x="180000" y="1368000"/>
+                      <a:ext cx="2520000" cy="432000"/>
+                    </a:xfrm>
+                    <a:prstGeom prst="roundRect">
+                      <a:avLst>
+                        <a:gd name="adj" fmla="val 12000"/>
+                      </a:avLst>
+                    </a:prstGeom>
+                    <a:solidFill>
+                      <a:srgbClr val="D6E4F0"/>
+                    </a:solidFill>
+                    <a:ln w="9525">
+                      <a:solidFill>
+                        <a:srgbClr val="2B579A"/>
+                      </a:solidFill>
+                    </a:ln>
+                  </a:spPr>
+                  <a:txBody>
+                    <a:bodyPr wrap="square" lIns="91440" tIns="45720" rIns="91440" bIns="45720"/>
+                    <a:lstStyle/>
+                    <a:p>
+                      <a:pPr algn="ctr"/>
+                      <a:r>
+                        <a:rPr sz="800" b="0" lang="zh-CN">
+                          <a:solidFill>
+                            <a:srgbClr val="000000"/>
+                          </a:solidFill>
+                          <a:ea typeface="微软雅黑"/>
+                        </a:rPr>
+                        <a:t>≤1000元：直接发料出借</a:t>
+                      </a:r>
+                      <a:endParaRPr sz="800" lang="zh-CN"/>
+                    </a:p>
+                  </a:txBody>
+                </a:sp>
+                <a:sp>
+                  <a:nvSpPr>
+                    <a:cNvPr id="32923" name="＞1000元：填《贵重审批表》（附件5）"/>
+                    <a:cNvSpPr/>
+                    <a:nvPr/>
+                  </a:nvSpPr>
+                  <a:spPr>
+                    <a:xfrm>
+                      <a:off x="3420000" y="1368000"/>
+                      <a:ext cx="2520000" cy="432000"/>
+                    </a:xfrm>
+                    <a:prstGeom prst="roundRect">
+                      <a:avLst>
+                        <a:gd name="adj" fmla="val 12000"/>
+                      </a:avLst>
+                    </a:prstGeom>
+                    <a:solidFill>
+                      <a:srgbClr val="D6E4F0"/>
+                    </a:solidFill>
+                    <a:ln w="9525">
+                      <a:solidFill>
+                        <a:srgbClr val="2B579A"/>
+                      </a:solidFill>
+                    </a:ln>
+                  </a:spPr>
+                  <a:txBody>
+                    <a:bodyPr wrap="square" lIns="91440" tIns="45720" rIns="91440" bIns="45720"/>
+                    <a:lstStyle/>
+                    <a:p>
+                      <a:pPr algn="ctr"/>
+                      <a:r>
+                        <a:rPr sz="800" b="0" lang="zh-CN">
+                          <a:solidFill>
+                            <a:srgbClr val="000000"/>
+                          </a:solidFill>
+                          <a:ea typeface="微软雅黑"/>
+                        </a:rPr>
+                        <a:t>＞1000元：填《贵重审批表》（附件5）
+分管领导审批后借出</a:t>
+                      </a:r>
+                      <a:endParaRPr sz="800" lang="zh-CN"/>
+                    </a:p>
+                  </a:txBody>
+                </a:sp>
+                <a:sp>
+                  <a:nvSpPr>
+                    <a:cNvPr id="43378" name="借料时长判断"/>
+                    <a:cNvSpPr/>
+                    <a:nvPr/>
+                  </a:nvSpPr>
+                  <a:spPr>
+                    <a:xfrm>
+                      <a:off x="720000" y="2015999"/>
+                      <a:ext cx="4680000" cy="432000"/>
+                    </a:xfrm>
+                    <a:prstGeom prst="roundRect">
+                      <a:avLst>
+                        <a:gd name="adj" fmla="val 12000"/>
+                      </a:avLst>
+                    </a:prstGeom>
+                    <a:solidFill>
+                      <a:srgbClr val="D6E4F0"/>
+                    </a:solidFill>
+                    <a:ln w="9525">
+                      <a:solidFill>
+                        <a:srgbClr val="2B579A"/>
+                      </a:solidFill>
+                    </a:ln>
+                  </a:spPr>
+                  <a:txBody>
+                    <a:bodyPr wrap="square" lIns="91440" tIns="45720" rIns="91440" bIns="45720"/>
+                    <a:lstStyle/>
+                    <a:p>
+                      <a:pPr algn="ctr"/>
+                      <a:r>
+                        <a:rPr sz="800" b="0" lang="zh-CN">
+                          <a:solidFill>
+                            <a:srgbClr val="000000"/>
+                          </a:solidFill>
+                          <a:ea typeface="微软雅黑"/>
+                        </a:rPr>
+                        <a:t>借料时长判断</a:t>
+                      </a:r>
+                      <a:endParaRPr sz="800" lang="zh-CN"/>
+                    </a:p>
+                  </a:txBody>
+                </a:sp>
+                <a:sp>
+                  <a:nvSpPr>
+                    <a:cNvPr id="52745" name="当天归还&#10;检查完好性→签字归还"/>
+                    <a:cNvSpPr/>
+                    <a:nvPr/>
+                  </a:nvSpPr>
+                  <a:spPr>
+                    <a:xfrm>
+                      <a:off x="108000" y="2628000"/>
+                      <a:ext cx="1800000" cy="432000"/>
+                    </a:xfrm>
+                    <a:prstGeom prst="roundRect">
+                      <a:avLst>
+                        <a:gd name="adj" fmla="val 12000"/>
+                      </a:avLst>
+                    </a:prstGeom>
+                    <a:solidFill>
+                      <a:srgbClr val="C6EFCE"/>
+                    </a:solidFill>
+                    <a:ln w="9525">
+                      <a:solidFill>
+                        <a:srgbClr val="006100"/>
+                      </a:solidFill>
+                    </a:ln>
+                  </a:spPr>
+                  <a:txBody>
+                    <a:bodyPr wrap="square" lIns="91440" tIns="45720" rIns="91440" bIns="45720"/>
+                    <a:lstStyle/>
+                    <a:p>
+                      <a:pPr algn="ctr"/>
+                      <a:r>
+                        <a:rPr sz="800" b="0" lang="zh-CN">
+                          <a:solidFill>
+                            <a:srgbClr val="000000"/>
+                          </a:solidFill>
+                          <a:ea typeface="微软雅黑"/>
+                        </a:rPr>
+                        <a:t>当天归还
+检查完好性→签字归还</a:t>
+                      </a:r>
+                      <a:endParaRPr sz="800" lang="zh-CN"/>
+                    </a:p>
+                  </a:txBody>
+                </a:sp>
+                <a:sp>
+                  <a:nvSpPr>
+                    <a:cNvPr id="53362" name="当天无法归还&#10;上报分管领导&#10;确认归还日期"/>
+                    <a:cNvSpPr/>
+                    <a:nvPr/>
+                  </a:nvSpPr>
+                  <a:spPr>
+                    <a:xfrm>
+                      <a:off x="2160000" y="2628000"/>
+                      <a:ext cx="1800000" cy="432000"/>
+                    </a:xfrm>
+                    <a:prstGeom prst="roundRect">
+                      <a:avLst>
+                        <a:gd name="adj" fmla="val 12000"/>
+                      </a:avLst>
+                    </a:prstGeom>
+                    <a:solidFill>
+                      <a:srgbClr val="FFF2CC"/>
+                    </a:solidFill>
+                    <a:ln w="9525">
+                      <a:solidFill>
+                        <a:srgbClr val="BF8F00"/>
+                      </a:solidFill>
+                    </a:ln>
+                  </a:spPr>
+                  <a:txBody>
+                    <a:bodyPr wrap="square" lIns="91440" tIns="45720" rIns="91440" bIns="45720"/>
+                    <a:lstStyle/>
+                    <a:p>
+                      <a:pPr algn="ctr"/>
+                      <a:r>
+                        <a:rPr sz="800" b="0" lang="zh-CN">
+                          <a:solidFill>
+                            <a:srgbClr val="000000"/>
+                          </a:solidFill>
+                          <a:ea typeface="微软雅黑"/>
+                        </a:rPr>
+                        <a:t>当天无法归还
+上报分管领导
+确认归还日期</a:t>
+                      </a:r>
+                      <a:endParaRPr sz="800" lang="zh-CN"/>
+                    </a:p>
+                  </a:txBody>
+                </a:sp>
+                <a:sp>
+                  <a:nvSpPr>
+                    <a:cNvPr id="32128" name="逾期未归还&#10;上报仓库管理部门"/>
+                    <a:cNvSpPr/>
+                    <a:nvPr/>
+                  </a:nvSpPr>
+                  <a:spPr>
+                    <a:xfrm>
+                      <a:off x="4212000" y="2628000"/>
+                      <a:ext cx="1800000" cy="432000"/>
+                    </a:xfrm>
+                    <a:prstGeom prst="roundRect">
+                      <a:avLst>
+                        <a:gd name="adj" fmla="val 12000"/>
+                      </a:avLst>
+                    </a:prstGeom>
+                    <a:solidFill>
+                      <a:srgbClr val="FFC7CE"/>
+                    </a:solidFill>
+                    <a:ln w="9525">
+                      <a:solidFill>
+                        <a:srgbClr val="9C0006"/>
+                      </a:solidFill>
+                    </a:ln>
+                  </a:spPr>
+                  <a:txBody>
+                    <a:bodyPr wrap="square" lIns="91440" tIns="45720" rIns="91440" bIns="45720"/>
+                    <a:lstStyle/>
+                    <a:p>
+                      <a:pPr algn="ctr"/>
+                      <a:r>
+                        <a:rPr sz="800" b="0" lang="zh-CN">
+                          <a:solidFill>
+                            <a:srgbClr val="000000"/>
+                          </a:solidFill>
+                          <a:ea typeface="微软雅黑"/>
+                        </a:rPr>
+                        <a:t>逾期未归还
+上报仓库管理部门</a:t>
+                      </a:r>
+                      <a:endParaRPr sz="800" lang="zh-CN"/>
+                    </a:p>
+                  </a:txBody>
+                </a:sp>
+                <a:sp>
+                  <a:nvSpPr>
+                    <a:cNvPr id="90780" name="归还时：仓库管理员检查完好性&#10;借料人签字"/>
+                    <a:cNvSpPr/>
+                    <a:nvPr/>
+                  </a:nvSpPr>
+                  <a:spPr>
+                    <a:xfrm>
+                      <a:off x="1440000" y="3311999"/>
+                      <a:ext cx="3240000" cy="432000"/>
+                    </a:xfrm>
+                    <a:prstGeom prst="roundRect">
+                      <a:avLst>
+                        <a:gd name="adj" fmla="val 12000"/>
+                      </a:avLst>
+                    </a:prstGeom>
+                    <a:solidFill>
+                      <a:srgbClr val="D6E4F0"/>
+                    </a:solidFill>
+                    <a:ln w="9525">
+                      <a:solidFill>
+                        <a:srgbClr val="2B579A"/>
+                      </a:solidFill>
+                    </a:ln>
+                  </a:spPr>
+                  <a:txBody>
+                    <a:bodyPr wrap="square" lIns="91440" tIns="45720" rIns="91440" bIns="45720"/>
+                    <a:lstStyle/>
+                    <a:p>
+                      <a:pPr algn="ctr"/>
+                      <a:r>
+                        <a:rPr sz="800" b="0" lang="zh-CN">
+                          <a:solidFill>
+                            <a:srgbClr val="000000"/>
+                          </a:solidFill>
+                          <a:ea typeface="微软雅黑"/>
+                        </a:rPr>
+                        <a:t>归还时：仓库管理员检查完好性
+借料人签字确认，做好记录</a:t>
+                      </a:r>
+                      <a:endParaRPr sz="800" lang="zh-CN"/>
+                    </a:p>
+                  </a:txBody>
+                </a:sp>
+                <a:sp>
+                  <a:nvSpPr>
+                    <a:cNvPr id="40333" name="label"/>
+                    <a:cNvSpPr/>
+                    <a:nvPr/>
+                  </a:nvSpPr>
+                  <a:spPr>
+                    <a:xfrm>
+                      <a:off x="2700000" y="540000"/>
+                      <a:ext cx="720000" cy="180000"/>
+                    </a:xfrm>
+                    <a:prstGeom prst="rect"/>
+                    <a:noFill/>
+                    <a:ln>
+                      <a:noFill/>
+                    </a:ln>
+                  </a:spPr>
+                  <a:txBody>
+                    <a:bodyPr wrap="square"/>
+                    <a:lstStyle/>
+                    <a:p>
+                      <a:pPr algn="ctr"/>
+                      <a:r>
+                        <a:rPr sz="600" lang="zh-CN">
+                          <a:solidFill>
+                            <a:srgbClr val="333333"/>
+                          </a:solidFill>
+                        </a:rPr>
+                        <a:t>↓</a:t>
+                      </a:r>
+                      <a:endParaRPr sz="600" lang="zh-CN"/>
+                    </a:p>
+                  </a:txBody>
+                </a:sp>
+                <a:sp>
+                  <a:nvSpPr>
+                    <a:cNvPr id="25973" name="label"/>
+                    <a:cNvSpPr/>
+                    <a:nvPr/>
+                  </a:nvSpPr>
+                  <a:spPr>
+                    <a:xfrm>
+                      <a:off x="1260000" y="1224000"/>
+                      <a:ext cx="720000" cy="180000"/>
+                    </a:xfrm>
+                    <a:prstGeom prst="rect"/>
+                    <a:noFill/>
+                    <a:ln>
+                      <a:noFill/>
+                    </a:ln>
+                  </a:spPr>
+                  <a:txBody>
+                    <a:bodyPr wrap="square"/>
+                    <a:lstStyle/>
+                    <a:p>
+                      <a:pPr algn="ctr"/>
+                      <a:r>
+                        <a:rPr sz="500" lang="zh-CN">
+                          <a:solidFill>
+                            <a:srgbClr val="555555"/>
+                          </a:solidFill>
+                        </a:rPr>
+                        <a:t>↙ ≤1000</a:t>
+                      </a:r>
+                      <a:endParaRPr sz="500" lang="zh-CN"/>
+                    </a:p>
+                  </a:txBody>
+                </a:sp>
+                <a:sp>
+                  <a:nvSpPr>
+                    <a:cNvPr id="77590" name="label"/>
+                    <a:cNvSpPr/>
+                    <a:nvPr/>
+                  </a:nvSpPr>
+                  <a:spPr>
+                    <a:xfrm>
+                      <a:off x="4320000" y="1224000"/>
+                      <a:ext cx="720000" cy="180000"/>
+                    </a:xfrm>
+                    <a:prstGeom prst="rect"/>
+                    <a:noFill/>
+                    <a:ln>
+                      <a:noFill/>
+                    </a:ln>
+                  </a:spPr>
+                  <a:txBody>
+                    <a:bodyPr wrap="square"/>
+                    <a:lstStyle/>
+                    <a:p>
+                      <a:pPr algn="ctr"/>
+                      <a:r>
+                        <a:rPr sz="500" lang="zh-CN">
+                          <a:solidFill>
+                            <a:srgbClr val="555555"/>
+                          </a:solidFill>
+                        </a:rPr>
+                        <a:t>↘ ＞1000</a:t>
+                      </a:r>
+                      <a:endParaRPr sz="500" lang="zh-CN"/>
+                    </a:p>
+                  </a:txBody>
+                </a:sp>
+                <a:sp>
+                  <a:nvSpPr>
+                    <a:cNvPr id="44018" name="label"/>
+                    <a:cNvSpPr/>
+                    <a:nvPr/>
+                  </a:nvSpPr>
+                  <a:spPr>
+                    <a:xfrm>
+                      <a:off x="2700000" y="1872000"/>
+                      <a:ext cx="720000" cy="180000"/>
+                    </a:xfrm>
+                    <a:prstGeom prst="rect"/>
+                    <a:noFill/>
+                    <a:ln>
+                      <a:noFill/>
+                    </a:ln>
+                  </a:spPr>
+                  <a:txBody>
+                    <a:bodyPr wrap="square"/>
+                    <a:lstStyle/>
+                    <a:p>
+                      <a:pPr algn="ctr"/>
+                      <a:r>
+                        <a:rPr sz="600" lang="zh-CN">
+                          <a:solidFill>
+                            <a:srgbClr val="333333"/>
+                          </a:solidFill>
+                        </a:rPr>
+                        <a:t>↓</a:t>
+                      </a:r>
+                      <a:endParaRPr sz="600" lang="zh-CN"/>
+                    </a:p>
+                  </a:txBody>
+                </a:sp>
+                <a:sp>
+                  <a:nvSpPr>
+                    <a:cNvPr id="33411" name="label"/>
+                    <a:cNvSpPr/>
+                    <a:nvPr/>
+                  </a:nvSpPr>
+                  <a:spPr>
+                    <a:xfrm>
+                      <a:off x="900000" y="2484000"/>
+                      <a:ext cx="720000" cy="180000"/>
+                    </a:xfrm>
+                    <a:prstGeom prst="rect"/>
+                    <a:noFill/>
+                    <a:ln>
+                      <a:noFill/>
+                    </a:ln>
+                  </a:spPr>
+                  <a:txBody>
+                    <a:bodyPr wrap="square"/>
+                    <a:lstStyle/>
+                    <a:p>
+                      <a:pPr algn="ctr"/>
+                      <a:r>
+                        <a:rPr sz="500" lang="zh-CN">
+                          <a:solidFill>
+                            <a:srgbClr val="555555"/>
+                          </a:solidFill>
+                        </a:rPr>
+                        <a:t>↙</a:t>
+                      </a:r>
+                      <a:endParaRPr sz="500" lang="zh-CN"/>
+                    </a:p>
+                  </a:txBody>
+                </a:sp>
+                <a:sp>
+                  <a:nvSpPr>
+                    <a:cNvPr id="2869" name="label"/>
+                    <a:cNvSpPr/>
+                    <a:nvPr/>
+                  </a:nvSpPr>
+                  <a:spPr>
+                    <a:xfrm>
+                      <a:off x="2700000" y="2484000"/>
+                      <a:ext cx="720000" cy="180000"/>
+                    </a:xfrm>
+                    <a:prstGeom prst="rect"/>
+                    <a:noFill/>
+                    <a:ln>
+                      <a:noFill/>
+                    </a:ln>
+                  </a:spPr>
+                  <a:txBody>
+                    <a:bodyPr wrap="square"/>
+                    <a:lstStyle/>
+                    <a:p>
+                      <a:pPr algn="ctr"/>
+                      <a:r>
+                        <a:rPr sz="500" lang="zh-CN">
+                          <a:solidFill>
+                            <a:srgbClr val="555555"/>
+                          </a:solidFill>
+                        </a:rPr>
+                        <a:t>↓</a:t>
+                      </a:r>
+                      <a:endParaRPr sz="500" lang="zh-CN"/>
+                    </a:p>
+                  </a:txBody>
+                </a:sp>
+                <a:sp>
+                  <a:nvSpPr>
+                    <a:cNvPr id="40091" name="label"/>
+                    <a:cNvSpPr/>
+                    <a:nvPr/>
+                  </a:nvSpPr>
+                  <a:spPr>
+                    <a:xfrm>
+                      <a:off x="4680000" y="2484000"/>
+                      <a:ext cx="720000" cy="180000"/>
+                    </a:xfrm>
+                    <a:prstGeom prst="rect"/>
+                    <a:noFill/>
+                    <a:ln>
+                      <a:noFill/>
+                    </a:ln>
+                  </a:spPr>
+                  <a:txBody>
+                    <a:bodyPr wrap="square"/>
+                    <a:lstStyle/>
+                    <a:p>
+                      <a:pPr algn="ctr"/>
+                      <a:r>
+                        <a:rPr sz="500" lang="zh-CN">
+                          <a:solidFill>
+                            <a:srgbClr val="555555"/>
+                          </a:solidFill>
+                        </a:rPr>
+                        <a:t>↘</a:t>
+                      </a:r>
+                      <a:endParaRPr sz="500" lang="zh-CN"/>
+                    </a:p>
+                  </a:txBody>
+                </a:sp>
+                <a:sp>
+                  <a:nvSpPr>
+                    <a:cNvPr id="93440" name="label"/>
+                    <a:cNvSpPr/>
+                    <a:nvPr/>
+                  </a:nvSpPr>
+                  <a:spPr>
+                    <a:xfrm>
+                      <a:off x="2700000" y="3168000"/>
+                      <a:ext cx="720000" cy="180000"/>
+                    </a:xfrm>
+                    <a:prstGeom prst="rect"/>
+                    <a:noFill/>
+                    <a:ln>
+                      <a:noFill/>
+                    </a:ln>
+                  </a:spPr>
+                  <a:txBody>
+                    <a:bodyPr wrap="square"/>
+                    <a:lstStyle/>
+                    <a:p>
+                      <a:pPr algn="ctr"/>
+                      <a:r>
+                        <a:rPr sz="600" lang="zh-CN">
+                          <a:solidFill>
+                            <a:srgbClr val="333333"/>
+                          </a:solidFill>
+                        </a:rPr>
+                        <a:t>↓</a:t>
+                      </a:r>
+                      <a:endParaRPr sz="600" lang="zh-CN"/>
+                    </a:p>
+                  </a:txBody>
+                </a:sp>
+              </a:grpSp>
+            </a:graphicData>
+          </a:graphic>
+        </wp:inline>
+      </w:drawing>
+    </w:p>
     <w:p/>
     <w:p>
       <w:pPr>
-        <w:pStyle w:val="Heading2"/>
+        <w:jc w:val="left"/>
       </w:pPr>
       <w:r>
+        <w:rPr>
+          <w:b/>
+          <w:color w:val="1A3C6E"/>
+          <w:sz w:val="28"/>
+        </w:rPr>
         <w:t>四、配件退回流程（第五章 第十九条）</w:t>
       </w:r>
     </w:p>
-    <w:tbl>
-      <w:tblPr>
-        <w:tblStyle w:val="TableGrid"/>
-        <w:tblW w:type="auto" w:w="0"/>
-        <w:jc w:val="center"/>
-        <w:tblLook w:firstColumn="1" w:firstRow="1" w:lastColumn="0" w:lastRow="0" w:noHBand="0" w:noVBand="1" w:val="04A0"/>
-      </w:tblPr>
-      <w:tblGrid>
-        <w:gridCol w:w="2351"/>
-        <w:gridCol w:w="2351"/>
-        <w:gridCol w:w="2351"/>
-        <w:gridCol w:w="2351"/>
-      </w:tblGrid>
-      <w:tr>
-        <w:tc>
-          <w:tcPr>
-            <w:tcW w:type="dxa" w:w="680"/>
-            <w:shd w:fill="1A3C6E" w:val="clear"/>
-          </w:tcPr>
-          <w:p>
-            <w:pPr>
-              <w:jc w:val="center"/>
-            </w:pPr>
-            <w:r>
-              <w:rPr>
-                <w:b/>
-                <w:color w:val="FFFFFF"/>
-                <w:sz w:val="18"/>
-              </w:rPr>
-              <w:t>步骤</w:t>
-            </w:r>
-          </w:p>
-        </w:tc>
-        <w:tc>
-          <w:tcPr>
-            <w:tcW w:type="dxa" w:w="4252"/>
-            <w:shd w:fill="1A3C6E" w:val="clear"/>
-          </w:tcPr>
-          <w:p>
-            <w:pPr>
-              <w:jc w:val="center"/>
-            </w:pPr>
-            <w:r>
-              <w:rPr>
-                <w:b/>
-                <w:color w:val="FFFFFF"/>
-                <w:sz w:val="18"/>
-              </w:rPr>
-              <w:t>操作说明</w:t>
-            </w:r>
-          </w:p>
-        </w:tc>
-        <w:tc>
-          <w:tcPr>
-            <w:tcW w:type="dxa" w:w="3118"/>
-            <w:shd w:fill="1A3C6E" w:val="clear"/>
-          </w:tcPr>
-          <w:p>
-            <w:pPr>
-              <w:jc w:val="center"/>
-            </w:pPr>
-            <w:r>
-              <w:rPr>
-                <w:b/>
-                <w:color w:val="FFFFFF"/>
-                <w:sz w:val="18"/>
-              </w:rPr>
-              <w:t>判断/条件</w:t>
-            </w:r>
-          </w:p>
-        </w:tc>
-        <w:tc>
-          <w:tcPr>
-            <w:tcW w:type="dxa" w:w="1984"/>
-            <w:shd w:fill="1A3C6E" w:val="clear"/>
-          </w:tcPr>
-          <w:p>
-            <w:pPr>
-              <w:jc w:val="center"/>
-            </w:pPr>
-            <w:r>
-              <w:rPr>
-                <w:b/>
-                <w:color w:val="FFFFFF"/>
-                <w:sz w:val="18"/>
-              </w:rPr>
-              <w:t>走向</w:t>
-            </w:r>
-          </w:p>
-        </w:tc>
-      </w:tr>
-      <w:tr>
-        <w:tc>
-          <w:tcPr>
-            <w:tcW w:type="dxa" w:w="680"/>
-          </w:tcPr>
-          <w:p>
-            <w:r>
-              <w:rPr>
-                <w:sz w:val="18"/>
-              </w:rPr>
-              <w:t>1</w:t>
-            </w:r>
-          </w:p>
-        </w:tc>
-        <w:tc>
-          <w:tcPr>
-            <w:tcW w:type="dxa" w:w="4252"/>
-          </w:tcPr>
-          <w:p>
-            <w:r>
-              <w:rPr>
-                <w:sz w:val="18"/>
-              </w:rPr>
-              <w:t>维修工/机务员判断失误未用上，或维修剩余未使用配件，清点核对确保无损可再用</w:t>
-            </w:r>
-          </w:p>
-        </w:tc>
-        <w:tc>
-          <w:tcPr>
-            <w:tcW w:type="dxa" w:w="3118"/>
-          </w:tcPr>
-          <w:p>
-            <w:r>
-              <w:rPr>
-                <w:sz w:val="18"/>
-              </w:rPr>
-            </w:r>
-          </w:p>
-        </w:tc>
-        <w:tc>
-          <w:tcPr>
-            <w:tcW w:type="dxa" w:w="1984"/>
-          </w:tcPr>
-          <w:p>
-            <w:r>
-              <w:rPr>
-                <w:sz w:val="18"/>
-              </w:rPr>
-              <w:t>→ 步骤2</w:t>
-            </w:r>
-          </w:p>
-        </w:tc>
-      </w:tr>
-      <w:tr>
-        <w:tc>
-          <w:tcPr>
-            <w:tcW w:type="dxa" w:w="680"/>
-          </w:tcPr>
-          <w:p>
-            <w:r>
-              <w:rPr>
-                <w:sz w:val="18"/>
-              </w:rPr>
-              <w:t>2</w:t>
-            </w:r>
-          </w:p>
-        </w:tc>
-        <w:tc>
-          <w:tcPr>
-            <w:tcW w:type="dxa" w:w="4252"/>
-          </w:tcPr>
-          <w:p>
-            <w:r>
-              <w:rPr>
-                <w:sz w:val="18"/>
-              </w:rPr>
-              <w:t>退回时间判断</w:t>
-            </w:r>
-          </w:p>
-        </w:tc>
-        <w:tc>
-          <w:tcPr>
-            <w:tcW w:type="dxa" w:w="3118"/>
-          </w:tcPr>
-          <w:p>
-            <w:r>
-              <w:rPr>
-                <w:sz w:val="18"/>
-              </w:rPr>
-              <w:t>当月（25-30日退件窗口期）</w:t>
-            </w:r>
-          </w:p>
-        </w:tc>
-        <w:tc>
-          <w:tcPr>
-            <w:tcW w:type="dxa" w:w="1984"/>
-          </w:tcPr>
-          <w:p>
-            <w:r>
-              <w:rPr>
-                <w:sz w:val="18"/>
-              </w:rPr>
-              <w:t>→ 步骤3</w:t>
-            </w:r>
-          </w:p>
-        </w:tc>
-      </w:tr>
-      <w:tr>
-        <w:tc>
-          <w:tcPr>
-            <w:tcW w:type="dxa" w:w="680"/>
-          </w:tcPr>
-          <w:p>
-            <w:r>
-              <w:rPr>
-                <w:sz w:val="18"/>
-              </w:rPr>
-            </w:r>
-          </w:p>
-        </w:tc>
-        <w:tc>
-          <w:tcPr>
-            <w:tcW w:type="dxa" w:w="4252"/>
-          </w:tcPr>
-          <w:p>
-            <w:r>
-              <w:rPr>
-                <w:sz w:val="18"/>
-              </w:rPr>
-            </w:r>
-          </w:p>
-        </w:tc>
-        <w:tc>
-          <w:tcPr>
-            <w:tcW w:type="dxa" w:w="3118"/>
-          </w:tcPr>
-          <w:p>
-            <w:r>
-              <w:rPr>
-                <w:sz w:val="18"/>
-              </w:rPr>
-              <w:t>跨月</w:t>
-            </w:r>
-          </w:p>
-        </w:tc>
-        <w:tc>
-          <w:tcPr>
-            <w:tcW w:type="dxa" w:w="1984"/>
-          </w:tcPr>
-          <w:p>
-            <w:r>
-              <w:rPr>
-                <w:sz w:val="18"/>
-              </w:rPr>
-              <w:t>→ 步骤4</w:t>
-            </w:r>
-          </w:p>
-        </w:tc>
-      </w:tr>
-      <w:tr>
-        <w:tc>
-          <w:tcPr>
-            <w:tcW w:type="dxa" w:w="680"/>
-          </w:tcPr>
-          <w:p>
-            <w:r>
-              <w:rPr>
-                <w:sz w:val="18"/>
-              </w:rPr>
-              <w:t>3</w:t>
-            </w:r>
-          </w:p>
-        </w:tc>
-        <w:tc>
-          <w:tcPr>
-            <w:tcW w:type="dxa" w:w="4252"/>
-          </w:tcPr>
-          <w:p>
-            <w:r>
-              <w:rPr>
-                <w:sz w:val="18"/>
-              </w:rPr>
-              <w:t>当月内及时送至仓库办理退件</w:t>
-            </w:r>
-          </w:p>
-        </w:tc>
-        <w:tc>
-          <w:tcPr>
-            <w:tcW w:type="dxa" w:w="3118"/>
-          </w:tcPr>
-          <w:p>
-            <w:r>
-              <w:rPr>
-                <w:sz w:val="18"/>
-              </w:rPr>
-            </w:r>
-          </w:p>
-        </w:tc>
-        <w:tc>
-          <w:tcPr>
-            <w:tcW w:type="dxa" w:w="1984"/>
-          </w:tcPr>
-          <w:p>
-            <w:r>
-              <w:rPr>
-                <w:sz w:val="18"/>
-              </w:rPr>
-              <w:t>→ 步骤5</w:t>
-            </w:r>
-          </w:p>
-        </w:tc>
-      </w:tr>
-      <w:tr>
-        <w:tc>
-          <w:tcPr>
-            <w:tcW w:type="dxa" w:w="680"/>
-          </w:tcPr>
-          <w:p>
-            <w:r>
-              <w:rPr>
-                <w:sz w:val="18"/>
-              </w:rPr>
-              <w:t>4</w:t>
-            </w:r>
-          </w:p>
-        </w:tc>
-        <w:tc>
-          <w:tcPr>
-            <w:tcW w:type="dxa" w:w="4252"/>
-          </w:tcPr>
-          <w:p>
-            <w:r>
-              <w:rPr>
-                <w:sz w:val="18"/>
-              </w:rPr>
-              <w:t>对应班组长与仓库负责人沟通，采用次月红冲入库退件</w:t>
-            </w:r>
-          </w:p>
-        </w:tc>
-        <w:tc>
-          <w:tcPr>
-            <w:tcW w:type="dxa" w:w="3118"/>
-          </w:tcPr>
-          <w:p>
-            <w:r>
-              <w:rPr>
-                <w:sz w:val="18"/>
-              </w:rPr>
-            </w:r>
-          </w:p>
-        </w:tc>
-        <w:tc>
-          <w:tcPr>
-            <w:tcW w:type="dxa" w:w="1984"/>
-          </w:tcPr>
-          <w:p>
-            <w:r>
-              <w:rPr>
-                <w:sz w:val="18"/>
-              </w:rPr>
-              <w:t>→ 步骤5</w:t>
-            </w:r>
-          </w:p>
-        </w:tc>
-      </w:tr>
-      <w:tr>
-        <w:tc>
-          <w:tcPr>
-            <w:tcW w:type="dxa" w:w="680"/>
-          </w:tcPr>
-          <w:p>
-            <w:r>
-              <w:rPr>
-                <w:sz w:val="18"/>
-              </w:rPr>
-              <w:t>5</w:t>
-            </w:r>
-          </w:p>
-        </w:tc>
-        <w:tc>
-          <w:tcPr>
-            <w:tcW w:type="dxa" w:w="4252"/>
-          </w:tcPr>
-          <w:p>
-            <w:r>
-              <w:rPr>
-                <w:sz w:val="18"/>
-              </w:rPr>
-              <w:t>仓库管理员清点验收，办理退库手续</w:t>
-            </w:r>
-          </w:p>
-        </w:tc>
-        <w:tc>
-          <w:tcPr>
-            <w:tcW w:type="dxa" w:w="3118"/>
-          </w:tcPr>
-          <w:p>
-            <w:r>
-              <w:rPr>
-                <w:sz w:val="18"/>
-              </w:rPr>
-            </w:r>
-          </w:p>
-        </w:tc>
-        <w:tc>
-          <w:tcPr>
-            <w:tcW w:type="dxa" w:w="1984"/>
-          </w:tcPr>
-          <w:p>
-            <w:r>
-              <w:rPr>
-                <w:sz w:val="18"/>
-              </w:rPr>
-              <w:t>→ 完成</w:t>
-            </w:r>
-          </w:p>
-        </w:tc>
-      </w:tr>
-    </w:tbl>
+    <w:p>
+      <w:pPr>
+        <w:spacing w:after="0"/>
+      </w:pPr>
+    </w:p>
+    <w:p>
+      <w:drawing>
+        <wp:inline distT="0" distB="0" distL="0" distR="0">
+          <wp:extent cx="6120000" cy="3600000"/>
+          <wp:effectExtent l="0" t="0" r="0" b="0"/>
+          <wp:docPr id="1" name="flowchart"/>
+          <wp:cNvGraphicFramePr/>
+          <a:graphic xmlns:a="http://schemas.openxmlformats.org/drawingml/2006/main">
+            <a:graphicData uri="http://schemas.openxmlformats.org/drawingml/2006/main">
+              <a:grpSp>
+                <a:grpSpPr>
+                  <a:xfrm>
+                    <a:off x="0" y="0"/>
+                    <a:ext cx="6120000" cy="3600000"/>
+                    <a:chOff x="0" y="0"/>
+                    <a:chExt cx="6120000" cy="3600000"/>
+                  </a:xfrm>
+                </a:grpSpPr>
+                <a:sp>
+                  <a:nvSpPr>
+                    <a:cNvPr id="58124" name="维修工/机务员判断失误未用上 或 维修剩"/>
+                    <a:cNvSpPr/>
+                    <a:nvPr/>
+                  </a:nvSpPr>
+                  <a:spPr>
+                    <a:xfrm>
+                      <a:off x="1080000" y="72000"/>
+                      <a:ext cx="3960000" cy="432000"/>
+                    </a:xfrm>
+                    <a:prstGeom prst="roundRect">
+                      <a:avLst>
+                        <a:gd name="adj" fmla="val 12000"/>
+                      </a:avLst>
+                    </a:prstGeom>
+                    <a:solidFill>
+                      <a:srgbClr val="D6E4F0"/>
+                    </a:solidFill>
+                    <a:ln w="9525">
+                      <a:solidFill>
+                        <a:srgbClr val="2B579A"/>
+                      </a:solidFill>
+                    </a:ln>
+                  </a:spPr>
+                  <a:txBody>
+                    <a:bodyPr wrap="square" lIns="91440" tIns="45720" rIns="91440" bIns="45720"/>
+                    <a:lstStyle/>
+                    <a:p>
+                      <a:pPr algn="ctr"/>
+                      <a:r>
+                        <a:rPr sz="800" b="0" lang="zh-CN">
+                          <a:solidFill>
+                            <a:srgbClr val="000000"/>
+                          </a:solidFill>
+                          <a:ea typeface="微软雅黑"/>
+                        </a:rPr>
+                        <a:t>维修工/机务员判断失误未用上 或 维修剩余未使用配件
+清点核对，确保无损可再次使用</a:t>
+                      </a:r>
+                      <a:endParaRPr sz="800" lang="zh-CN"/>
+                    </a:p>
+                  </a:txBody>
+                </a:sp>
+                <a:sp>
+                  <a:nvSpPr>
+                    <a:cNvPr id="50967" name="退回时间？"/>
+                    <a:cNvSpPr/>
+                    <a:nvPr/>
+                  </a:nvSpPr>
+                  <a:spPr>
+                    <a:xfrm>
+                      <a:off x="2160000" y="648000"/>
+                      <a:ext cx="1800000" cy="576000"/>
+                    </a:xfrm>
+                    <a:prstGeom prst="diamond"/>
+                    <a:solidFill>
+                      <a:srgbClr val="FFF2CC"/>
+                    </a:solidFill>
+                    <a:ln w="9525">
+                      <a:solidFill>
+                        <a:srgbClr val="BF8F00"/>
+                      </a:solidFill>
+                    </a:ln>
+                  </a:spPr>
+                  <a:txBody>
+                    <a:bodyPr wrap="square" lIns="91440" tIns="45720" rIns="91440" bIns="45720"/>
+                    <a:lstStyle/>
+                    <a:p>
+                      <a:pPr algn="ctr"/>
+                      <a:r>
+                        <a:rPr sz="700" b="0" lang="zh-CN">
+                          <a:solidFill>
+                            <a:srgbClr val="000000"/>
+                          </a:solidFill>
+                          <a:ea typeface="微软雅黑"/>
+                        </a:rPr>
+                        <a:t>退回时间？</a:t>
+                      </a:r>
+                      <a:endParaRPr sz="700" lang="zh-CN"/>
+                    </a:p>
+                  </a:txBody>
+                </a:sp>
+                <a:sp>
+                  <a:nvSpPr>
+                    <a:cNvPr id="4952" name="当月（25-30日退件窗口期）&#10;当月内送"/>
+                    <a:cNvSpPr/>
+                    <a:nvPr/>
+                  </a:nvSpPr>
+                  <a:spPr>
+                    <a:xfrm>
+                      <a:off x="180000" y="1368000"/>
+                      <a:ext cx="2520000" cy="432000"/>
+                    </a:xfrm>
+                    <a:prstGeom prst="roundRect">
+                      <a:avLst>
+                        <a:gd name="adj" fmla="val 12000"/>
+                      </a:avLst>
+                    </a:prstGeom>
+                    <a:solidFill>
+                      <a:srgbClr val="C6EFCE"/>
+                    </a:solidFill>
+                    <a:ln w="9525">
+                      <a:solidFill>
+                        <a:srgbClr val="006100"/>
+                      </a:solidFill>
+                    </a:ln>
+                  </a:spPr>
+                  <a:txBody>
+                    <a:bodyPr wrap="square" lIns="91440" tIns="45720" rIns="91440" bIns="45720"/>
+                    <a:lstStyle/>
+                    <a:p>
+                      <a:pPr algn="ctr"/>
+                      <a:r>
+                        <a:rPr sz="800" b="0" lang="zh-CN">
+                          <a:solidFill>
+                            <a:srgbClr val="000000"/>
+                          </a:solidFill>
+                          <a:ea typeface="微软雅黑"/>
+                        </a:rPr>
+                        <a:t>当月（25-30日退件窗口期）
+当月内送至仓库办理退件</a:t>
+                      </a:r>
+                      <a:endParaRPr sz="800" lang="zh-CN"/>
+                    </a:p>
+                  </a:txBody>
+                </a:sp>
+                <a:sp>
+                  <a:nvSpPr>
+                    <a:cNvPr id="57703" name="跨月&#10;班组长与仓库负责人沟通&#10;采用次月红"/>
+                    <a:cNvSpPr/>
+                    <a:nvPr/>
+                  </a:nvSpPr>
+                  <a:spPr>
+                    <a:xfrm>
+                      <a:off x="3420000" y="1368000"/>
+                      <a:ext cx="2520000" cy="432000"/>
+                    </a:xfrm>
+                    <a:prstGeom prst="roundRect">
+                      <a:avLst>
+                        <a:gd name="adj" fmla="val 12000"/>
+                      </a:avLst>
+                    </a:prstGeom>
+                    <a:solidFill>
+                      <a:srgbClr val="FFF2CC"/>
+                    </a:solidFill>
+                    <a:ln w="9525">
+                      <a:solidFill>
+                        <a:srgbClr val="BF8F00"/>
+                      </a:solidFill>
+                    </a:ln>
+                  </a:spPr>
+                  <a:txBody>
+                    <a:bodyPr wrap="square" lIns="91440" tIns="45720" rIns="91440" bIns="45720"/>
+                    <a:lstStyle/>
+                    <a:p>
+                      <a:pPr algn="ctr"/>
+                      <a:r>
+                        <a:rPr sz="800" b="0" lang="zh-CN">
+                          <a:solidFill>
+                            <a:srgbClr val="000000"/>
+                          </a:solidFill>
+                          <a:ea typeface="微软雅黑"/>
+                        </a:rPr>
+                        <a:t>跨月
+班组长与仓库负责人沟通
+采用次月红冲入库退件</a:t>
+                      </a:r>
+                      <a:endParaRPr sz="800" lang="zh-CN"/>
+                    </a:p>
+                  </a:txBody>
+                </a:sp>
+                <a:sp>
+                  <a:nvSpPr>
+                    <a:cNvPr id="28203" name="仓库管理员清点验收&#10;办理退库手续"/>
+                    <a:cNvSpPr/>
+                    <a:nvPr/>
+                  </a:nvSpPr>
+                  <a:spPr>
+                    <a:xfrm>
+                      <a:off x="1620000" y="2015999"/>
+                      <a:ext cx="2880000" cy="432000"/>
+                    </a:xfrm>
+                    <a:prstGeom prst="roundRect">
+                      <a:avLst>
+                        <a:gd name="adj" fmla="val 12000"/>
+                      </a:avLst>
+                    </a:prstGeom>
+                    <a:solidFill>
+                      <a:srgbClr val="D6E4F0"/>
+                    </a:solidFill>
+                    <a:ln w="9525">
+                      <a:solidFill>
+                        <a:srgbClr val="2B579A"/>
+                      </a:solidFill>
+                    </a:ln>
+                  </a:spPr>
+                  <a:txBody>
+                    <a:bodyPr wrap="square" lIns="91440" tIns="45720" rIns="91440" bIns="45720"/>
+                    <a:lstStyle/>
+                    <a:p>
+                      <a:pPr algn="ctr"/>
+                      <a:r>
+                        <a:rPr sz="800" b="0" lang="zh-CN">
+                          <a:solidFill>
+                            <a:srgbClr val="000000"/>
+                          </a:solidFill>
+                          <a:ea typeface="微软雅黑"/>
+                        </a:rPr>
+                        <a:t>仓库管理员清点验收
+办理退库手续</a:t>
+                      </a:r>
+                      <a:endParaRPr sz="800" lang="zh-CN"/>
+                    </a:p>
+                  </a:txBody>
+                </a:sp>
+                <a:sp>
+                  <a:nvSpPr>
+                    <a:cNvPr id="10338" name="退件完成"/>
+                    <a:cNvSpPr/>
+                    <a:nvPr/>
+                  </a:nvSpPr>
+                  <a:spPr>
+                    <a:xfrm>
+                      <a:off x="2160000" y="2628000"/>
+                      <a:ext cx="1800000" cy="432000"/>
+                    </a:xfrm>
+                    <a:prstGeom prst="roundRect">
+                      <a:avLst>
+                        <a:gd name="adj" fmla="val 12000"/>
+                      </a:avLst>
+                    </a:prstGeom>
+                    <a:solidFill>
+                      <a:srgbClr val="C6EFCE"/>
+                    </a:solidFill>
+                    <a:ln w="9525">
+                      <a:solidFill>
+                        <a:srgbClr val="006100"/>
+                      </a:solidFill>
+                    </a:ln>
+                  </a:spPr>
+                  <a:txBody>
+                    <a:bodyPr wrap="square" lIns="91440" tIns="45720" rIns="91440" bIns="45720"/>
+                    <a:lstStyle/>
+                    <a:p>
+                      <a:pPr algn="ctr"/>
+                      <a:r>
+                        <a:rPr sz="800" b="0" lang="zh-CN">
+                          <a:solidFill>
+                            <a:srgbClr val="000000"/>
+                          </a:solidFill>
+                          <a:ea typeface="微软雅黑"/>
+                        </a:rPr>
+                        <a:t>退件完成</a:t>
+                      </a:r>
+                      <a:endParaRPr sz="800" lang="zh-CN"/>
+                    </a:p>
+                  </a:txBody>
+                </a:sp>
+                <a:sp>
+                  <a:nvSpPr>
+                    <a:cNvPr id="69776" name="label"/>
+                    <a:cNvSpPr/>
+                    <a:nvPr/>
+                  </a:nvSpPr>
+                  <a:spPr>
+                    <a:xfrm>
+                      <a:off x="2700000" y="540000"/>
+                      <a:ext cx="720000" cy="180000"/>
+                    </a:xfrm>
+                    <a:prstGeom prst="rect"/>
+                    <a:noFill/>
+                    <a:ln>
+                      <a:noFill/>
+                    </a:ln>
+                  </a:spPr>
+                  <a:txBody>
+                    <a:bodyPr wrap="square"/>
+                    <a:lstStyle/>
+                    <a:p>
+                      <a:pPr algn="ctr"/>
+                      <a:r>
+                        <a:rPr sz="600" lang="zh-CN">
+                          <a:solidFill>
+                            <a:srgbClr val="333333"/>
+                          </a:solidFill>
+                        </a:rPr>
+                        <a:t>↓</a:t>
+                      </a:r>
+                      <a:endParaRPr sz="600" lang="zh-CN"/>
+                    </a:p>
+                  </a:txBody>
+                </a:sp>
+                <a:sp>
+                  <a:nvSpPr>
+                    <a:cNvPr id="11914" name="label"/>
+                    <a:cNvSpPr/>
+                    <a:nvPr/>
+                  </a:nvSpPr>
+                  <a:spPr>
+                    <a:xfrm>
+                      <a:off x="1260000" y="1224000"/>
+                      <a:ext cx="720000" cy="180000"/>
+                    </a:xfrm>
+                    <a:prstGeom prst="rect"/>
+                    <a:noFill/>
+                    <a:ln>
+                      <a:noFill/>
+                    </a:ln>
+                  </a:spPr>
+                  <a:txBody>
+                    <a:bodyPr wrap="square"/>
+                    <a:lstStyle/>
+                    <a:p>
+                      <a:pPr algn="ctr"/>
+                      <a:r>
+                        <a:rPr sz="500" lang="zh-CN">
+                          <a:solidFill>
+                            <a:srgbClr val="555555"/>
+                          </a:solidFill>
+                        </a:rPr>
+                        <a:t>↙ 当月</a:t>
+                      </a:r>
+                      <a:endParaRPr sz="500" lang="zh-CN"/>
+                    </a:p>
+                  </a:txBody>
+                </a:sp>
+                <a:sp>
+                  <a:nvSpPr>
+                    <a:cNvPr id="91373" name="label"/>
+                    <a:cNvSpPr/>
+                    <a:nvPr/>
+                  </a:nvSpPr>
+                  <a:spPr>
+                    <a:xfrm>
+                      <a:off x="4320000" y="1224000"/>
+                      <a:ext cx="720000" cy="180000"/>
+                    </a:xfrm>
+                    <a:prstGeom prst="rect"/>
+                    <a:noFill/>
+                    <a:ln>
+                      <a:noFill/>
+                    </a:ln>
+                  </a:spPr>
+                  <a:txBody>
+                    <a:bodyPr wrap="square"/>
+                    <a:lstStyle/>
+                    <a:p>
+                      <a:pPr algn="ctr"/>
+                      <a:r>
+                        <a:rPr sz="500" lang="zh-CN">
+                          <a:solidFill>
+                            <a:srgbClr val="555555"/>
+                          </a:solidFill>
+                        </a:rPr>
+                        <a:t>↘ 跨月</a:t>
+                      </a:r>
+                      <a:endParaRPr sz="500" lang="zh-CN"/>
+                    </a:p>
+                  </a:txBody>
+                </a:sp>
+                <a:sp>
+                  <a:nvSpPr>
+                    <a:cNvPr id="75337" name="label"/>
+                    <a:cNvSpPr/>
+                    <a:nvPr/>
+                  </a:nvSpPr>
+                  <a:spPr>
+                    <a:xfrm>
+                      <a:off x="2700000" y="1872000"/>
+                      <a:ext cx="720000" cy="180000"/>
+                    </a:xfrm>
+                    <a:prstGeom prst="rect"/>
+                    <a:noFill/>
+                    <a:ln>
+                      <a:noFill/>
+                    </a:ln>
+                  </a:spPr>
+                  <a:txBody>
+                    <a:bodyPr wrap="square"/>
+                    <a:lstStyle/>
+                    <a:p>
+                      <a:pPr algn="ctr"/>
+                      <a:r>
+                        <a:rPr sz="600" lang="zh-CN">
+                          <a:solidFill>
+                            <a:srgbClr val="333333"/>
+                          </a:solidFill>
+                        </a:rPr>
+                        <a:t>↓</a:t>
+                      </a:r>
+                      <a:endParaRPr sz="600" lang="zh-CN"/>
+                    </a:p>
+                  </a:txBody>
+                </a:sp>
+                <a:sp>
+                  <a:nvSpPr>
+                    <a:cNvPr id="42251" name="label"/>
+                    <a:cNvSpPr/>
+                    <a:nvPr/>
+                  </a:nvSpPr>
+                  <a:spPr>
+                    <a:xfrm>
+                      <a:off x="2700000" y="2484000"/>
+                      <a:ext cx="720000" cy="180000"/>
+                    </a:xfrm>
+                    <a:prstGeom prst="rect"/>
+                    <a:noFill/>
+                    <a:ln>
+                      <a:noFill/>
+                    </a:ln>
+                  </a:spPr>
+                  <a:txBody>
+                    <a:bodyPr wrap="square"/>
+                    <a:lstStyle/>
+                    <a:p>
+                      <a:pPr algn="ctr"/>
+                      <a:r>
+                        <a:rPr sz="600" lang="zh-CN">
+                          <a:solidFill>
+                            <a:srgbClr val="333333"/>
+                          </a:solidFill>
+                        </a:rPr>
+                        <a:t>↓</a:t>
+                      </a:r>
+                      <a:endParaRPr sz="600" lang="zh-CN"/>
+                    </a:p>
+                  </a:txBody>
+                </a:sp>
+              </a:grpSp>
+            </a:graphicData>
+          </a:graphic>
+        </wp:inline>
+      </w:drawing>
+    </w:p>
     <w:p/>
     <w:p>
       <w:pPr>
-        <w:pStyle w:val="Heading2"/>
+        <w:jc w:val="left"/>
       </w:pPr>
       <w:r>
+        <w:rPr>
+          <w:b/>
+          <w:color w:val="1A3C6E"/>
+          <w:sz w:val="28"/>
+        </w:rPr>
         <w:t>五、调拨出库流程（第六章）</w:t>
       </w:r>
     </w:p>
-    <w:tbl>
-      <w:tblPr>
-        <w:tblStyle w:val="TableGrid"/>
-        <w:tblW w:type="auto" w:w="0"/>
-        <w:jc w:val="center"/>
-        <w:tblLook w:firstColumn="1" w:firstRow="1" w:lastColumn="0" w:lastRow="0" w:noHBand="0" w:noVBand="1" w:val="04A0"/>
-      </w:tblPr>
-      <w:tblGrid>
-        <w:gridCol w:w="2351"/>
-        <w:gridCol w:w="2351"/>
-        <w:gridCol w:w="2351"/>
-        <w:gridCol w:w="2351"/>
-      </w:tblGrid>
-      <w:tr>
-        <w:tc>
-          <w:tcPr>
-            <w:tcW w:type="dxa" w:w="680"/>
-            <w:shd w:fill="1A3C6E" w:val="clear"/>
-          </w:tcPr>
-          <w:p>
-            <w:pPr>
-              <w:jc w:val="center"/>
-            </w:pPr>
-            <w:r>
-              <w:rPr>
-                <w:b/>
-                <w:color w:val="FFFFFF"/>
-                <w:sz w:val="18"/>
-              </w:rPr>
-              <w:t>步骤</w:t>
-            </w:r>
-          </w:p>
-        </w:tc>
-        <w:tc>
-          <w:tcPr>
-            <w:tcW w:type="dxa" w:w="4252"/>
-            <w:shd w:fill="1A3C6E" w:val="clear"/>
-          </w:tcPr>
-          <w:p>
-            <w:pPr>
-              <w:jc w:val="center"/>
-            </w:pPr>
-            <w:r>
-              <w:rPr>
-                <w:b/>
-                <w:color w:val="FFFFFF"/>
-                <w:sz w:val="18"/>
-              </w:rPr>
-              <w:t>操作说明</w:t>
-            </w:r>
-          </w:p>
-        </w:tc>
-        <w:tc>
-          <w:tcPr>
-            <w:tcW w:type="dxa" w:w="3118"/>
-            <w:shd w:fill="1A3C6E" w:val="clear"/>
-          </w:tcPr>
-          <w:p>
-            <w:pPr>
-              <w:jc w:val="center"/>
-            </w:pPr>
-            <w:r>
-              <w:rPr>
-                <w:b/>
-                <w:color w:val="FFFFFF"/>
-                <w:sz w:val="18"/>
-              </w:rPr>
-              <w:t>判断/条件</w:t>
-            </w:r>
-          </w:p>
-        </w:tc>
-        <w:tc>
-          <w:tcPr>
-            <w:tcW w:type="dxa" w:w="1984"/>
-            <w:shd w:fill="1A3C6E" w:val="clear"/>
-          </w:tcPr>
-          <w:p>
-            <w:pPr>
-              <w:jc w:val="center"/>
-            </w:pPr>
-            <w:r>
-              <w:rPr>
-                <w:b/>
-                <w:color w:val="FFFFFF"/>
-                <w:sz w:val="18"/>
-              </w:rPr>
-              <w:t>走向</w:t>
-            </w:r>
-          </w:p>
-        </w:tc>
-      </w:tr>
-      <w:tr>
-        <w:tc>
-          <w:tcPr>
-            <w:tcW w:type="dxa" w:w="680"/>
-          </w:tcPr>
-          <w:p>
-            <w:r>
-              <w:rPr>
-                <w:sz w:val="18"/>
-              </w:rPr>
-              <w:t>1</w:t>
-            </w:r>
-          </w:p>
-        </w:tc>
-        <w:tc>
-          <w:tcPr>
-            <w:tcW w:type="dxa" w:w="4252"/>
-          </w:tcPr>
-          <w:p>
-            <w:r>
-              <w:rPr>
-                <w:sz w:val="18"/>
-              </w:rPr>
-              <w:t>发起配件及物料调拨</w:t>
-            </w:r>
-          </w:p>
-        </w:tc>
-        <w:tc>
-          <w:tcPr>
-            <w:tcW w:type="dxa" w:w="3118"/>
-          </w:tcPr>
-          <w:p>
-            <w:r>
-              <w:rPr>
-                <w:sz w:val="18"/>
-              </w:rPr>
-            </w:r>
-          </w:p>
-        </w:tc>
-        <w:tc>
-          <w:tcPr>
-            <w:tcW w:type="dxa" w:w="1984"/>
-          </w:tcPr>
-          <w:p>
-            <w:r>
-              <w:rPr>
-                <w:sz w:val="18"/>
-              </w:rPr>
-              <w:t>→ 步骤2</w:t>
-            </w:r>
-          </w:p>
-        </w:tc>
-      </w:tr>
-      <w:tr>
-        <w:tc>
-          <w:tcPr>
-            <w:tcW w:type="dxa" w:w="680"/>
-          </w:tcPr>
-          <w:p>
-            <w:r>
-              <w:rPr>
-                <w:sz w:val="18"/>
-              </w:rPr>
-              <w:t>2</w:t>
-            </w:r>
-          </w:p>
-        </w:tc>
-        <w:tc>
-          <w:tcPr>
-            <w:tcW w:type="dxa" w:w="4252"/>
-          </w:tcPr>
-          <w:p>
-            <w:r>
-              <w:rPr>
-                <w:sz w:val="18"/>
-              </w:rPr>
-              <w:t>填写调拨单，必须有双方仓库管理员签字</w:t>
-            </w:r>
-          </w:p>
-        </w:tc>
-        <w:tc>
-          <w:tcPr>
-            <w:tcW w:type="dxa" w:w="3118"/>
-          </w:tcPr>
-          <w:p>
-            <w:r>
-              <w:rPr>
-                <w:sz w:val="18"/>
-              </w:rPr>
-            </w:r>
-          </w:p>
-        </w:tc>
-        <w:tc>
-          <w:tcPr>
-            <w:tcW w:type="dxa" w:w="1984"/>
-          </w:tcPr>
-          <w:p>
-            <w:r>
-              <w:rPr>
-                <w:sz w:val="18"/>
-              </w:rPr>
-              <w:t>→ 步骤3</w:t>
-            </w:r>
-          </w:p>
-        </w:tc>
-      </w:tr>
-      <w:tr>
-        <w:tc>
-          <w:tcPr>
-            <w:tcW w:type="dxa" w:w="680"/>
-          </w:tcPr>
-          <w:p>
-            <w:r>
-              <w:rPr>
-                <w:sz w:val="18"/>
-              </w:rPr>
-              <w:t>3</w:t>
-            </w:r>
-          </w:p>
-        </w:tc>
-        <w:tc>
-          <w:tcPr>
-            <w:tcW w:type="dxa" w:w="4252"/>
-          </w:tcPr>
-          <w:p>
-            <w:r>
-              <w:rPr>
-                <w:sz w:val="18"/>
-              </w:rPr>
-              <w:t>调出方：按出库流程办理调出</w:t>
-            </w:r>
-          </w:p>
-        </w:tc>
-        <w:tc>
-          <w:tcPr>
-            <w:tcW w:type="dxa" w:w="3118"/>
-          </w:tcPr>
-          <w:p>
-            <w:r>
-              <w:rPr>
-                <w:sz w:val="18"/>
-              </w:rPr>
-            </w:r>
-          </w:p>
-        </w:tc>
-        <w:tc>
-          <w:tcPr>
-            <w:tcW w:type="dxa" w:w="1984"/>
-          </w:tcPr>
-          <w:p>
-            <w:r>
-              <w:rPr>
-                <w:sz w:val="18"/>
-              </w:rPr>
-              <w:t>→ 步骤4</w:t>
-            </w:r>
-          </w:p>
-        </w:tc>
-      </w:tr>
-      <w:tr>
-        <w:tc>
-          <w:tcPr>
-            <w:tcW w:type="dxa" w:w="680"/>
-          </w:tcPr>
-          <w:p>
-            <w:r>
-              <w:rPr>
-                <w:sz w:val="18"/>
-              </w:rPr>
-              <w:t>3</w:t>
-            </w:r>
-          </w:p>
-        </w:tc>
-        <w:tc>
-          <w:tcPr>
-            <w:tcW w:type="dxa" w:w="4252"/>
-          </w:tcPr>
-          <w:p>
-            <w:r>
-              <w:rPr>
-                <w:sz w:val="18"/>
-              </w:rPr>
-              <w:t>调入方：收到调拨单和物料，按入库程序及时入库</w:t>
-            </w:r>
-          </w:p>
-        </w:tc>
-        <w:tc>
-          <w:tcPr>
-            <w:tcW w:type="dxa" w:w="3118"/>
-          </w:tcPr>
-          <w:p>
-            <w:r>
-              <w:rPr>
-                <w:sz w:val="18"/>
-              </w:rPr>
-            </w:r>
-          </w:p>
-        </w:tc>
-        <w:tc>
-          <w:tcPr>
-            <w:tcW w:type="dxa" w:w="1984"/>
-          </w:tcPr>
-          <w:p>
-            <w:r>
-              <w:rPr>
-                <w:sz w:val="18"/>
-              </w:rPr>
-              <w:t>→ 步骤4</w:t>
-            </w:r>
-          </w:p>
-        </w:tc>
-      </w:tr>
-      <w:tr>
-        <w:tc>
-          <w:tcPr>
-            <w:tcW w:type="dxa" w:w="680"/>
-          </w:tcPr>
-          <w:p>
-            <w:r>
-              <w:rPr>
-                <w:sz w:val="18"/>
-              </w:rPr>
-              <w:t>4</w:t>
-            </w:r>
-          </w:p>
-        </w:tc>
-        <w:tc>
-          <w:tcPr>
-            <w:tcW w:type="dxa" w:w="4252"/>
-          </w:tcPr>
-          <w:p>
-            <w:r>
-              <w:rPr>
-                <w:sz w:val="18"/>
-              </w:rPr>
-              <w:t>保证双方当月调出与调入数据一致</w:t>
-            </w:r>
-          </w:p>
-        </w:tc>
-        <w:tc>
-          <w:tcPr>
-            <w:tcW w:type="dxa" w:w="3118"/>
-          </w:tcPr>
-          <w:p>
-            <w:r>
-              <w:rPr>
-                <w:sz w:val="18"/>
-              </w:rPr>
-            </w:r>
-          </w:p>
-        </w:tc>
-        <w:tc>
-          <w:tcPr>
-            <w:tcW w:type="dxa" w:w="1984"/>
-          </w:tcPr>
-          <w:p>
-            <w:r>
-              <w:rPr>
-                <w:sz w:val="18"/>
-              </w:rPr>
-              <w:t>→ 完成</w:t>
-            </w:r>
-          </w:p>
-        </w:tc>
-      </w:tr>
-    </w:tbl>
+    <w:p>
+      <w:pPr>
+        <w:spacing w:after="0"/>
+      </w:pPr>
+    </w:p>
+    <w:p>
+      <w:drawing>
+        <wp:inline distT="0" distB="0" distL="0" distR="0">
+          <wp:extent cx="6120000" cy="3240000"/>
+          <wp:effectExtent l="0" t="0" r="0" b="0"/>
+          <wp:docPr id="1" name="flowchart"/>
+          <wp:cNvGraphicFramePr/>
+          <a:graphic xmlns:a="http://schemas.openxmlformats.org/drawingml/2006/main">
+            <a:graphicData uri="http://schemas.openxmlformats.org/drawingml/2006/main">
+              <a:grpSp>
+                <a:grpSpPr>
+                  <a:xfrm>
+                    <a:off x="0" y="0"/>
+                    <a:ext cx="6120000" cy="3240000"/>
+                    <a:chOff x="0" y="0"/>
+                    <a:chExt cx="6120000" cy="3240000"/>
+                  </a:xfrm>
+                </a:grpSpPr>
+                <a:sp>
+                  <a:nvSpPr>
+                    <a:cNvPr id="2379" name="发起配件及物料调拨"/>
+                    <a:cNvSpPr/>
+                    <a:nvPr/>
+                  </a:nvSpPr>
+                  <a:spPr>
+                    <a:xfrm>
+                      <a:off x="1980000" y="72000"/>
+                      <a:ext cx="2160000" cy="432000"/>
+                    </a:xfrm>
+                    <a:prstGeom prst="roundRect">
+                      <a:avLst>
+                        <a:gd name="adj" fmla="val 12000"/>
+                      </a:avLst>
+                    </a:prstGeom>
+                    <a:solidFill>
+                      <a:srgbClr val="D6E4F0"/>
+                    </a:solidFill>
+                    <a:ln w="9525">
+                      <a:solidFill>
+                        <a:srgbClr val="2B579A"/>
+                      </a:solidFill>
+                    </a:ln>
+                  </a:spPr>
+                  <a:txBody>
+                    <a:bodyPr wrap="square" lIns="91440" tIns="45720" rIns="91440" bIns="45720"/>
+                    <a:lstStyle/>
+                    <a:p>
+                      <a:pPr algn="ctr"/>
+                      <a:r>
+                        <a:rPr sz="800" b="0" lang="zh-CN">
+                          <a:solidFill>
+                            <a:srgbClr val="000000"/>
+                          </a:solidFill>
+                          <a:ea typeface="微软雅黑"/>
+                        </a:rPr>
+                        <a:t>发起配件及物料调拨</a:t>
+                      </a:r>
+                      <a:endParaRPr sz="800" lang="zh-CN"/>
+                    </a:p>
+                  </a:txBody>
+                </a:sp>
+                <a:sp>
+                  <a:nvSpPr>
+                    <a:cNvPr id="10331" name="填写调拨单&#10;双方仓库管理员签字"/>
+                    <a:cNvSpPr/>
+                    <a:nvPr/>
+                  </a:nvSpPr>
+                  <a:spPr>
+                    <a:xfrm>
+                      <a:off x="1620000" y="684000"/>
+                      <a:ext cx="2880000" cy="432000"/>
+                    </a:xfrm>
+                    <a:prstGeom prst="roundRect">
+                      <a:avLst>
+                        <a:gd name="adj" fmla="val 12000"/>
+                      </a:avLst>
+                    </a:prstGeom>
+                    <a:solidFill>
+                      <a:srgbClr val="D6E4F0"/>
+                    </a:solidFill>
+                    <a:ln w="9525">
+                      <a:solidFill>
+                        <a:srgbClr val="2B579A"/>
+                      </a:solidFill>
+                    </a:ln>
+                  </a:spPr>
+                  <a:txBody>
+                    <a:bodyPr wrap="square" lIns="91440" tIns="45720" rIns="91440" bIns="45720"/>
+                    <a:lstStyle/>
+                    <a:p>
+                      <a:pPr algn="ctr"/>
+                      <a:r>
+                        <a:rPr sz="800" b="0" lang="zh-CN">
+                          <a:solidFill>
+                            <a:srgbClr val="000000"/>
+                          </a:solidFill>
+                          <a:ea typeface="微软雅黑"/>
+                        </a:rPr>
+                        <a:t>填写调拨单
+双方仓库管理员签字</a:t>
+                      </a:r>
+                      <a:endParaRPr sz="800" lang="zh-CN"/>
+                    </a:p>
+                  </a:txBody>
+                </a:sp>
+                <a:sp>
+                  <a:nvSpPr>
+                    <a:cNvPr id="33524" name="调出方&#10;按出库流程办理"/>
+                    <a:cNvSpPr/>
+                    <a:nvPr/>
+                  </a:nvSpPr>
+                  <a:spPr>
+                    <a:xfrm>
+                      <a:off x="180000" y="1332000"/>
+                      <a:ext cx="2700000" cy="432000"/>
+                    </a:xfrm>
+                    <a:prstGeom prst="roundRect">
+                      <a:avLst>
+                        <a:gd name="adj" fmla="val 12000"/>
+                      </a:avLst>
+                    </a:prstGeom>
+                    <a:solidFill>
+                      <a:srgbClr val="D6E4F0"/>
+                    </a:solidFill>
+                    <a:ln w="9525">
+                      <a:solidFill>
+                        <a:srgbClr val="2B579A"/>
+                      </a:solidFill>
+                    </a:ln>
+                  </a:spPr>
+                  <a:txBody>
+                    <a:bodyPr wrap="square" lIns="91440" tIns="45720" rIns="91440" bIns="45720"/>
+                    <a:lstStyle/>
+                    <a:p>
+                      <a:pPr algn="ctr"/>
+                      <a:r>
+                        <a:rPr sz="800" b="0" lang="zh-CN">
+                          <a:solidFill>
+                            <a:srgbClr val="000000"/>
+                          </a:solidFill>
+                          <a:ea typeface="微软雅黑"/>
+                        </a:rPr>
+                        <a:t>调出方
+按出库流程办理</a:t>
+                      </a:r>
+                      <a:endParaRPr sz="800" lang="zh-CN"/>
+                    </a:p>
+                  </a:txBody>
+                </a:sp>
+                <a:sp>
+                  <a:nvSpPr>
+                    <a:cNvPr id="90550" name="调入方&#10;收到调拨单和物料&#10;按入库程序及时"/>
+                    <a:cNvSpPr/>
+                    <a:nvPr/>
+                  </a:nvSpPr>
+                  <a:spPr>
+                    <a:xfrm>
+                      <a:off x="3240000" y="1332000"/>
+                      <a:ext cx="2700000" cy="432000"/>
+                    </a:xfrm>
+                    <a:prstGeom prst="roundRect">
+                      <a:avLst>
+                        <a:gd name="adj" fmla="val 12000"/>
+                      </a:avLst>
+                    </a:prstGeom>
+                    <a:solidFill>
+                      <a:srgbClr val="D6E4F0"/>
+                    </a:solidFill>
+                    <a:ln w="9525">
+                      <a:solidFill>
+                        <a:srgbClr val="2B579A"/>
+                      </a:solidFill>
+                    </a:ln>
+                  </a:spPr>
+                  <a:txBody>
+                    <a:bodyPr wrap="square" lIns="91440" tIns="45720" rIns="91440" bIns="45720"/>
+                    <a:lstStyle/>
+                    <a:p>
+                      <a:pPr algn="ctr"/>
+                      <a:r>
+                        <a:rPr sz="800" b="0" lang="zh-CN">
+                          <a:solidFill>
+                            <a:srgbClr val="000000"/>
+                          </a:solidFill>
+                          <a:ea typeface="微软雅黑"/>
+                        </a:rPr>
+                        <a:t>调入方
+收到调拨单和物料
+按入库程序及时入库</a:t>
+                      </a:r>
+                      <a:endParaRPr sz="800" lang="zh-CN"/>
+                    </a:p>
+                  </a:txBody>
+                </a:sp>
+                <a:sp>
+                  <a:nvSpPr>
+                    <a:cNvPr id="78439" name="保证双方当月调出与调入数据一致"/>
+                    <a:cNvSpPr/>
+                    <a:nvPr/>
+                  </a:nvSpPr>
+                  <a:spPr>
+                    <a:xfrm>
+                      <a:off x="1260000" y="1980000"/>
+                      <a:ext cx="3600000" cy="432000"/>
+                    </a:xfrm>
+                    <a:prstGeom prst="roundRect">
+                      <a:avLst>
+                        <a:gd name="adj" fmla="val 12000"/>
+                      </a:avLst>
+                    </a:prstGeom>
+                    <a:solidFill>
+                      <a:srgbClr val="C6EFCE"/>
+                    </a:solidFill>
+                    <a:ln w="9525">
+                      <a:solidFill>
+                        <a:srgbClr val="006100"/>
+                      </a:solidFill>
+                    </a:ln>
+                  </a:spPr>
+                  <a:txBody>
+                    <a:bodyPr wrap="square" lIns="91440" tIns="45720" rIns="91440" bIns="45720"/>
+                    <a:lstStyle/>
+                    <a:p>
+                      <a:pPr algn="ctr"/>
+                      <a:r>
+                        <a:rPr sz="800" b="0" lang="zh-CN">
+                          <a:solidFill>
+                            <a:srgbClr val="000000"/>
+                          </a:solidFill>
+                          <a:ea typeface="微软雅黑"/>
+                        </a:rPr>
+                        <a:t>保证双方当月调出与调入数据一致</a:t>
+                      </a:r>
+                      <a:endParaRPr sz="800" lang="zh-CN"/>
+                    </a:p>
+                  </a:txBody>
+                </a:sp>
+                <a:sp>
+                  <a:nvSpPr>
+                    <a:cNvPr id="5434" name="label"/>
+                    <a:cNvSpPr/>
+                    <a:nvPr/>
+                  </a:nvSpPr>
+                  <a:spPr>
+                    <a:xfrm>
+                      <a:off x="2700000" y="540000"/>
+                      <a:ext cx="720000" cy="180000"/>
+                    </a:xfrm>
+                    <a:prstGeom prst="rect"/>
+                    <a:noFill/>
+                    <a:ln>
+                      <a:noFill/>
+                    </a:ln>
+                  </a:spPr>
+                  <a:txBody>
+                    <a:bodyPr wrap="square"/>
+                    <a:lstStyle/>
+                    <a:p>
+                      <a:pPr algn="ctr"/>
+                      <a:r>
+                        <a:rPr sz="600" lang="zh-CN">
+                          <a:solidFill>
+                            <a:srgbClr val="333333"/>
+                          </a:solidFill>
+                        </a:rPr>
+                        <a:t>↓</a:t>
+                      </a:r>
+                      <a:endParaRPr sz="600" lang="zh-CN"/>
+                    </a:p>
+                  </a:txBody>
+                </a:sp>
+                <a:sp>
+                  <a:nvSpPr>
+                    <a:cNvPr id="63722" name="label"/>
+                    <a:cNvSpPr/>
+                    <a:nvPr/>
+                  </a:nvSpPr>
+                  <a:spPr>
+                    <a:xfrm>
+                      <a:off x="1260000" y="1188000"/>
+                      <a:ext cx="720000" cy="180000"/>
+                    </a:xfrm>
+                    <a:prstGeom prst="rect"/>
+                    <a:noFill/>
+                    <a:ln>
+                      <a:noFill/>
+                    </a:ln>
+                  </a:spPr>
+                  <a:txBody>
+                    <a:bodyPr wrap="square"/>
+                    <a:lstStyle/>
+                    <a:p>
+                      <a:pPr algn="ctr"/>
+                      <a:r>
+                        <a:rPr sz="500" lang="zh-CN">
+                          <a:solidFill>
+                            <a:srgbClr val="555555"/>
+                          </a:solidFill>
+                        </a:rPr>
+                        <a:t>↙</a:t>
+                      </a:r>
+                      <a:endParaRPr sz="500" lang="zh-CN"/>
+                    </a:p>
+                  </a:txBody>
+                </a:sp>
+                <a:sp>
+                  <a:nvSpPr>
+                    <a:cNvPr id="24449" name="label"/>
+                    <a:cNvSpPr/>
+                    <a:nvPr/>
+                  </a:nvSpPr>
+                  <a:spPr>
+                    <a:xfrm>
+                      <a:off x="4320000" y="1188000"/>
+                      <a:ext cx="720000" cy="180000"/>
+                    </a:xfrm>
+                    <a:prstGeom prst="rect"/>
+                    <a:noFill/>
+                    <a:ln>
+                      <a:noFill/>
+                    </a:ln>
+                  </a:spPr>
+                  <a:txBody>
+                    <a:bodyPr wrap="square"/>
+                    <a:lstStyle/>
+                    <a:p>
+                      <a:pPr algn="ctr"/>
+                      <a:r>
+                        <a:rPr sz="500" lang="zh-CN">
+                          <a:solidFill>
+                            <a:srgbClr val="555555"/>
+                          </a:solidFill>
+                        </a:rPr>
+                        <a:t>↘</a:t>
+                      </a:r>
+                      <a:endParaRPr sz="500" lang="zh-CN"/>
+                    </a:p>
+                  </a:txBody>
+                </a:sp>
+                <a:sp>
+                  <a:nvSpPr>
+                    <a:cNvPr id="28186" name="label"/>
+                    <a:cNvSpPr/>
+                    <a:nvPr/>
+                  </a:nvSpPr>
+                  <a:spPr>
+                    <a:xfrm>
+                      <a:off x="2700000" y="1835999"/>
+                      <a:ext cx="720000" cy="180000"/>
+                    </a:xfrm>
+                    <a:prstGeom prst="rect"/>
+                    <a:noFill/>
+                    <a:ln>
+                      <a:noFill/>
+                    </a:ln>
+                  </a:spPr>
+                  <a:txBody>
+                    <a:bodyPr wrap="square"/>
+                    <a:lstStyle/>
+                    <a:p>
+                      <a:pPr algn="ctr"/>
+                      <a:r>
+                        <a:rPr sz="600" lang="zh-CN">
+                          <a:solidFill>
+                            <a:srgbClr val="333333"/>
+                          </a:solidFill>
+                        </a:rPr>
+                        <a:t>↓</a:t>
+                      </a:r>
+                      <a:endParaRPr sz="600" lang="zh-CN"/>
+                    </a:p>
+                  </a:txBody>
+                </a:sp>
+              </a:grpSp>
+            </a:graphicData>
+          </a:graphic>
+        </wp:inline>
+      </w:drawing>
+    </w:p>
     <w:p/>
     <w:p>
       <w:pPr>
-        <w:pStyle w:val="Heading2"/>
+        <w:jc w:val="left"/>
       </w:pPr>
       <w:r>
+        <w:rPr>
+          <w:b/>
+          <w:color w:val="1A3C6E"/>
+          <w:sz w:val="28"/>
+        </w:rPr>
         <w:t>六、库存盘点流程（第七章）</w:t>
       </w:r>
     </w:p>
-    <w:tbl>
-      <w:tblPr>
-        <w:tblStyle w:val="TableGrid"/>
-        <w:tblW w:type="auto" w:w="0"/>
-        <w:jc w:val="center"/>
-        <w:tblLook w:firstColumn="1" w:firstRow="1" w:lastColumn="0" w:lastRow="0" w:noHBand="0" w:noVBand="1" w:val="04A0"/>
-      </w:tblPr>
-      <w:tblGrid>
-        <w:gridCol w:w="2351"/>
-        <w:gridCol w:w="2351"/>
-        <w:gridCol w:w="2351"/>
-        <w:gridCol w:w="2351"/>
-      </w:tblGrid>
-      <w:tr>
-        <w:tc>
-          <w:tcPr>
-            <w:tcW w:type="dxa" w:w="680"/>
-            <w:shd w:fill="1A3C6E" w:val="clear"/>
-          </w:tcPr>
-          <w:p>
-            <w:pPr>
-              <w:jc w:val="center"/>
-            </w:pPr>
-            <w:r>
-              <w:rPr>
-                <w:b/>
-                <w:color w:val="FFFFFF"/>
-                <w:sz w:val="18"/>
-              </w:rPr>
-              <w:t>步骤</w:t>
-            </w:r>
-          </w:p>
-        </w:tc>
-        <w:tc>
-          <w:tcPr>
-            <w:tcW w:type="dxa" w:w="4252"/>
-            <w:shd w:fill="1A3C6E" w:val="clear"/>
-          </w:tcPr>
-          <w:p>
-            <w:pPr>
-              <w:jc w:val="center"/>
-            </w:pPr>
-            <w:r>
-              <w:rPr>
-                <w:b/>
-                <w:color w:val="FFFFFF"/>
-                <w:sz w:val="18"/>
-              </w:rPr>
-              <w:t>操作说明</w:t>
-            </w:r>
-          </w:p>
-        </w:tc>
-        <w:tc>
-          <w:tcPr>
-            <w:tcW w:type="dxa" w:w="3118"/>
-            <w:shd w:fill="1A3C6E" w:val="clear"/>
-          </w:tcPr>
-          <w:p>
-            <w:pPr>
-              <w:jc w:val="center"/>
-            </w:pPr>
-            <w:r>
-              <w:rPr>
-                <w:b/>
-                <w:color w:val="FFFFFF"/>
-                <w:sz w:val="18"/>
-              </w:rPr>
-              <w:t>判断/条件</w:t>
-            </w:r>
-          </w:p>
-        </w:tc>
-        <w:tc>
-          <w:tcPr>
-            <w:tcW w:type="dxa" w:w="1984"/>
-            <w:shd w:fill="1A3C6E" w:val="clear"/>
-          </w:tcPr>
-          <w:p>
-            <w:pPr>
-              <w:jc w:val="center"/>
-            </w:pPr>
-            <w:r>
-              <w:rPr>
-                <w:b/>
-                <w:color w:val="FFFFFF"/>
-                <w:sz w:val="18"/>
-              </w:rPr>
-              <w:t>走向</w:t>
-            </w:r>
-          </w:p>
-        </w:tc>
-      </w:tr>
-      <w:tr>
-        <w:tc>
-          <w:tcPr>
-            <w:tcW w:type="dxa" w:w="680"/>
-          </w:tcPr>
-          <w:p>
-            <w:r>
-              <w:rPr>
-                <w:sz w:val="18"/>
-              </w:rPr>
-              <w:t>1</w:t>
-            </w:r>
-          </w:p>
-        </w:tc>
-        <w:tc>
-          <w:tcPr>
-            <w:tcW w:type="dxa" w:w="4252"/>
-          </w:tcPr>
-          <w:p>
-            <w:r>
-              <w:rPr>
-                <w:sz w:val="18"/>
-              </w:rPr>
-              <w:t>不定期动态清点：仓库管理员对当日有出入库的动态类配件物料进行清点并记录</w:t>
-            </w:r>
-          </w:p>
-        </w:tc>
-        <w:tc>
-          <w:tcPr>
-            <w:tcW w:type="dxa" w:w="3118"/>
-          </w:tcPr>
-          <w:p>
-            <w:r>
-              <w:rPr>
-                <w:sz w:val="18"/>
-              </w:rPr>
-            </w:r>
-          </w:p>
-        </w:tc>
-        <w:tc>
-          <w:tcPr>
-            <w:tcW w:type="dxa" w:w="1984"/>
-          </w:tcPr>
-          <w:p>
-            <w:r>
-              <w:rPr>
-                <w:sz w:val="18"/>
-              </w:rPr>
-              <w:t>→ 步骤4</w:t>
-            </w:r>
-          </w:p>
-        </w:tc>
-      </w:tr>
-      <w:tr>
-        <w:tc>
-          <w:tcPr>
-            <w:tcW w:type="dxa" w:w="680"/>
-          </w:tcPr>
-          <w:p>
-            <w:r>
-              <w:rPr>
-                <w:sz w:val="18"/>
-              </w:rPr>
-              <w:t>2</w:t>
-            </w:r>
-          </w:p>
-        </w:tc>
-        <w:tc>
-          <w:tcPr>
-            <w:tcW w:type="dxa" w:w="4252"/>
-          </w:tcPr>
-          <w:p>
-            <w:r>
-              <w:rPr>
-                <w:sz w:val="18"/>
-              </w:rPr>
-              <w:t>每月末抽查盘点：财务安排人员与仓库管理部门共同组织进行</w:t>
-            </w:r>
-          </w:p>
-        </w:tc>
-        <w:tc>
-          <w:tcPr>
-            <w:tcW w:type="dxa" w:w="3118"/>
-          </w:tcPr>
-          <w:p>
-            <w:r>
-              <w:rPr>
-                <w:sz w:val="18"/>
-              </w:rPr>
-            </w:r>
-          </w:p>
-        </w:tc>
-        <w:tc>
-          <w:tcPr>
-            <w:tcW w:type="dxa" w:w="1984"/>
-          </w:tcPr>
-          <w:p>
-            <w:r>
-              <w:rPr>
-                <w:sz w:val="18"/>
-              </w:rPr>
-              <w:t>→ 步骤3</w:t>
-            </w:r>
-          </w:p>
-        </w:tc>
-      </w:tr>
-      <w:tr>
-        <w:tc>
-          <w:tcPr>
-            <w:tcW w:type="dxa" w:w="680"/>
-          </w:tcPr>
-          <w:p>
-            <w:r>
-              <w:rPr>
-                <w:sz w:val="18"/>
-              </w:rPr>
-              <w:t>3</w:t>
-            </w:r>
-          </w:p>
-        </w:tc>
-        <w:tc>
-          <w:tcPr>
-            <w:tcW w:type="dxa" w:w="4252"/>
-          </w:tcPr>
-          <w:p>
-            <w:r>
-              <w:rPr>
-                <w:sz w:val="18"/>
-              </w:rPr>
-              <w:t>每年终总盘点：财务安排人员与仓库管理部门共同组织，含库存种类/数量/位置码</w:t>
-            </w:r>
-          </w:p>
-        </w:tc>
-        <w:tc>
-          <w:tcPr>
-            <w:tcW w:type="dxa" w:w="3118"/>
-          </w:tcPr>
-          <w:p>
-            <w:r>
-              <w:rPr>
-                <w:sz w:val="18"/>
-              </w:rPr>
-            </w:r>
-          </w:p>
-        </w:tc>
-        <w:tc>
-          <w:tcPr>
-            <w:tcW w:type="dxa" w:w="1984"/>
-          </w:tcPr>
-          <w:p>
-            <w:r>
-              <w:rPr>
-                <w:sz w:val="18"/>
-              </w:rPr>
-              <w:t>→ 步骤5</w:t>
-            </w:r>
-          </w:p>
-        </w:tc>
-      </w:tr>
-      <w:tr>
-        <w:tc>
-          <w:tcPr>
-            <w:tcW w:type="dxa" w:w="680"/>
-          </w:tcPr>
-          <w:p>
-            <w:r>
-              <w:rPr>
-                <w:sz w:val="18"/>
-              </w:rPr>
-              <w:t>4</w:t>
-            </w:r>
-          </w:p>
-        </w:tc>
-        <w:tc>
-          <w:tcPr>
-            <w:tcW w:type="dxa" w:w="4252"/>
-          </w:tcPr>
-          <w:p>
-            <w:r>
-              <w:rPr>
-                <w:sz w:val="18"/>
-              </w:rPr>
-              <w:t>对存在的问题及时查找原因，上报仓库负责人并制定整改措施</w:t>
-            </w:r>
-          </w:p>
-        </w:tc>
-        <w:tc>
-          <w:tcPr>
-            <w:tcW w:type="dxa" w:w="3118"/>
-          </w:tcPr>
-          <w:p>
-            <w:r>
-              <w:rPr>
-                <w:sz w:val="18"/>
-              </w:rPr>
-            </w:r>
-          </w:p>
-        </w:tc>
-        <w:tc>
-          <w:tcPr>
-            <w:tcW w:type="dxa" w:w="1984"/>
-          </w:tcPr>
-          <w:p>
-            <w:r>
-              <w:rPr>
-                <w:sz w:val="18"/>
-              </w:rPr>
-              <w:t>→ 完成</w:t>
-            </w:r>
-          </w:p>
-        </w:tc>
-      </w:tr>
-      <w:tr>
-        <w:tc>
-          <w:tcPr>
-            <w:tcW w:type="dxa" w:w="680"/>
-          </w:tcPr>
-          <w:p>
-            <w:r>
-              <w:rPr>
-                <w:sz w:val="18"/>
-              </w:rPr>
-              <w:t>5</w:t>
-            </w:r>
-          </w:p>
-        </w:tc>
-        <w:tc>
-          <w:tcPr>
-            <w:tcW w:type="dxa" w:w="4252"/>
-          </w:tcPr>
-          <w:p>
-            <w:r>
-              <w:rPr>
-                <w:sz w:val="18"/>
-              </w:rPr>
-              <w:t>核实：借料单是否清理、涨库是否入库、摆放是否合理、物料是否损坏</w:t>
-            </w:r>
-          </w:p>
-        </w:tc>
-        <w:tc>
-          <w:tcPr>
-            <w:tcW w:type="dxa" w:w="3118"/>
-          </w:tcPr>
-          <w:p>
-            <w:r>
-              <w:rPr>
-                <w:sz w:val="18"/>
-              </w:rPr>
-            </w:r>
-          </w:p>
-        </w:tc>
-        <w:tc>
-          <w:tcPr>
-            <w:tcW w:type="dxa" w:w="1984"/>
-          </w:tcPr>
-          <w:p>
-            <w:r>
-              <w:rPr>
-                <w:sz w:val="18"/>
-              </w:rPr>
-              <w:t>→ 步骤6</w:t>
-            </w:r>
-          </w:p>
-        </w:tc>
-      </w:tr>
-      <w:tr>
-        <w:tc>
-          <w:tcPr>
-            <w:tcW w:type="dxa" w:w="680"/>
-          </w:tcPr>
-          <w:p>
-            <w:r>
-              <w:rPr>
-                <w:sz w:val="18"/>
-              </w:rPr>
-              <w:t>6</w:t>
-            </w:r>
-          </w:p>
-        </w:tc>
-        <w:tc>
-          <w:tcPr>
-            <w:tcW w:type="dxa" w:w="4252"/>
-          </w:tcPr>
-          <w:p>
-            <w:r>
-              <w:rPr>
-                <w:sz w:val="18"/>
-              </w:rPr>
-              <w:t>账物是否相符</w:t>
-            </w:r>
-          </w:p>
-        </w:tc>
-        <w:tc>
-          <w:tcPr>
-            <w:tcW w:type="dxa" w:w="3118"/>
-          </w:tcPr>
-          <w:p>
-            <w:r>
-              <w:rPr>
-                <w:sz w:val="18"/>
-              </w:rPr>
-              <w:t>相符</w:t>
-            </w:r>
-          </w:p>
-        </w:tc>
-        <w:tc>
-          <w:tcPr>
-            <w:tcW w:type="dxa" w:w="1984"/>
-          </w:tcPr>
-          <w:p>
-            <w:r>
-              <w:rPr>
-                <w:sz w:val="18"/>
-              </w:rPr>
-              <w:t>→ 完成</w:t>
-            </w:r>
-          </w:p>
-        </w:tc>
-      </w:tr>
-      <w:tr>
-        <w:tc>
-          <w:tcPr>
-            <w:tcW w:type="dxa" w:w="680"/>
-          </w:tcPr>
-          <w:p>
-            <w:r>
-              <w:rPr>
-                <w:sz w:val="18"/>
-              </w:rPr>
-            </w:r>
-          </w:p>
-        </w:tc>
-        <w:tc>
-          <w:tcPr>
-            <w:tcW w:type="dxa" w:w="4252"/>
-          </w:tcPr>
-          <w:p>
-            <w:r>
-              <w:rPr>
-                <w:sz w:val="18"/>
-              </w:rPr>
-            </w:r>
-          </w:p>
-        </w:tc>
-        <w:tc>
-          <w:tcPr>
-            <w:tcW w:type="dxa" w:w="3118"/>
-          </w:tcPr>
-          <w:p>
-            <w:r>
-              <w:rPr>
-                <w:sz w:val="18"/>
-              </w:rPr>
-              <w:t>不符</w:t>
-            </w:r>
-          </w:p>
-        </w:tc>
-        <w:tc>
-          <w:tcPr>
-            <w:tcW w:type="dxa" w:w="1984"/>
-          </w:tcPr>
-          <w:p>
-            <w:r>
-              <w:rPr>
-                <w:sz w:val="18"/>
-              </w:rPr>
-              <w:t>→ 步骤7</w:t>
-            </w:r>
-          </w:p>
-        </w:tc>
-      </w:tr>
-      <w:tr>
-        <w:tc>
-          <w:tcPr>
-            <w:tcW w:type="dxa" w:w="680"/>
-          </w:tcPr>
-          <w:p>
-            <w:r>
-              <w:rPr>
-                <w:sz w:val="18"/>
-              </w:rPr>
-              <w:t>7</w:t>
-            </w:r>
-          </w:p>
-        </w:tc>
-        <w:tc>
-          <w:tcPr>
-            <w:tcW w:type="dxa" w:w="4252"/>
-          </w:tcPr>
-          <w:p>
-            <w:r>
-              <w:rPr>
-                <w:sz w:val="18"/>
-              </w:rPr>
-              <w:t>上报集团财务管理部门，落实责任人，视具体情况按有关规定扣罚绩效工资</w:t>
-            </w:r>
-          </w:p>
-        </w:tc>
-        <w:tc>
-          <w:tcPr>
-            <w:tcW w:type="dxa" w:w="3118"/>
-          </w:tcPr>
-          <w:p>
-            <w:r>
-              <w:rPr>
-                <w:sz w:val="18"/>
-              </w:rPr>
-            </w:r>
-          </w:p>
-        </w:tc>
-        <w:tc>
-          <w:tcPr>
-            <w:tcW w:type="dxa" w:w="1984"/>
-          </w:tcPr>
-          <w:p>
-            <w:r>
-              <w:rPr>
-                <w:sz w:val="18"/>
-              </w:rPr>
-              <w:t>→ 完成</w:t>
-            </w:r>
-          </w:p>
-        </w:tc>
-      </w:tr>
-    </w:tbl>
+    <w:p>
+      <w:pPr>
+        <w:spacing w:after="0"/>
+      </w:pPr>
+    </w:p>
+    <w:p>
+      <w:drawing>
+        <wp:inline distT="0" distB="0" distL="0" distR="0">
+          <wp:extent cx="6120000" cy="3600000"/>
+          <wp:effectExtent l="0" t="0" r="0" b="0"/>
+          <wp:docPr id="1" name="flowchart"/>
+          <wp:cNvGraphicFramePr/>
+          <a:graphic xmlns:a="http://schemas.openxmlformats.org/drawingml/2006/main">
+            <a:graphicData uri="http://schemas.openxmlformats.org/drawingml/2006/main">
+              <a:grpSp>
+                <a:grpSpPr>
+                  <a:xfrm>
+                    <a:off x="0" y="0"/>
+                    <a:ext cx="6120000" cy="3600000"/>
+                    <a:chOff x="0" y="0"/>
+                    <a:chExt cx="6120000" cy="3600000"/>
+                  </a:xfrm>
+                </a:grpSpPr>
+                <a:sp>
+                  <a:nvSpPr>
+                    <a:cNvPr id="87915" name="不定期动态清点&#10;当日有出入库的物料"/>
+                    <a:cNvSpPr/>
+                    <a:nvPr/>
+                  </a:nvSpPr>
+                  <a:spPr>
+                    <a:xfrm>
+                      <a:off x="180000" y="72000"/>
+                      <a:ext cx="1800000" cy="432000"/>
+                    </a:xfrm>
+                    <a:prstGeom prst="roundRect">
+                      <a:avLst>
+                        <a:gd name="adj" fmla="val 12000"/>
+                      </a:avLst>
+                    </a:prstGeom>
+                    <a:solidFill>
+                      <a:srgbClr val="D6E4F0"/>
+                    </a:solidFill>
+                    <a:ln w="9525">
+                      <a:solidFill>
+                        <a:srgbClr val="2B579A"/>
+                      </a:solidFill>
+                    </a:ln>
+                  </a:spPr>
+                  <a:txBody>
+                    <a:bodyPr wrap="square" lIns="91440" tIns="45720" rIns="91440" bIns="45720"/>
+                    <a:lstStyle/>
+                    <a:p>
+                      <a:pPr algn="ctr"/>
+                      <a:r>
+                        <a:rPr sz="800" b="0" lang="zh-CN">
+                          <a:solidFill>
+                            <a:srgbClr val="000000"/>
+                          </a:solidFill>
+                          <a:ea typeface="微软雅黑"/>
+                        </a:rPr>
+                        <a:t>不定期动态清点
+当日有出入库的物料</a:t>
+                      </a:r>
+                      <a:endParaRPr sz="800" lang="zh-CN"/>
+                    </a:p>
+                  </a:txBody>
+                </a:sp>
+                <a:sp>
+                  <a:nvSpPr>
+                    <a:cNvPr id="91774" name="每月末抽查盘点&#10;财务+仓库管理部门"/>
+                    <a:cNvSpPr/>
+                    <a:nvPr/>
+                  </a:nvSpPr>
+                  <a:spPr>
+                    <a:xfrm>
+                      <a:off x="2160000" y="72000"/>
+                      <a:ext cx="1800000" cy="432000"/>
+                    </a:xfrm>
+                    <a:prstGeom prst="roundRect">
+                      <a:avLst>
+                        <a:gd name="adj" fmla="val 12000"/>
+                      </a:avLst>
+                    </a:prstGeom>
+                    <a:solidFill>
+                      <a:srgbClr val="D6E4F0"/>
+                    </a:solidFill>
+                    <a:ln w="9525">
+                      <a:solidFill>
+                        <a:srgbClr val="2B579A"/>
+                      </a:solidFill>
+                    </a:ln>
+                  </a:spPr>
+                  <a:txBody>
+                    <a:bodyPr wrap="square" lIns="91440" tIns="45720" rIns="91440" bIns="45720"/>
+                    <a:lstStyle/>
+                    <a:p>
+                      <a:pPr algn="ctr"/>
+                      <a:r>
+                        <a:rPr sz="800" b="0" lang="zh-CN">
+                          <a:solidFill>
+                            <a:srgbClr val="000000"/>
+                          </a:solidFill>
+                          <a:ea typeface="微软雅黑"/>
+                        </a:rPr>
+                        <a:t>每月末抽查盘点
+财务+仓库管理部门</a:t>
+                      </a:r>
+                      <a:endParaRPr sz="800" lang="zh-CN"/>
+                    </a:p>
+                  </a:txBody>
+                </a:sp>
+                <a:sp>
+                  <a:nvSpPr>
+                    <a:cNvPr id="96018" name="每年终总盘点&#10;财务+仓库管理部门"/>
+                    <a:cNvSpPr/>
+                    <a:nvPr/>
+                  </a:nvSpPr>
+                  <a:spPr>
+                    <a:xfrm>
+                      <a:off x="4140000" y="72000"/>
+                      <a:ext cx="1800000" cy="432000"/>
+                    </a:xfrm>
+                    <a:prstGeom prst="roundRect">
+                      <a:avLst>
+                        <a:gd name="adj" fmla="val 12000"/>
+                      </a:avLst>
+                    </a:prstGeom>
+                    <a:solidFill>
+                      <a:srgbClr val="D6E4F0"/>
+                    </a:solidFill>
+                    <a:ln w="9525">
+                      <a:solidFill>
+                        <a:srgbClr val="2B579A"/>
+                      </a:solidFill>
+                    </a:ln>
+                  </a:spPr>
+                  <a:txBody>
+                    <a:bodyPr wrap="square" lIns="91440" tIns="45720" rIns="91440" bIns="45720"/>
+                    <a:lstStyle/>
+                    <a:p>
+                      <a:pPr algn="ctr"/>
+                      <a:r>
+                        <a:rPr sz="800" b="0" lang="zh-CN">
+                          <a:solidFill>
+                            <a:srgbClr val="000000"/>
+                          </a:solidFill>
+                          <a:ea typeface="微软雅黑"/>
+                        </a:rPr>
+                        <a:t>每年终总盘点
+财务+仓库管理部门</a:t>
+                      </a:r>
+                      <a:endParaRPr sz="800" lang="zh-CN"/>
+                    </a:p>
+                  </a:txBody>
+                </a:sp>
+                <a:sp>
+                  <a:nvSpPr>
+                    <a:cNvPr id="62281" name="做好清点记录&#10;发现问题查找原因&#10;上报仓库"/>
+                    <a:cNvSpPr/>
+                    <a:nvPr/>
+                  </a:nvSpPr>
+                  <a:spPr>
+                    <a:xfrm>
+                      <a:off x="180000" y="720000"/>
+                      <a:ext cx="1800000" cy="432000"/>
+                    </a:xfrm>
+                    <a:prstGeom prst="roundRect">
+                      <a:avLst>
+                        <a:gd name="adj" fmla="val 12000"/>
+                      </a:avLst>
+                    </a:prstGeom>
+                    <a:solidFill>
+                      <a:srgbClr val="FFF2CC"/>
+                    </a:solidFill>
+                    <a:ln w="9525">
+                      <a:solidFill>
+                        <a:srgbClr val="BF8F00"/>
+                      </a:solidFill>
+                    </a:ln>
+                  </a:spPr>
+                  <a:txBody>
+                    <a:bodyPr wrap="square" lIns="91440" tIns="45720" rIns="91440" bIns="45720"/>
+                    <a:lstStyle/>
+                    <a:p>
+                      <a:pPr algn="ctr"/>
+                      <a:r>
+                        <a:rPr sz="800" b="0" lang="zh-CN">
+                          <a:solidFill>
+                            <a:srgbClr val="000000"/>
+                          </a:solidFill>
+                          <a:ea typeface="微软雅黑"/>
+                        </a:rPr>
+                        <a:t>做好清点记录
+发现问题查找原因
+上报仓库负责人</a:t>
+                      </a:r>
+                      <a:endParaRPr sz="800" lang="zh-CN"/>
+                    </a:p>
+                  </a:txBody>
+                </a:sp>
+                <a:sp>
+                  <a:nvSpPr>
+                    <a:cNvPr id="45372" name="盘点内容：库存种类/数量&#10;位置码 与系统"/>
+                    <a:cNvSpPr/>
+                    <a:nvPr/>
+                  </a:nvSpPr>
+                  <a:spPr>
+                    <a:xfrm>
+                      <a:off x="1980000" y="720000"/>
+                      <a:ext cx="2160000" cy="432000"/>
+                    </a:xfrm>
+                    <a:prstGeom prst="roundRect">
+                      <a:avLst>
+                        <a:gd name="adj" fmla="val 12000"/>
+                      </a:avLst>
+                    </a:prstGeom>
+                    <a:solidFill>
+                      <a:srgbClr val="D6E4F0"/>
+                    </a:solidFill>
+                    <a:ln w="9525">
+                      <a:solidFill>
+                        <a:srgbClr val="2B579A"/>
+                      </a:solidFill>
+                    </a:ln>
+                  </a:spPr>
+                  <a:txBody>
+                    <a:bodyPr wrap="square" lIns="91440" tIns="45720" rIns="91440" bIns="45720"/>
+                    <a:lstStyle/>
+                    <a:p>
+                      <a:pPr algn="ctr"/>
+                      <a:r>
+                        <a:rPr sz="800" b="0" lang="zh-CN">
+                          <a:solidFill>
+                            <a:srgbClr val="000000"/>
+                          </a:solidFill>
+                          <a:ea typeface="微软雅黑"/>
+                        </a:rPr>
+                        <a:t>盘点内容：库存种类/数量
+位置码 与系统账目一致</a:t>
+                      </a:r>
+                      <a:endParaRPr sz="800" lang="zh-CN"/>
+                    </a:p>
+                  </a:txBody>
+                </a:sp>
+                <a:sp>
+                  <a:nvSpPr>
+                    <a:cNvPr id="17891" name="核实：借料单清理&#10;涨库入库/摆放合理&#10;物"/>
+                    <a:cNvSpPr/>
+                    <a:nvPr/>
+                  </a:nvSpPr>
+                  <a:spPr>
+                    <a:xfrm>
+                      <a:off x="4320000" y="720000"/>
+                      <a:ext cx="1620000" cy="432000"/>
+                    </a:xfrm>
+                    <a:prstGeom prst="roundRect">
+                      <a:avLst>
+                        <a:gd name="adj" fmla="val 12000"/>
+                      </a:avLst>
+                    </a:prstGeom>
+                    <a:solidFill>
+                      <a:srgbClr val="D6E4F0"/>
+                    </a:solidFill>
+                    <a:ln w="9525">
+                      <a:solidFill>
+                        <a:srgbClr val="2B579A"/>
+                      </a:solidFill>
+                    </a:ln>
+                  </a:spPr>
+                  <a:txBody>
+                    <a:bodyPr wrap="square" lIns="91440" tIns="45720" rIns="91440" bIns="45720"/>
+                    <a:lstStyle/>
+                    <a:p>
+                      <a:pPr algn="ctr"/>
+                      <a:r>
+                        <a:rPr sz="800" b="0" lang="zh-CN">
+                          <a:solidFill>
+                            <a:srgbClr val="000000"/>
+                          </a:solidFill>
+                          <a:ea typeface="微软雅黑"/>
+                        </a:rPr>
+                        <a:t>核实：借料单清理
+涨库入库/摆放合理
+物料是否损坏</a:t>
+                      </a:r>
+                      <a:endParaRPr sz="800" lang="zh-CN"/>
+                    </a:p>
+                  </a:txBody>
+                </a:sp>
+                <a:sp>
+                  <a:nvSpPr>
+                    <a:cNvPr id="81321" name="盘点结果汇总"/>
+                    <a:cNvSpPr/>
+                    <a:nvPr/>
+                  </a:nvSpPr>
+                  <a:spPr>
+                    <a:xfrm>
+                      <a:off x="1260000" y="1440000"/>
+                      <a:ext cx="3600000" cy="432000"/>
+                    </a:xfrm>
+                    <a:prstGeom prst="roundRect">
+                      <a:avLst>
+                        <a:gd name="adj" fmla="val 12000"/>
+                      </a:avLst>
+                    </a:prstGeom>
+                    <a:solidFill>
+                      <a:srgbClr val="D6E4F0"/>
+                    </a:solidFill>
+                    <a:ln w="9525">
+                      <a:solidFill>
+                        <a:srgbClr val="2B579A"/>
+                      </a:solidFill>
+                    </a:ln>
+                  </a:spPr>
+                  <a:txBody>
+                    <a:bodyPr wrap="square" lIns="91440" tIns="45720" rIns="91440" bIns="45720"/>
+                    <a:lstStyle/>
+                    <a:p>
+                      <a:pPr algn="ctr"/>
+                      <a:r>
+                        <a:rPr sz="800" b="0" lang="zh-CN">
+                          <a:solidFill>
+                            <a:srgbClr val="000000"/>
+                          </a:solidFill>
+                          <a:ea typeface="微软雅黑"/>
+                        </a:rPr>
+                        <a:t>盘点结果汇总</a:t>
+                      </a:r>
+                      <a:endParaRPr sz="800" lang="zh-CN"/>
+                    </a:p>
+                  </a:txBody>
+                </a:sp>
+                <a:sp>
+                  <a:nvSpPr>
+                    <a:cNvPr id="81339" name="账物是否相符？"/>
+                    <a:cNvSpPr/>
+                    <a:nvPr/>
+                  </a:nvSpPr>
+                  <a:spPr>
+                    <a:xfrm>
+                      <a:off x="2160000" y="2015999"/>
+                      <a:ext cx="1800000" cy="576000"/>
+                    </a:xfrm>
+                    <a:prstGeom prst="diamond"/>
+                    <a:solidFill>
+                      <a:srgbClr val="FFF2CC"/>
+                    </a:solidFill>
+                    <a:ln w="9525">
+                      <a:solidFill>
+                        <a:srgbClr val="BF8F00"/>
+                      </a:solidFill>
+                    </a:ln>
+                  </a:spPr>
+                  <a:txBody>
+                    <a:bodyPr wrap="square" lIns="91440" tIns="45720" rIns="91440" bIns="45720"/>
+                    <a:lstStyle/>
+                    <a:p>
+                      <a:pPr algn="ctr"/>
+                      <a:r>
+                        <a:rPr sz="700" b="0" lang="zh-CN">
+                          <a:solidFill>
+                            <a:srgbClr val="000000"/>
+                          </a:solidFill>
+                          <a:ea typeface="微软雅黑"/>
+                        </a:rPr>
+                        <a:t>账物是否相符？</a:t>
+                      </a:r>
+                      <a:endParaRPr sz="700" lang="zh-CN"/>
+                    </a:p>
+                  </a:txBody>
+                </a:sp>
+                <a:sp>
+                  <a:nvSpPr>
+                    <a:cNvPr id="47264" name="不相符：上报集团财务管理部门&#10;落实责任人"/>
+                    <a:cNvSpPr/>
+                    <a:nvPr/>
+                  </a:nvSpPr>
+                  <a:spPr>
+                    <a:xfrm>
+                      <a:off x="3420000" y="2736000"/>
+                      <a:ext cx="2520000" cy="432000"/>
+                    </a:xfrm>
+                    <a:prstGeom prst="roundRect">
+                      <a:avLst>
+                        <a:gd name="adj" fmla="val 12000"/>
+                      </a:avLst>
+                    </a:prstGeom>
+                    <a:solidFill>
+                      <a:srgbClr val="FFC7CE"/>
+                    </a:solidFill>
+                    <a:ln w="9525">
+                      <a:solidFill>
+                        <a:srgbClr val="9C0006"/>
+                      </a:solidFill>
+                    </a:ln>
+                  </a:spPr>
+                  <a:txBody>
+                    <a:bodyPr wrap="square" lIns="91440" tIns="45720" rIns="91440" bIns="45720"/>
+                    <a:lstStyle/>
+                    <a:p>
+                      <a:pPr algn="ctr"/>
+                      <a:r>
+                        <a:rPr sz="800" b="0" lang="zh-CN">
+                          <a:solidFill>
+                            <a:srgbClr val="000000"/>
+                          </a:solidFill>
+                          <a:ea typeface="微软雅黑"/>
+                        </a:rPr>
+                        <a:t>不相符：上报集团财务管理部门
+落实责任人，按规扣罚绩效</a:t>
+                      </a:r>
+                      <a:endParaRPr sz="800" lang="zh-CN"/>
+                    </a:p>
+                  </a:txBody>
+                </a:sp>
+                <a:sp>
+                  <a:nvSpPr>
+                    <a:cNvPr id="25994" name="相符：盘点通过"/>
+                    <a:cNvSpPr/>
+                    <a:nvPr/>
+                  </a:nvSpPr>
+                  <a:spPr>
+                    <a:xfrm>
+                      <a:off x="180000" y="2736000"/>
+                      <a:ext cx="2520000" cy="432000"/>
+                    </a:xfrm>
+                    <a:prstGeom prst="roundRect">
+                      <a:avLst>
+                        <a:gd name="adj" fmla="val 12000"/>
+                      </a:avLst>
+                    </a:prstGeom>
+                    <a:solidFill>
+                      <a:srgbClr val="C6EFCE"/>
+                    </a:solidFill>
+                    <a:ln w="9525">
+                      <a:solidFill>
+                        <a:srgbClr val="006100"/>
+                      </a:solidFill>
+                    </a:ln>
+                  </a:spPr>
+                  <a:txBody>
+                    <a:bodyPr wrap="square" lIns="91440" tIns="45720" rIns="91440" bIns="45720"/>
+                    <a:lstStyle/>
+                    <a:p>
+                      <a:pPr algn="ctr"/>
+                      <a:r>
+                        <a:rPr sz="800" b="0" lang="zh-CN">
+                          <a:solidFill>
+                            <a:srgbClr val="000000"/>
+                          </a:solidFill>
+                          <a:ea typeface="微软雅黑"/>
+                        </a:rPr>
+                        <a:t>相符：盘点通过</a:t>
+                      </a:r>
+                      <a:endParaRPr sz="800" lang="zh-CN"/>
+                    </a:p>
+                  </a:txBody>
+                </a:sp>
+                <a:sp>
+                  <a:nvSpPr>
+                    <a:cNvPr id="21248" name="label"/>
+                    <a:cNvSpPr/>
+                    <a:nvPr/>
+                  </a:nvSpPr>
+                  <a:spPr>
+                    <a:xfrm>
+                      <a:off x="900000" y="576000"/>
+                      <a:ext cx="720000" cy="180000"/>
+                    </a:xfrm>
+                    <a:prstGeom prst="rect"/>
+                    <a:noFill/>
+                    <a:ln>
+                      <a:noFill/>
+                    </a:ln>
+                  </a:spPr>
+                  <a:txBody>
+                    <a:bodyPr wrap="square"/>
+                    <a:lstStyle/>
+                    <a:p>
+                      <a:pPr algn="ctr"/>
+                      <a:r>
+                        <a:rPr sz="600" lang="zh-CN">
+                          <a:solidFill>
+                            <a:srgbClr val="333333"/>
+                          </a:solidFill>
+                        </a:rPr>
+                        <a:t>↓</a:t>
+                      </a:r>
+                      <a:endParaRPr sz="600" lang="zh-CN"/>
+                    </a:p>
+                  </a:txBody>
+                </a:sp>
+                <a:sp>
+                  <a:nvSpPr>
+                    <a:cNvPr id="87798" name="label"/>
+                    <a:cNvSpPr/>
+                    <a:nvPr/>
+                  </a:nvSpPr>
+                  <a:spPr>
+                    <a:xfrm>
+                      <a:off x="2700000" y="576000"/>
+                      <a:ext cx="720000" cy="180000"/>
+                    </a:xfrm>
+                    <a:prstGeom prst="rect"/>
+                    <a:noFill/>
+                    <a:ln>
+                      <a:noFill/>
+                    </a:ln>
+                  </a:spPr>
+                  <a:txBody>
+                    <a:bodyPr wrap="square"/>
+                    <a:lstStyle/>
+                    <a:p>
+                      <a:pPr algn="ctr"/>
+                      <a:r>
+                        <a:rPr sz="600" lang="zh-CN">
+                          <a:solidFill>
+                            <a:srgbClr val="333333"/>
+                          </a:solidFill>
+                        </a:rPr>
+                        <a:t>↓</a:t>
+                      </a:r>
+                      <a:endParaRPr sz="600" lang="zh-CN"/>
+                    </a:p>
+                  </a:txBody>
+                </a:sp>
+                <a:sp>
+                  <a:nvSpPr>
+                    <a:cNvPr id="2018" name="label"/>
+                    <a:cNvSpPr/>
+                    <a:nvPr/>
+                  </a:nvSpPr>
+                  <a:spPr>
+                    <a:xfrm>
+                      <a:off x="4680000" y="576000"/>
+                      <a:ext cx="720000" cy="180000"/>
+                    </a:xfrm>
+                    <a:prstGeom prst="rect"/>
+                    <a:noFill/>
+                    <a:ln>
+                      <a:noFill/>
+                    </a:ln>
+                  </a:spPr>
+                  <a:txBody>
+                    <a:bodyPr wrap="square"/>
+                    <a:lstStyle/>
+                    <a:p>
+                      <a:pPr algn="ctr"/>
+                      <a:r>
+                        <a:rPr sz="600" lang="zh-CN">
+                          <a:solidFill>
+                            <a:srgbClr val="333333"/>
+                          </a:solidFill>
+                        </a:rPr>
+                        <a:t>↓</a:t>
+                      </a:r>
+                      <a:endParaRPr sz="600" lang="zh-CN"/>
+                    </a:p>
+                  </a:txBody>
+                </a:sp>
+                <a:sp>
+                  <a:nvSpPr>
+                    <a:cNvPr id="48737" name="label"/>
+                    <a:cNvSpPr/>
+                    <a:nvPr/>
+                  </a:nvSpPr>
+                  <a:spPr>
+                    <a:xfrm>
+                      <a:off x="2700000" y="1296000"/>
+                      <a:ext cx="720000" cy="180000"/>
+                    </a:xfrm>
+                    <a:prstGeom prst="rect"/>
+                    <a:noFill/>
+                    <a:ln>
+                      <a:noFill/>
+                    </a:ln>
+                  </a:spPr>
+                  <a:txBody>
+                    <a:bodyPr wrap="square"/>
+                    <a:lstStyle/>
+                    <a:p>
+                      <a:pPr algn="ctr"/>
+                      <a:r>
+                        <a:rPr sz="600" lang="zh-CN">
+                          <a:solidFill>
+                            <a:srgbClr val="333333"/>
+                          </a:solidFill>
+                        </a:rPr>
+                        <a:t>↓</a:t>
+                      </a:r>
+                      <a:endParaRPr sz="600" lang="zh-CN"/>
+                    </a:p>
+                  </a:txBody>
+                </a:sp>
+                <a:sp>
+                  <a:nvSpPr>
+                    <a:cNvPr id="28622" name="label"/>
+                    <a:cNvSpPr/>
+                    <a:nvPr/>
+                  </a:nvSpPr>
+                  <a:spPr>
+                    <a:xfrm>
+                      <a:off x="2700000" y="1872000"/>
+                      <a:ext cx="720000" cy="180000"/>
+                    </a:xfrm>
+                    <a:prstGeom prst="rect"/>
+                    <a:noFill/>
+                    <a:ln>
+                      <a:noFill/>
+                    </a:ln>
+                  </a:spPr>
+                  <a:txBody>
+                    <a:bodyPr wrap="square"/>
+                    <a:lstStyle/>
+                    <a:p>
+                      <a:pPr algn="ctr"/>
+                      <a:r>
+                        <a:rPr sz="600" lang="zh-CN">
+                          <a:solidFill>
+                            <a:srgbClr val="333333"/>
+                          </a:solidFill>
+                        </a:rPr>
+                        <a:t>↓</a:t>
+                      </a:r>
+                      <a:endParaRPr sz="600" lang="zh-CN"/>
+                    </a:p>
+                  </a:txBody>
+                </a:sp>
+                <a:sp>
+                  <a:nvSpPr>
+                    <a:cNvPr id="95627" name="label"/>
+                    <a:cNvSpPr/>
+                    <a:nvPr/>
+                  </a:nvSpPr>
+                  <a:spPr>
+                    <a:xfrm>
+                      <a:off x="4320000" y="2088000"/>
+                      <a:ext cx="720000" cy="180000"/>
+                    </a:xfrm>
+                    <a:prstGeom prst="rect"/>
+                    <a:noFill/>
+                    <a:ln>
+                      <a:noFill/>
+                    </a:ln>
+                  </a:spPr>
+                  <a:txBody>
+                    <a:bodyPr wrap="square"/>
+                    <a:lstStyle/>
+                    <a:p>
+                      <a:pPr algn="ctr"/>
+                      <a:r>
+                        <a:rPr sz="500" lang="zh-CN">
+                          <a:solidFill>
+                            <a:srgbClr val="9C0006"/>
+                          </a:solidFill>
+                        </a:rPr>
+                        <a:t>→ 不符</a:t>
+                      </a:r>
+                      <a:endParaRPr sz="500" lang="zh-CN"/>
+                    </a:p>
+                  </a:txBody>
+                </a:sp>
+                <a:sp>
+                  <a:nvSpPr>
+                    <a:cNvPr id="24522" name="label"/>
+                    <a:cNvSpPr/>
+                    <a:nvPr/>
+                  </a:nvSpPr>
+                  <a:spPr>
+                    <a:xfrm>
+                      <a:off x="900000" y="2088000"/>
+                      <a:ext cx="720000" cy="180000"/>
+                    </a:xfrm>
+                    <a:prstGeom prst="rect"/>
+                    <a:noFill/>
+                    <a:ln>
+                      <a:noFill/>
+                    </a:ln>
+                  </a:spPr>
+                  <a:txBody>
+                    <a:bodyPr wrap="square"/>
+                    <a:lstStyle/>
+                    <a:p>
+                      <a:pPr algn="ctr"/>
+                      <a:r>
+                        <a:rPr sz="500" lang="zh-CN">
+                          <a:solidFill>
+                            <a:srgbClr val="006100"/>
+                          </a:solidFill>
+                        </a:rPr>
+                        <a:t>→ 相符</a:t>
+                      </a:r>
+                      <a:endParaRPr sz="500" lang="zh-CN"/>
+                    </a:p>
+                  </a:txBody>
+                </a:sp>
+              </a:grpSp>
+            </a:graphicData>
+          </a:graphic>
+        </wp:inline>
+      </w:drawing>
+    </w:p>
     <w:p/>
     <w:p>
       <w:pPr>
-        <w:pStyle w:val="Heading2"/>
+        <w:jc w:val="left"/>
       </w:pPr>
       <w:r>
-        <w:t>七、仓库日常管理要点（第八章）</w:t>
-      </w:r>
-    </w:p>
-    <w:tbl>
-      <w:tblPr>
-        <w:tblStyle w:val="TableGrid"/>
-        <w:tblW w:type="auto" w:w="0"/>
-        <w:jc w:val="center"/>
-        <w:tblLook w:firstColumn="1" w:firstRow="1" w:lastColumn="0" w:lastRow="0" w:noHBand="0" w:noVBand="1" w:val="04A0"/>
-      </w:tblPr>
-      <w:tblGrid>
-        <w:gridCol w:w="4703"/>
-        <w:gridCol w:w="4703"/>
-      </w:tblGrid>
-      <w:tr>
-        <w:tc>
-          <w:tcPr>
-            <w:tcW w:type="dxa" w:w="2268"/>
-            <w:shd w:fill="1A3C6E" w:val="clear"/>
-          </w:tcPr>
-          <w:p>
-            <w:r>
-              <w:rPr>
-                <w:b/>
-                <w:color w:val="FFFFFF"/>
-                <w:sz w:val="18"/>
-              </w:rPr>
-              <w:t>出库原则</w:t>
-            </w:r>
-          </w:p>
-        </w:tc>
-        <w:tc>
-          <w:tcPr>
-            <w:tcW w:type="dxa" w:w="7767"/>
-          </w:tcPr>
-          <w:p>
-            <w:r>
-              <w:rPr>
-                <w:sz w:val="18"/>
-              </w:rPr>
-              <w:t>配件及物料领用遵循先入后出原则</w:t>
-            </w:r>
-          </w:p>
-        </w:tc>
-      </w:tr>
-      <w:tr>
-        <w:tc>
-          <w:tcPr>
-            <w:tcW w:type="dxa" w:w="2268"/>
-          </w:tcPr>
-          <w:p>
-            <w:r>
-              <w:rPr>
-                <w:b/>
-                <w:sz w:val="18"/>
-              </w:rPr>
-              <w:t>六防要求</w:t>
-            </w:r>
-          </w:p>
-        </w:tc>
-        <w:tc>
-          <w:tcPr>
-            <w:tcW w:type="dxa" w:w="7767"/>
-          </w:tcPr>
-          <w:p>
-            <w:r>
-              <w:rPr>
-                <w:sz w:val="18"/>
-              </w:rPr>
-              <w:t>防锈、防腐、防潮、防冻、防热、防混；保证仓库现场环境清洁</w:t>
-            </w:r>
-          </w:p>
-        </w:tc>
-      </w:tr>
-      <w:tr>
-        <w:tc>
-          <w:tcPr>
-            <w:tcW w:type="dxa" w:w="2268"/>
-          </w:tcPr>
-          <w:p>
-            <w:r>
-              <w:rPr>
-                <w:b/>
-                <w:sz w:val="18"/>
-              </w:rPr>
-              <w:t>摆放原则1</w:t>
-            </w:r>
-          </w:p>
-        </w:tc>
-        <w:tc>
-          <w:tcPr>
-            <w:tcW w:type="dxa" w:w="7767"/>
-          </w:tcPr>
-          <w:p>
-            <w:r>
-              <w:rPr>
-                <w:sz w:val="18"/>
-              </w:rPr>
-              <w:t>重物下置、大不压小——防止配件受损，消除危险隐患</w:t>
-            </w:r>
-          </w:p>
-        </w:tc>
-      </w:tr>
-      <w:tr>
-        <w:tc>
-          <w:tcPr>
-            <w:tcW w:type="dxa" w:w="2268"/>
-          </w:tcPr>
-          <w:p>
-            <w:r>
-              <w:rPr>
-                <w:b/>
-                <w:sz w:val="18"/>
-              </w:rPr>
-              <w:t>摆放原则2</w:t>
-            </w:r>
-          </w:p>
-        </w:tc>
-        <w:tc>
-          <w:tcPr>
-            <w:tcW w:type="dxa" w:w="7767"/>
-          </w:tcPr>
-          <w:p>
-            <w:r>
-              <w:rPr>
-                <w:sz w:val="18"/>
-              </w:rPr>
-              <w:t>按周转速度存放——提高出入库工作效率</w:t>
-            </w:r>
-          </w:p>
-        </w:tc>
-      </w:tr>
-      <w:tr>
-        <w:tc>
-          <w:tcPr>
-            <w:tcW w:type="dxa" w:w="2268"/>
-          </w:tcPr>
-          <w:p>
-            <w:r>
-              <w:rPr>
-                <w:b/>
-                <w:sz w:val="18"/>
-              </w:rPr>
-              <w:t>摆放原则3</w:t>
-            </w:r>
-          </w:p>
-        </w:tc>
-        <w:tc>
-          <w:tcPr>
-            <w:tcW w:type="dxa" w:w="7767"/>
-          </w:tcPr>
-          <w:p>
-            <w:r>
-              <w:rPr>
-                <w:sz w:val="18"/>
-              </w:rPr>
-              <w:t>按配件类型存放——减少空间、提高安全性、便于出入库</w:t>
-            </w:r>
-          </w:p>
-        </w:tc>
-      </w:tr>
-      <w:tr>
-        <w:tc>
-          <w:tcPr>
-            <w:tcW w:type="dxa" w:w="2268"/>
-          </w:tcPr>
-          <w:p>
-            <w:r>
-              <w:rPr>
-                <w:b/>
-                <w:sz w:val="18"/>
-              </w:rPr>
-              <w:t>摆放原则4</w:t>
-            </w:r>
-          </w:p>
-        </w:tc>
-        <w:tc>
-          <w:tcPr>
-            <w:tcW w:type="dxa" w:w="7767"/>
-          </w:tcPr>
-          <w:p>
-            <w:r>
-              <w:rPr>
-                <w:sz w:val="18"/>
-              </w:rPr>
-              <w:t>一个货位码对应一个配件物料编码——减少差错率、提高盘点速度</w:t>
-            </w:r>
-          </w:p>
-        </w:tc>
-      </w:tr>
-      <w:tr>
-        <w:tc>
-          <w:tcPr>
-            <w:tcW w:type="dxa" w:w="2268"/>
-          </w:tcPr>
-          <w:p>
-            <w:r>
-              <w:rPr>
-                <w:b/>
-                <w:sz w:val="18"/>
-              </w:rPr>
-              <w:t>摆放原则5</w:t>
-            </w:r>
-          </w:p>
-        </w:tc>
-        <w:tc>
-          <w:tcPr>
-            <w:tcW w:type="dxa" w:w="7767"/>
-          </w:tcPr>
-          <w:p>
-            <w:r>
-              <w:rPr>
-                <w:sz w:val="18"/>
-              </w:rPr>
-              <w:t>按到货日期存放——保证库房配件处于良性循环</w:t>
-            </w:r>
-          </w:p>
-        </w:tc>
-      </w:tr>
-      <w:tr>
-        <w:tc>
-          <w:tcPr>
-            <w:tcW w:type="dxa" w:w="2268"/>
-          </w:tcPr>
-          <w:p>
-            <w:r>
-              <w:rPr>
-                <w:b/>
-                <w:sz w:val="18"/>
-              </w:rPr>
-              <w:t>呆滞物料</w:t>
-            </w:r>
-          </w:p>
-        </w:tc>
-        <w:tc>
-          <w:tcPr>
-            <w:tcW w:type="dxa" w:w="7767"/>
-          </w:tcPr>
-          <w:p>
-            <w:r>
-              <w:rPr>
-                <w:sz w:val="18"/>
-              </w:rPr>
-              <w:t>分区建台账、盘点核对避免重复采购；判断失误形成呆滞由维修工/机务员担责；保管不善由仓库管理员担责</w:t>
-            </w:r>
-          </w:p>
-        </w:tc>
-      </w:tr>
-    </w:tbl>
-    <w:p/>
-    <w:p>
-      <w:pPr>
-        <w:pStyle w:val="Heading2"/>
-      </w:pPr>
-      <w:r>
-        <w:t>八、仓库安全管理要点（第九章）</w:t>
-      </w:r>
-    </w:p>
-    <w:tbl>
-      <w:tblPr>
-        <w:tblStyle w:val="TableGrid"/>
-        <w:tblW w:type="auto" w:w="0"/>
-        <w:jc w:val="center"/>
-        <w:tblLook w:firstColumn="1" w:firstRow="1" w:lastColumn="0" w:lastRow="0" w:noHBand="0" w:noVBand="1" w:val="04A0"/>
-      </w:tblPr>
-      <w:tblGrid>
-        <w:gridCol w:w="4703"/>
-        <w:gridCol w:w="4703"/>
-      </w:tblGrid>
-      <w:tr>
-        <w:tc>
-          <w:tcPr>
-            <w:tcW w:type="dxa" w:w="2268"/>
-            <w:shd w:fill="1A3C6E" w:val="clear"/>
-          </w:tcPr>
-          <w:p>
-            <w:r>
-              <w:rPr>
-                <w:b/>
-                <w:color w:val="FFFFFF"/>
-                <w:sz w:val="18"/>
-              </w:rPr>
-              <w:t>准入管理</w:t>
-            </w:r>
-          </w:p>
-        </w:tc>
-        <w:tc>
-          <w:tcPr>
-            <w:tcW w:type="dxa" w:w="7767"/>
-          </w:tcPr>
-          <w:p>
-            <w:r>
-              <w:rPr>
-                <w:sz w:val="18"/>
-              </w:rPr>
-              <w:t>任何人员未经仓库管理员允许不得擅自进入仓库、开封物品包装或将物品带离出库</w:t>
-            </w:r>
-          </w:p>
-        </w:tc>
-      </w:tr>
-      <w:tr>
-        <w:tc>
-          <w:tcPr>
-            <w:tcW w:type="dxa" w:w="2268"/>
-          </w:tcPr>
-          <w:p>
-            <w:r>
-              <w:rPr>
-                <w:b/>
-                <w:sz w:val="18"/>
-              </w:rPr>
-              <w:t>安全方针</w:t>
-            </w:r>
-          </w:p>
-        </w:tc>
-        <w:tc>
-          <w:tcPr>
-            <w:tcW w:type="dxa" w:w="7767"/>
-          </w:tcPr>
-          <w:p>
-            <w:r>
-              <w:rPr>
-                <w:sz w:val="18"/>
-              </w:rPr>
-              <w:t>时刻牢记"安全第一，预防为主"，保护好公司财产和人身安全</w:t>
-            </w:r>
-          </w:p>
-        </w:tc>
-      </w:tr>
-      <w:tr>
-        <w:tc>
-          <w:tcPr>
-            <w:tcW w:type="dxa" w:w="2268"/>
-          </w:tcPr>
-          <w:p>
-            <w:r>
-              <w:rPr>
-                <w:b/>
-                <w:sz w:val="18"/>
-              </w:rPr>
-              <w:t>危险品管理</w:t>
-            </w:r>
-          </w:p>
-        </w:tc>
-        <w:tc>
-          <w:tcPr>
-            <w:tcW w:type="dxa" w:w="7767"/>
-          </w:tcPr>
-          <w:p>
-            <w:r>
-              <w:rPr>
-                <w:sz w:val="18"/>
-              </w:rPr>
-              <w:t>机油、润滑油等可燃油品、腐蚀性物品放在规定区域，远离电源，保证通风</w:t>
-            </w:r>
-          </w:p>
-        </w:tc>
-      </w:tr>
-      <w:tr>
-        <w:tc>
-          <w:tcPr>
-            <w:tcW w:type="dxa" w:w="2268"/>
-          </w:tcPr>
-          <w:p>
-            <w:r>
-              <w:rPr>
-                <w:b/>
-                <w:sz w:val="18"/>
-              </w:rPr>
-              <w:t>电源管理</w:t>
-            </w:r>
-          </w:p>
-        </w:tc>
-        <w:tc>
-          <w:tcPr>
-            <w:tcW w:type="dxa" w:w="7767"/>
-          </w:tcPr>
-          <w:p>
-            <w:r>
-              <w:rPr>
-                <w:sz w:val="18"/>
-              </w:rPr>
-              <w:t>电源插座设于空旷处，周围不得堆放物品；排插及线路由专业电工处理，不得私拉乱接</w:t>
-            </w:r>
-          </w:p>
-        </w:tc>
-      </w:tr>
-      <w:tr>
-        <w:tc>
-          <w:tcPr>
-            <w:tcW w:type="dxa" w:w="2268"/>
-          </w:tcPr>
-          <w:p>
-            <w:r>
-              <w:rPr>
-                <w:b/>
-                <w:sz w:val="18"/>
-              </w:rPr>
-              <w:t>用电限制</w:t>
-            </w:r>
-          </w:p>
-        </w:tc>
-        <w:tc>
-          <w:tcPr>
-            <w:tcW w:type="dxa" w:w="7767"/>
-          </w:tcPr>
-          <w:p>
-            <w:r>
-              <w:rPr>
-                <w:sz w:val="18"/>
-              </w:rPr>
-              <w:t>除办公设备、照明、通风用电外，严禁使用电热器等与作业无关的用电设备</w:t>
-            </w:r>
-          </w:p>
-        </w:tc>
-      </w:tr>
-      <w:tr>
-        <w:tc>
-          <w:tcPr>
-            <w:tcW w:type="dxa" w:w="2268"/>
-          </w:tcPr>
-          <w:p>
-            <w:r>
-              <w:rPr>
-                <w:b/>
-                <w:sz w:val="18"/>
-              </w:rPr>
-              <w:t>照明要求</w:t>
-            </w:r>
-          </w:p>
-        </w:tc>
-        <w:tc>
-          <w:tcPr>
-            <w:tcW w:type="dxa" w:w="7767"/>
-          </w:tcPr>
-          <w:p>
-            <w:r>
-              <w:rPr>
-                <w:sz w:val="18"/>
-              </w:rPr>
-              <w:t>禁止使用白炽灯等高热源照明设备，货物与灯具距离应在1米以上</w:t>
-            </w:r>
-          </w:p>
-        </w:tc>
-      </w:tr>
-      <w:tr>
-        <w:tc>
-          <w:tcPr>
-            <w:tcW w:type="dxa" w:w="2268"/>
-          </w:tcPr>
-          <w:p>
-            <w:r>
-              <w:rPr>
-                <w:b/>
-                <w:sz w:val="18"/>
-              </w:rPr>
-              <w:t>离岗断电</w:t>
-            </w:r>
-          </w:p>
-        </w:tc>
-        <w:tc>
-          <w:tcPr>
-            <w:tcW w:type="dxa" w:w="7767"/>
-          </w:tcPr>
-          <w:p>
-            <w:r>
-              <w:rPr>
-                <w:sz w:val="18"/>
-              </w:rPr>
-              <w:t>用电结束及时关闭电源，仓库无人时关闭总电源</w:t>
-            </w:r>
-          </w:p>
-        </w:tc>
-      </w:tr>
-      <w:tr>
-        <w:tc>
-          <w:tcPr>
-            <w:tcW w:type="dxa" w:w="2268"/>
-          </w:tcPr>
-          <w:p>
-            <w:r>
-              <w:rPr>
-                <w:b/>
-                <w:sz w:val="18"/>
-              </w:rPr>
-              <w:t>防火标志</w:t>
-            </w:r>
-          </w:p>
-        </w:tc>
-        <w:tc>
-          <w:tcPr>
-            <w:tcW w:type="dxa" w:w="7767"/>
-          </w:tcPr>
-          <w:p>
-            <w:r>
-              <w:rPr>
-                <w:sz w:val="18"/>
-              </w:rPr>
-              <w:t>仓库内要有明显禁火标志，严禁吸烟和使用明火</w:t>
-            </w:r>
-          </w:p>
-        </w:tc>
-      </w:tr>
-      <w:tr>
-        <w:tc>
-          <w:tcPr>
-            <w:tcW w:type="dxa" w:w="2268"/>
-          </w:tcPr>
-          <w:p>
-            <w:r>
-              <w:rPr>
-                <w:b/>
-                <w:sz w:val="18"/>
-              </w:rPr>
-              <w:t>通道畅通</w:t>
-            </w:r>
-          </w:p>
-        </w:tc>
-        <w:tc>
-          <w:tcPr>
-            <w:tcW w:type="dxa" w:w="7767"/>
-          </w:tcPr>
-          <w:p>
-            <w:r>
-              <w:rPr>
-                <w:sz w:val="18"/>
-              </w:rPr>
-              <w:t>严禁在通道上堆放物品，保持通道畅通</w:t>
-            </w:r>
-          </w:p>
-        </w:tc>
-      </w:tr>
-      <w:tr>
-        <w:tc>
-          <w:tcPr>
-            <w:tcW w:type="dxa" w:w="2268"/>
-          </w:tcPr>
-          <w:p>
-            <w:r>
-              <w:rPr>
-                <w:b/>
-                <w:sz w:val="18"/>
-              </w:rPr>
-              <w:t>消防器材</w:t>
-            </w:r>
-          </w:p>
-        </w:tc>
-        <w:tc>
-          <w:tcPr>
-            <w:tcW w:type="dxa" w:w="7767"/>
-          </w:tcPr>
-          <w:p>
-            <w:r>
-              <w:rPr>
-                <w:sz w:val="18"/>
-              </w:rPr>
-              <w:t>按消防要求配备消防器材，不得随意移动或挪作他用，经常检查确保可正常使用</w:t>
-            </w:r>
-          </w:p>
-        </w:tc>
-      </w:tr>
-      <w:tr>
-        <w:tc>
-          <w:tcPr>
-            <w:tcW w:type="dxa" w:w="2268"/>
-          </w:tcPr>
-          <w:p>
-            <w:r>
-              <w:rPr>
-                <w:b/>
-                <w:sz w:val="18"/>
-              </w:rPr>
-              <w:t>火情处置</w:t>
-            </w:r>
-          </w:p>
-        </w:tc>
-        <w:tc>
-          <w:tcPr>
-            <w:tcW w:type="dxa" w:w="7767"/>
-          </w:tcPr>
-          <w:p>
-            <w:r>
-              <w:rPr>
-                <w:sz w:val="18"/>
-              </w:rPr>
-              <w:t>切断电源→使用现场消防设备灭火→必要时撤出→上报领导/安全员→火势大报119→确认安全后返岗</w:t>
-            </w:r>
-          </w:p>
-        </w:tc>
-      </w:tr>
-    </w:tbl>
-    <w:p/>
-    <w:p>
-      <w:pPr>
-        <w:pStyle w:val="Heading2"/>
-      </w:pPr>
-      <w:r>
-        <w:t>附录：管理办法附件清单</w:t>
+        <w:rPr>
+          <w:b/>
+          <w:color w:val="1A3C6E"/>
+          <w:sz w:val="28"/>
+        </w:rPr>
+        <w:t>七、仓库安全管理要点（第九章）</w:t>
       </w:r>
     </w:p>
     <w:p>
-      <w:r>
-        <w:rPr>
-          <w:sz w:val="20"/>
-        </w:rPr>
-        <w:t>附件1  《配件采购申请单》</w:t>
-      </w:r>
+      <w:pPr>
+        <w:spacing w:after="0"/>
+      </w:pPr>
     </w:p>
     <w:p>
-      <w:r>
-        <w:rPr>
-          <w:sz w:val="20"/>
-        </w:rPr>
-        <w:t>附件2  《仓库物资申领单》</w:t>
-      </w:r>
-    </w:p>
-    <w:p>
-      <w:r>
-        <w:rPr>
-          <w:sz w:val="20"/>
-        </w:rPr>
-        <w:t>附件3  《贵重零配件与物资领用审批表》</w:t>
-      </w:r>
-    </w:p>
-    <w:p>
-      <w:r>
-        <w:rPr>
-          <w:sz w:val="20"/>
-        </w:rPr>
-        <w:t>附件4  《临时借料单》</w:t>
-      </w:r>
-    </w:p>
-    <w:p>
-      <w:r>
-        <w:rPr>
-          <w:sz w:val="20"/>
-        </w:rPr>
-        <w:t>附件5  《贵重零配件与物资借用审批表》</w:t>
-      </w:r>
+      <w:drawing>
+        <wp:inline distT="0" distB="0" distL="0" distR="0">
+          <wp:extent cx="6120000" cy="3600000"/>
+          <wp:effectExtent l="0" t="0" r="0" b="0"/>
+          <wp:docPr id="1" name="flowchart"/>
+          <wp:cNvGraphicFramePr/>
+          <a:graphic xmlns:a="http://schemas.openxmlformats.org/drawingml/2006/main">
+            <a:graphicData uri="http://schemas.openxmlformats.org/drawingml/2006/main">
+              <a:grpSp>
+                <a:grpSpPr>
+                  <a:xfrm>
+                    <a:off x="0" y="0"/>
+                    <a:ext cx="6120000" cy="3600000"/>
+                    <a:chOff x="0" y="0"/>
+                    <a:chExt cx="6120000" cy="3600000"/>
+                  </a:xfrm>
+                </a:grpSpPr>
+                <a:sp>
+                  <a:nvSpPr>
+                    <a:cNvPr id="58590" name="未经允许不得进入仓库、开封包装、带离物品"/>
+                    <a:cNvSpPr/>
+                    <a:nvPr/>
+                  </a:nvSpPr>
+                  <a:spPr>
+                    <a:xfrm>
+                      <a:off x="108000" y="72000"/>
+                      <a:ext cx="2700000" cy="360000"/>
+                    </a:xfrm>
+                    <a:prstGeom prst="roundRect">
+                      <a:avLst>
+                        <a:gd name="adj" fmla="val 12000"/>
+                      </a:avLst>
+                    </a:prstGeom>
+                    <a:solidFill>
+                      <a:srgbClr val="D6E4F0"/>
+                    </a:solidFill>
+                    <a:ln w="9525">
+                      <a:solidFill>
+                        <a:srgbClr val="2B579A"/>
+                      </a:solidFill>
+                    </a:ln>
+                  </a:spPr>
+                  <a:txBody>
+                    <a:bodyPr wrap="square" lIns="91440" tIns="45720" rIns="91440" bIns="45720"/>
+                    <a:lstStyle/>
+                    <a:p>
+                      <a:pPr algn="ctr"/>
+                      <a:r>
+                        <a:rPr sz="800" b="0" lang="zh-CN">
+                          <a:solidFill>
+                            <a:srgbClr val="000000"/>
+                          </a:solidFill>
+                          <a:ea typeface="微软雅黑"/>
+                        </a:rPr>
+                        <a:t>未经允许不得进入仓库、开封包装、带离物品</a:t>
+                      </a:r>
+                      <a:endParaRPr sz="800" lang="zh-CN"/>
+                    </a:p>
+                  </a:txBody>
+                </a:sp>
+                <a:sp>
+                  <a:nvSpPr>
+                    <a:cNvPr id="6357" name="机油等危险品放规定区域&#10;远离电源，保证通"/>
+                    <a:cNvSpPr/>
+                    <a:nvPr/>
+                  </a:nvSpPr>
+                  <a:spPr>
+                    <a:xfrm>
+                      <a:off x="3240000" y="72000"/>
+                      <a:ext cx="2700000" cy="360000"/>
+                    </a:xfrm>
+                    <a:prstGeom prst="roundRect">
+                      <a:avLst>
+                        <a:gd name="adj" fmla="val 12000"/>
+                      </a:avLst>
+                    </a:prstGeom>
+                    <a:solidFill>
+                      <a:srgbClr val="D6E4F0"/>
+                    </a:solidFill>
+                    <a:ln w="9525">
+                      <a:solidFill>
+                        <a:srgbClr val="2B579A"/>
+                      </a:solidFill>
+                    </a:ln>
+                  </a:spPr>
+                  <a:txBody>
+                    <a:bodyPr wrap="square" lIns="91440" tIns="45720" rIns="91440" bIns="45720"/>
+                    <a:lstStyle/>
+                    <a:p>
+                      <a:pPr algn="ctr"/>
+                      <a:r>
+                        <a:rPr sz="800" b="0" lang="zh-CN">
+                          <a:solidFill>
+                            <a:srgbClr val="000000"/>
+                          </a:solidFill>
+                          <a:ea typeface="微软雅黑"/>
+                        </a:rPr>
+                        <a:t>机油等危险品放规定区域
+远离电源，保证通风</a:t>
+                      </a:r>
+                      <a:endParaRPr sz="800" lang="zh-CN"/>
+                    </a:p>
+                  </a:txBody>
+                </a:sp>
+                <a:sp>
+                  <a:nvSpPr>
+                    <a:cNvPr id="32634" name="电源插座设空旷处/专业电工布线&#10;禁止私拉"/>
+                    <a:cNvSpPr/>
+                    <a:nvPr/>
+                  </a:nvSpPr>
+                  <a:spPr>
+                    <a:xfrm>
+                      <a:off x="108000" y="576000"/>
+                      <a:ext cx="2700000" cy="360000"/>
+                    </a:xfrm>
+                    <a:prstGeom prst="roundRect">
+                      <a:avLst>
+                        <a:gd name="adj" fmla="val 12000"/>
+                      </a:avLst>
+                    </a:prstGeom>
+                    <a:solidFill>
+                      <a:srgbClr val="D6E4F0"/>
+                    </a:solidFill>
+                    <a:ln w="9525">
+                      <a:solidFill>
+                        <a:srgbClr val="2B579A"/>
+                      </a:solidFill>
+                    </a:ln>
+                  </a:spPr>
+                  <a:txBody>
+                    <a:bodyPr wrap="square" lIns="91440" tIns="45720" rIns="91440" bIns="45720"/>
+                    <a:lstStyle/>
+                    <a:p>
+                      <a:pPr algn="ctr"/>
+                      <a:r>
+                        <a:rPr sz="800" b="0" lang="zh-CN">
+                          <a:solidFill>
+                            <a:srgbClr val="000000"/>
+                          </a:solidFill>
+                          <a:ea typeface="微软雅黑"/>
+                        </a:rPr>
+                        <a:t>电源插座设空旷处/专业电工布线
+禁止私拉乱接</a:t>
+                      </a:r>
+                      <a:endParaRPr sz="800" lang="zh-CN"/>
+                    </a:p>
+                  </a:txBody>
+                </a:sp>
+                <a:sp>
+                  <a:nvSpPr>
+                    <a:cNvPr id="50287" name="严禁电热器/白炽灯&#10;货物距灯≥1米"/>
+                    <a:cNvSpPr/>
+                    <a:nvPr/>
+                  </a:nvSpPr>
+                  <a:spPr>
+                    <a:xfrm>
+                      <a:off x="3240000" y="576000"/>
+                      <a:ext cx="2700000" cy="360000"/>
+                    </a:xfrm>
+                    <a:prstGeom prst="roundRect">
+                      <a:avLst>
+                        <a:gd name="adj" fmla="val 12000"/>
+                      </a:avLst>
+                    </a:prstGeom>
+                    <a:solidFill>
+                      <a:srgbClr val="D6E4F0"/>
+                    </a:solidFill>
+                    <a:ln w="9525">
+                      <a:solidFill>
+                        <a:srgbClr val="2B579A"/>
+                      </a:solidFill>
+                    </a:ln>
+                  </a:spPr>
+                  <a:txBody>
+                    <a:bodyPr wrap="square" lIns="91440" tIns="45720" rIns="91440" bIns="45720"/>
+                    <a:lstStyle/>
+                    <a:p>
+                      <a:pPr algn="ctr"/>
+                      <a:r>
+                        <a:rPr sz="800" b="0" lang="zh-CN">
+                          <a:solidFill>
+                            <a:srgbClr val="000000"/>
+                          </a:solidFill>
+                          <a:ea typeface="微软雅黑"/>
+                        </a:rPr>
+                        <a:t>严禁电热器/白炽灯
+货物距灯≥1米</a:t>
+                      </a:r>
+                      <a:endParaRPr sz="800" lang="zh-CN"/>
+                    </a:p>
+                  </a:txBody>
+                </a:sp>
+                <a:sp>
+                  <a:nvSpPr>
+                    <a:cNvPr id="5758" name="离岗关闭电源/无人关总电源&#10;禁火标志/禁"/>
+                    <a:cNvSpPr/>
+                    <a:nvPr/>
+                  </a:nvSpPr>
+                  <a:spPr>
+                    <a:xfrm>
+                      <a:off x="108000" y="1080000"/>
+                      <a:ext cx="2700000" cy="360000"/>
+                    </a:xfrm>
+                    <a:prstGeom prst="roundRect">
+                      <a:avLst>
+                        <a:gd name="adj" fmla="val 12000"/>
+                      </a:avLst>
+                    </a:prstGeom>
+                    <a:solidFill>
+                      <a:srgbClr val="D6E4F0"/>
+                    </a:solidFill>
+                    <a:ln w="9525">
+                      <a:solidFill>
+                        <a:srgbClr val="2B579A"/>
+                      </a:solidFill>
+                    </a:ln>
+                  </a:spPr>
+                  <a:txBody>
+                    <a:bodyPr wrap="square" lIns="91440" tIns="45720" rIns="91440" bIns="45720"/>
+                    <a:lstStyle/>
+                    <a:p>
+                      <a:pPr algn="ctr"/>
+                      <a:r>
+                        <a:rPr sz="800" b="0" lang="zh-CN">
+                          <a:solidFill>
+                            <a:srgbClr val="000000"/>
+                          </a:solidFill>
+                          <a:ea typeface="微软雅黑"/>
+                        </a:rPr>
+                        <a:t>离岗关闭电源/无人关总电源
+禁火标志/禁烟禁明火</a:t>
+                      </a:r>
+                      <a:endParaRPr sz="800" lang="zh-CN"/>
+                    </a:p>
+                  </a:txBody>
+                </a:sp>
+                <a:sp>
+                  <a:nvSpPr>
+                    <a:cNvPr id="42593" name="通道畅通/消防器材到位&#10;经常检查可用状态"/>
+                    <a:cNvSpPr/>
+                    <a:nvPr/>
+                  </a:nvSpPr>
+                  <a:spPr>
+                    <a:xfrm>
+                      <a:off x="3240000" y="1080000"/>
+                      <a:ext cx="2700000" cy="360000"/>
+                    </a:xfrm>
+                    <a:prstGeom prst="roundRect">
+                      <a:avLst>
+                        <a:gd name="adj" fmla="val 12000"/>
+                      </a:avLst>
+                    </a:prstGeom>
+                    <a:solidFill>
+                      <a:srgbClr val="D6E4F0"/>
+                    </a:solidFill>
+                    <a:ln w="9525">
+                      <a:solidFill>
+                        <a:srgbClr val="2B579A"/>
+                      </a:solidFill>
+                    </a:ln>
+                  </a:spPr>
+                  <a:txBody>
+                    <a:bodyPr wrap="square" lIns="91440" tIns="45720" rIns="91440" bIns="45720"/>
+                    <a:lstStyle/>
+                    <a:p>
+                      <a:pPr algn="ctr"/>
+                      <a:r>
+                        <a:rPr sz="800" b="0" lang="zh-CN">
+                          <a:solidFill>
+                            <a:srgbClr val="000000"/>
+                          </a:solidFill>
+                          <a:ea typeface="微软雅黑"/>
+                        </a:rPr>
+                        <a:t>通道畅通/消防器材到位
+经常检查可用状态</a:t>
+                      </a:r>
+                      <a:endParaRPr sz="800" lang="zh-CN"/>
+                    </a:p>
+                  </a:txBody>
+                </a:sp>
+                <a:sp>
+                  <a:nvSpPr>
+                    <a:cNvPr id="23753" name="火情处置"/>
+                    <a:cNvSpPr/>
+                    <a:nvPr/>
+                  </a:nvSpPr>
+                  <a:spPr>
+                    <a:xfrm>
+                      <a:off x="720000" y="1620000"/>
+                      <a:ext cx="4680000" cy="432000"/>
+                    </a:xfrm>
+                    <a:prstGeom prst="roundRect">
+                      <a:avLst>
+                        <a:gd name="adj" fmla="val 12000"/>
+                      </a:avLst>
+                    </a:prstGeom>
+                    <a:solidFill>
+                      <a:srgbClr val="FFF2CC"/>
+                    </a:solidFill>
+                    <a:ln w="9525">
+                      <a:solidFill>
+                        <a:srgbClr val="BF8F00"/>
+                      </a:solidFill>
+                    </a:ln>
+                  </a:spPr>
+                  <a:txBody>
+                    <a:bodyPr wrap="square" lIns="91440" tIns="45720" rIns="91440" bIns="45720"/>
+                    <a:lstStyle/>
+                    <a:p>
+                      <a:pPr algn="ctr"/>
+                      <a:r>
+                        <a:rPr sz="800" b="0" lang="zh-CN">
+                          <a:solidFill>
+                            <a:srgbClr val="000000"/>
+                          </a:solidFill>
+                          <a:ea typeface="微软雅黑"/>
+                        </a:rPr>
+                        <a:t>火情处置</a:t>
+                      </a:r>
+                      <a:endParaRPr sz="800" lang="zh-CN"/>
+                    </a:p>
+                  </a:txBody>
+                </a:sp>
+                <a:sp>
+                  <a:nvSpPr>
+                    <a:cNvPr id="19172" name="切断电源"/>
+                    <a:cNvSpPr/>
+                    <a:nvPr/>
+                  </a:nvSpPr>
+                  <a:spPr>
+                    <a:xfrm>
+                      <a:off x="108000" y="2232000"/>
+                      <a:ext cx="1440000" cy="360000"/>
+                    </a:xfrm>
+                    <a:prstGeom prst="roundRect">
+                      <a:avLst>
+                        <a:gd name="adj" fmla="val 12000"/>
+                      </a:avLst>
+                    </a:prstGeom>
+                    <a:solidFill>
+                      <a:srgbClr val="FFC7CE"/>
+                    </a:solidFill>
+                    <a:ln w="9525">
+                      <a:solidFill>
+                        <a:srgbClr val="9C0006"/>
+                      </a:solidFill>
+                    </a:ln>
+                  </a:spPr>
+                  <a:txBody>
+                    <a:bodyPr wrap="square" lIns="91440" tIns="45720" rIns="91440" bIns="45720"/>
+                    <a:lstStyle/>
+                    <a:p>
+                      <a:pPr algn="ctr"/>
+                      <a:r>
+                        <a:rPr sz="800" b="0" lang="zh-CN">
+                          <a:solidFill>
+                            <a:srgbClr val="000000"/>
+                          </a:solidFill>
+                          <a:ea typeface="微软雅黑"/>
+                        </a:rPr>
+                        <a:t>切断电源</a:t>
+                      </a:r>
+                      <a:endParaRPr sz="800" lang="zh-CN"/>
+                    </a:p>
+                  </a:txBody>
+                </a:sp>
+                <a:sp>
+                  <a:nvSpPr>
+                    <a:cNvPr id="42867" name="使用消防设备灭火"/>
+                    <a:cNvSpPr/>
+                    <a:nvPr/>
+                  </a:nvSpPr>
+                  <a:spPr>
+                    <a:xfrm>
+                      <a:off x="1655999" y="2232000"/>
+                      <a:ext cx="1440000" cy="360000"/>
+                    </a:xfrm>
+                    <a:prstGeom prst="roundRect">
+                      <a:avLst>
+                        <a:gd name="adj" fmla="val 12000"/>
+                      </a:avLst>
+                    </a:prstGeom>
+                    <a:solidFill>
+                      <a:srgbClr val="FFC7CE"/>
+                    </a:solidFill>
+                    <a:ln w="9525">
+                      <a:solidFill>
+                        <a:srgbClr val="9C0006"/>
+                      </a:solidFill>
+                    </a:ln>
+                  </a:spPr>
+                  <a:txBody>
+                    <a:bodyPr wrap="square" lIns="91440" tIns="45720" rIns="91440" bIns="45720"/>
+                    <a:lstStyle/>
+                    <a:p>
+                      <a:pPr algn="ctr"/>
+                      <a:r>
+                        <a:rPr sz="800" b="0" lang="zh-CN">
+                          <a:solidFill>
+                            <a:srgbClr val="000000"/>
+                          </a:solidFill>
+                          <a:ea typeface="微软雅黑"/>
+                        </a:rPr>
+                        <a:t>使用消防设备灭火</a:t>
+                      </a:r>
+                      <a:endParaRPr sz="800" lang="zh-CN"/>
+                    </a:p>
+                  </a:txBody>
+                </a:sp>
+                <a:sp>
+                  <a:nvSpPr>
+                    <a:cNvPr id="87566" name="撤出仓库&#10;上报领导/安全员"/>
+                    <a:cNvSpPr/>
+                    <a:nvPr/>
+                  </a:nvSpPr>
+                  <a:spPr>
+                    <a:xfrm>
+                      <a:off x="3204000" y="2232000"/>
+                      <a:ext cx="1440000" cy="360000"/>
+                    </a:xfrm>
+                    <a:prstGeom prst="roundRect">
+                      <a:avLst>
+                        <a:gd name="adj" fmla="val 12000"/>
+                      </a:avLst>
+                    </a:prstGeom>
+                    <a:solidFill>
+                      <a:srgbClr val="FFC7CE"/>
+                    </a:solidFill>
+                    <a:ln w="9525">
+                      <a:solidFill>
+                        <a:srgbClr val="9C0006"/>
+                      </a:solidFill>
+                    </a:ln>
+                  </a:spPr>
+                  <a:txBody>
+                    <a:bodyPr wrap="square" lIns="91440" tIns="45720" rIns="91440" bIns="45720"/>
+                    <a:lstStyle/>
+                    <a:p>
+                      <a:pPr algn="ctr"/>
+                      <a:r>
+                        <a:rPr sz="800" b="0" lang="zh-CN">
+                          <a:solidFill>
+                            <a:srgbClr val="000000"/>
+                          </a:solidFill>
+                          <a:ea typeface="微软雅黑"/>
+                        </a:rPr>
+                        <a:t>撤出仓库
+上报领导/安全员</a:t>
+                      </a:r>
+                      <a:endParaRPr sz="800" lang="zh-CN"/>
+                    </a:p>
+                  </a:txBody>
+                </a:sp>
+                <a:sp>
+                  <a:nvSpPr>
+                    <a:cNvPr id="65527" name="火势大报119&#10;确认安全后返岗"/>
+                    <a:cNvSpPr/>
+                    <a:nvPr/>
+                  </a:nvSpPr>
+                  <a:spPr>
+                    <a:xfrm>
+                      <a:off x="4752000" y="2232000"/>
+                      <a:ext cx="1440000" cy="360000"/>
+                    </a:xfrm>
+                    <a:prstGeom prst="roundRect">
+                      <a:avLst>
+                        <a:gd name="adj" fmla="val 12000"/>
+                      </a:avLst>
+                    </a:prstGeom>
+                    <a:solidFill>
+                      <a:srgbClr val="FFC7CE"/>
+                    </a:solidFill>
+                    <a:ln w="9525">
+                      <a:solidFill>
+                        <a:srgbClr val="9C0006"/>
+                      </a:solidFill>
+                    </a:ln>
+                  </a:spPr>
+                  <a:txBody>
+                    <a:bodyPr wrap="square" lIns="91440" tIns="45720" rIns="91440" bIns="45720"/>
+                    <a:lstStyle/>
+                    <a:p>
+                      <a:pPr algn="ctr"/>
+                      <a:r>
+                        <a:rPr sz="800" b="0" lang="zh-CN">
+                          <a:solidFill>
+                            <a:srgbClr val="000000"/>
+                          </a:solidFill>
+                          <a:ea typeface="微软雅黑"/>
+                        </a:rPr>
+                        <a:t>火势大报119
+确认安全后返岗</a:t>
+                      </a:r>
+                      <a:endParaRPr sz="800" lang="zh-CN"/>
+                    </a:p>
+                  </a:txBody>
+                </a:sp>
+                <a:sp>
+                  <a:nvSpPr>
+                    <a:cNvPr id="7259" name="违规造成损失：仓库管理员为第一责任人&#10;仓"/>
+                    <a:cNvSpPr/>
+                    <a:nvPr/>
+                  </a:nvSpPr>
+                  <a:spPr>
+                    <a:xfrm>
+                      <a:off x="1440000" y="2808000"/>
+                      <a:ext cx="3240000" cy="360000"/>
+                    </a:xfrm>
+                    <a:prstGeom prst="roundRect">
+                      <a:avLst>
+                        <a:gd name="adj" fmla="val 12000"/>
+                      </a:avLst>
+                    </a:prstGeom>
+                    <a:solidFill>
+                      <a:srgbClr val="FFC7CE"/>
+                    </a:solidFill>
+                    <a:ln w="9525">
+                      <a:solidFill>
+                        <a:srgbClr val="9C0006"/>
+                      </a:solidFill>
+                    </a:ln>
+                  </a:spPr>
+                  <a:txBody>
+                    <a:bodyPr wrap="square" lIns="91440" tIns="45720" rIns="91440" bIns="45720"/>
+                    <a:lstStyle/>
+                    <a:p>
+                      <a:pPr algn="ctr"/>
+                      <a:r>
+                        <a:rPr sz="800" b="0" lang="zh-CN">
+                          <a:solidFill>
+                            <a:srgbClr val="000000"/>
+                          </a:solidFill>
+                          <a:ea typeface="微软雅黑"/>
+                        </a:rPr>
+                        <a:t>违规造成损失：仓库管理员为第一责任人
+仓库负责人/管理部门负直接管理责任</a:t>
+                      </a:r>
+                      <a:endParaRPr sz="800" lang="zh-CN"/>
+                    </a:p>
+                  </a:txBody>
+                </a:sp>
+                <a:sp>
+                  <a:nvSpPr>
+                    <a:cNvPr id="43634" name="label"/>
+                    <a:cNvSpPr/>
+                    <a:nvPr/>
+                  </a:nvSpPr>
+                  <a:spPr>
+                    <a:xfrm>
+                      <a:off x="792000" y="1475999"/>
+                      <a:ext cx="720000" cy="180000"/>
+                    </a:xfrm>
+                    <a:prstGeom prst="rect"/>
+                    <a:noFill/>
+                    <a:ln>
+                      <a:noFill/>
+                    </a:ln>
+                  </a:spPr>
+                  <a:txBody>
+                    <a:bodyPr wrap="square"/>
+                    <a:lstStyle/>
+                    <a:p>
+                      <a:pPr algn="ctr"/>
+                      <a:r>
+                        <a:rPr sz="500" lang="zh-CN">
+                          <a:solidFill>
+                            <a:srgbClr val="333333"/>
+                          </a:solidFill>
+                        </a:rPr>
+                        <a:t>↓</a:t>
+                      </a:r>
+                      <a:endParaRPr sz="500" lang="zh-CN"/>
+                    </a:p>
+                  </a:txBody>
+                </a:sp>
+                <a:sp>
+                  <a:nvSpPr>
+                    <a:cNvPr id="63057" name="label"/>
+                    <a:cNvSpPr/>
+                    <a:nvPr/>
+                  </a:nvSpPr>
+                  <a:spPr>
+                    <a:xfrm>
+                      <a:off x="2700000" y="1440000"/>
+                      <a:ext cx="1080000" cy="180000"/>
+                    </a:xfrm>
+                    <a:prstGeom prst="rect"/>
+                    <a:noFill/>
+                    <a:ln>
+                      <a:noFill/>
+                    </a:ln>
+                  </a:spPr>
+                  <a:txBody>
+                    <a:bodyPr wrap="square"/>
+                    <a:lstStyle/>
+                    <a:p>
+                      <a:pPr algn="ctr"/>
+                      <a:r>
+                        <a:rPr sz="500" lang="zh-CN">
+                          <a:solidFill>
+                            <a:srgbClr val="333333"/>
+                          </a:solidFill>
+                        </a:rPr>
+                        <a:t>流程：</a:t>
+                      </a:r>
+                      <a:endParaRPr sz="500" lang="zh-CN"/>
+                    </a:p>
+                  </a:txBody>
+                </a:sp>
+                <a:sp>
+                  <a:nvSpPr>
+                    <a:cNvPr id="31162" name="label"/>
+                    <a:cNvSpPr/>
+                    <a:nvPr/>
+                  </a:nvSpPr>
+                  <a:spPr>
+                    <a:xfrm>
+                      <a:off x="720000" y="2088000"/>
+                      <a:ext cx="720000" cy="180000"/>
+                    </a:xfrm>
+                    <a:prstGeom prst="rect"/>
+                    <a:noFill/>
+                    <a:ln>
+                      <a:noFill/>
+                    </a:ln>
+                  </a:spPr>
+                  <a:txBody>
+                    <a:bodyPr wrap="square"/>
+                    <a:lstStyle/>
+                    <a:p>
+                      <a:pPr algn="ctr"/>
+                      <a:r>
+                        <a:rPr sz="500" lang="zh-CN">
+                          <a:solidFill>
+                            <a:srgbClr val="333333"/>
+                          </a:solidFill>
+                        </a:rPr>
+                        <a:t>→</a:t>
+                      </a:r>
+                      <a:endParaRPr sz="500" lang="zh-CN"/>
+                    </a:p>
+                  </a:txBody>
+                </a:sp>
+                <a:sp>
+                  <a:nvSpPr>
+                    <a:cNvPr id="85515" name="label"/>
+                    <a:cNvSpPr/>
+                    <a:nvPr/>
+                  </a:nvSpPr>
+                  <a:spPr>
+                    <a:xfrm>
+                      <a:off x="2160000" y="2088000"/>
+                      <a:ext cx="720000" cy="180000"/>
+                    </a:xfrm>
+                    <a:prstGeom prst="rect"/>
+                    <a:noFill/>
+                    <a:ln>
+                      <a:noFill/>
+                    </a:ln>
+                  </a:spPr>
+                  <a:txBody>
+                    <a:bodyPr wrap="square"/>
+                    <a:lstStyle/>
+                    <a:p>
+                      <a:pPr algn="ctr"/>
+                      <a:r>
+                        <a:rPr sz="500" lang="zh-CN">
+                          <a:solidFill>
+                            <a:srgbClr val="333333"/>
+                          </a:solidFill>
+                        </a:rPr>
+                        <a:t>→</a:t>
+                      </a:r>
+                      <a:endParaRPr sz="500" lang="zh-CN"/>
+                    </a:p>
+                  </a:txBody>
+                </a:sp>
+                <a:sp>
+                  <a:nvSpPr>
+                    <a:cNvPr id="86135" name="label"/>
+                    <a:cNvSpPr/>
+                    <a:nvPr/>
+                  </a:nvSpPr>
+                  <a:spPr>
+                    <a:xfrm>
+                      <a:off x="3780000" y="2088000"/>
+                      <a:ext cx="720000" cy="180000"/>
+                    </a:xfrm>
+                    <a:prstGeom prst="rect"/>
+                    <a:noFill/>
+                    <a:ln>
+                      <a:noFill/>
+                    </a:ln>
+                  </a:spPr>
+                  <a:txBody>
+                    <a:bodyPr wrap="square"/>
+                    <a:lstStyle/>
+                    <a:p>
+                      <a:pPr algn="ctr"/>
+                      <a:r>
+                        <a:rPr sz="500" lang="zh-CN">
+                          <a:solidFill>
+                            <a:srgbClr val="333333"/>
+                          </a:solidFill>
+                        </a:rPr>
+                        <a:t>→</a:t>
+                      </a:r>
+                      <a:endParaRPr sz="500" lang="zh-CN"/>
+                    </a:p>
+                  </a:txBody>
+                </a:sp>
+                <a:sp>
+                  <a:nvSpPr>
+                    <a:cNvPr id="65669" name="label"/>
+                    <a:cNvSpPr/>
+                    <a:nvPr/>
+                  </a:nvSpPr>
+                  <a:spPr>
+                    <a:xfrm>
+                      <a:off x="2700000" y="2664000"/>
+                      <a:ext cx="720000" cy="180000"/>
+                    </a:xfrm>
+                    <a:prstGeom prst="rect"/>
+                    <a:noFill/>
+                    <a:ln>
+                      <a:noFill/>
+                    </a:ln>
+                  </a:spPr>
+                  <a:txBody>
+                    <a:bodyPr wrap="square"/>
+                    <a:lstStyle/>
+                    <a:p>
+                      <a:pPr algn="ctr"/>
+                      <a:r>
+                        <a:rPr sz="600" lang="zh-CN">
+                          <a:solidFill>
+                            <a:srgbClr val="333333"/>
+                          </a:solidFill>
+                        </a:rPr>
+                        <a:t>↓</a:t>
+                      </a:r>
+                      <a:endParaRPr sz="600" lang="zh-CN"/>
+                    </a:p>
+                  </a:txBody>
+                </a:sp>
+              </a:grpSp>
+            </a:graphicData>
+          </a:graphic>
+        </wp:inline>
+      </w:drawing>
     </w:p>
     <w:sectPr>
-      <w:pgSz w:w="12240" w:h="15840"/>
-      <w:pgMar w:top="1134" w:right="1417" w:bottom="1134" w:left="1417" w:header="720" w:footer="720" w:gutter="0"/>
+      <w:pgSz w:w="11906" w:h="16838"/>
+      <w:pgMar w:top="850" w:right="1134" w:bottom="850" w:left="1134" w:header="720" w:footer="720" w:gutter="0"/>
       <w:cols w:space="720"/>
       <w:docGrid w:linePitch="360"/>
     </w:sectPr>
@@ -4836,10 +5504,6 @@
     <w:name w:val="Normal"/>
     <w:qFormat/>
     <w:rsid w:val="00FC693F"/>
-    <w:rPr>
-      <w:rFonts w:ascii="微软雅黑" w:hAnsi="微软雅黑" w:eastAsia="微软雅黑"/>
-      <w:sz w:val="21"/>
-    </w:rPr>
   </w:style>
   <w:style w:type="paragraph" w:styleId="Header">
     <w:name w:val="header"/>
